--- a/klagomål/A 28153-2025 FSC-klagomål.docx
+++ b/klagomål/A 28153-2025 FSC-klagomål.docx
@@ -1584,7 +1584,7 @@
     <w:r>
       <w:tab/>
       <w:tab/>
-      <w:t>2025-10-09</w:t>
+      <w:t>2025-10-10</w:t>
       <w:br/>
       <w:br/>
     </w:r>

--- a/klagomål/A 28153-2025 FSC-klagomål.docx
+++ b/klagomål/A 28153-2025 FSC-klagomål.docx
@@ -1584,7 +1584,7 @@
     <w:r>
       <w:tab/>
       <w:tab/>
-      <w:t>2025-10-10</w:t>
+      <w:t>2025-10-11</w:t>
       <w:br/>
       <w:br/>
     </w:r>

--- a/klagomål/A 28153-2025 FSC-klagomål.docx
+++ b/klagomål/A 28153-2025 FSC-klagomål.docx
@@ -1584,7 +1584,7 @@
     <w:r>
       <w:tab/>
       <w:tab/>
-      <w:t>2025-10-16</w:t>
+      <w:t>2025-10-17</w:t>
       <w:br/>
       <w:br/>
     </w:r>

--- a/klagomål/A 28153-2025 FSC-klagomål.docx
+++ b/klagomål/A 28153-2025 FSC-klagomål.docx
@@ -1584,7 +1584,7 @@
     <w:r>
       <w:tab/>
       <w:tab/>
-      <w:t>2025-10-17</w:t>
+      <w:t>2025-10-18</w:t>
       <w:br/>
       <w:br/>
     </w:r>

--- a/klagomål/A 28153-2025 FSC-klagomål.docx
+++ b/klagomål/A 28153-2025 FSC-klagomål.docx
@@ -1584,7 +1584,7 @@
     <w:r>
       <w:tab/>
       <w:tab/>
-      <w:t>2025-10-18</w:t>
+      <w:t>2025-10-19</w:t>
       <w:br/>
       <w:br/>
     </w:r>

--- a/klagomål/A 28153-2025 FSC-klagomål.docx
+++ b/klagomål/A 28153-2025 FSC-klagomål.docx
@@ -1584,7 +1584,7 @@
     <w:r>
       <w:tab/>
       <w:tab/>
-      <w:t>2025-10-19</w:t>
+      <w:t>2025-10-20</w:t>
       <w:br/>
       <w:br/>
     </w:r>

--- a/klagomål/A 28153-2025 FSC-klagomål.docx
+++ b/klagomål/A 28153-2025 FSC-klagomål.docx
@@ -1584,7 +1584,7 @@
     <w:r>
       <w:tab/>
       <w:tab/>
-      <w:t>2025-10-20</w:t>
+      <w:t>2025-10-21</w:t>
       <w:br/>
       <w:br/>
     </w:r>

--- a/klagomål/A 28153-2025 FSC-klagomål.docx
+++ b/klagomål/A 28153-2025 FSC-klagomål.docx
@@ -432,7 +432,7 @@
         <w:t>Pucciniastrum goodyerae</w:t>
       </w:r>
       <w:r>
-        <w:t xml:space="preserve"> är klassad som NE (ej bedömd) i rödlistan(SLU Artdatabanken, 2024).</w:t>
+        <w:t xml:space="preserve"> är klassad som NE (ej bedömd) i rödlistan (SLU Artdatabanken, 2024).</w:t>
       </w:r>
     </w:p>
     <w:p>
@@ -1584,7 +1584,7 @@
     <w:r>
       <w:tab/>
       <w:tab/>
-      <w:t>2025-10-21</w:t>
+      <w:t>2025-10-22</w:t>
       <w:br/>
       <w:br/>
     </w:r>

--- a/klagomål/A 28153-2025 FSC-klagomål.docx
+++ b/klagomål/A 28153-2025 FSC-klagomål.docx
@@ -1584,7 +1584,7 @@
     <w:r>
       <w:tab/>
       <w:tab/>
-      <w:t>2025-10-22</w:t>
+      <w:t>2025-10-23</w:t>
       <w:br/>
       <w:br/>
     </w:r>

--- a/klagomål/A 28153-2025 FSC-klagomål.docx
+++ b/klagomål/A 28153-2025 FSC-klagomål.docx
@@ -1584,7 +1584,7 @@
     <w:r>
       <w:tab/>
       <w:tab/>
-      <w:t>2025-10-23</w:t>
+      <w:t>2025-10-24</w:t>
       <w:br/>
       <w:br/>
     </w:r>

--- a/klagomål/A 28153-2025 FSC-klagomål.docx
+++ b/klagomål/A 28153-2025 FSC-klagomål.docx
@@ -1584,7 +1584,7 @@
     <w:r>
       <w:tab/>
       <w:tab/>
-      <w:t>2025-10-24</w:t>
+      <w:t>2025-10-25</w:t>
       <w:br/>
       <w:br/>
     </w:r>

--- a/klagomål/A 28153-2025 FSC-klagomål.docx
+++ b/klagomål/A 28153-2025 FSC-klagomål.docx
@@ -1584,7 +1584,7 @@
     <w:r>
       <w:tab/>
       <w:tab/>
-      <w:t>2025-10-25</w:t>
+      <w:t>2025-10-26</w:t>
       <w:br/>
       <w:br/>
     </w:r>

--- a/klagomål/A 28153-2025 FSC-klagomål.docx
+++ b/klagomål/A 28153-2025 FSC-klagomål.docx
@@ -1584,7 +1584,7 @@
     <w:r>
       <w:tab/>
       <w:tab/>
-      <w:t>2025-10-26</w:t>
+      <w:t>2025-10-27</w:t>
       <w:br/>
       <w:br/>
     </w:r>

--- a/klagomål/A 28153-2025 FSC-klagomål.docx
+++ b/klagomål/A 28153-2025 FSC-klagomål.docx
@@ -1584,7 +1584,7 @@
     <w:r>
       <w:tab/>
       <w:tab/>
-      <w:t>2025-10-27</w:t>
+      <w:t>2025-10-28</w:t>
       <w:br/>
       <w:br/>
     </w:r>

--- a/klagomål/A 28153-2025 FSC-klagomål.docx
+++ b/klagomål/A 28153-2025 FSC-klagomål.docx
@@ -1584,7 +1584,7 @@
     <w:r>
       <w:tab/>
       <w:tab/>
-      <w:t>2025-10-28</w:t>
+      <w:t>2025-10-29</w:t>
       <w:br/>
       <w:br/>
     </w:r>

--- a/klagomål/A 28153-2025 FSC-klagomål.docx
+++ b/klagomål/A 28153-2025 FSC-klagomål.docx
@@ -1584,7 +1584,7 @@
     <w:r>
       <w:tab/>
       <w:tab/>
-      <w:t>2025-10-29</w:t>
+      <w:t>2025-10-30</w:t>
       <w:br/>
       <w:br/>
     </w:r>

--- a/klagomål/A 28153-2025 FSC-klagomål.docx
+++ b/klagomål/A 28153-2025 FSC-klagomål.docx
@@ -1584,7 +1584,7 @@
     <w:r>
       <w:tab/>
       <w:tab/>
-      <w:t>2025-10-30</w:t>
+      <w:t>2025-10-31</w:t>
       <w:br/>
       <w:br/>
     </w:r>

--- a/klagomål/A 28153-2025 FSC-klagomål.docx
+++ b/klagomål/A 28153-2025 FSC-klagomål.docx
@@ -1584,7 +1584,7 @@
     <w:r>
       <w:tab/>
       <w:tab/>
-      <w:t>2025-10-31</w:t>
+      <w:t>2025-11-01</w:t>
       <w:br/>
       <w:br/>
     </w:r>

--- a/klagomål/A 28153-2025 FSC-klagomål.docx
+++ b/klagomål/A 28153-2025 FSC-klagomål.docx
@@ -1584,7 +1584,7 @@
     <w:r>
       <w:tab/>
       <w:tab/>
-      <w:t>2025-11-01</w:t>
+      <w:t>2025-11-02</w:t>
       <w:br/>
       <w:br/>
     </w:r>

--- a/klagomål/A 28153-2025 FSC-klagomål.docx
+++ b/klagomål/A 28153-2025 FSC-klagomål.docx
@@ -1584,7 +1584,7 @@
     <w:r>
       <w:tab/>
       <w:tab/>
-      <w:t>2025-11-02</w:t>
+      <w:t>2025-11-03</w:t>
       <w:br/>
       <w:br/>
     </w:r>

--- a/klagomål/A 28153-2025 FSC-klagomål.docx
+++ b/klagomål/A 28153-2025 FSC-klagomål.docx
@@ -1584,7 +1584,7 @@
     <w:r>
       <w:tab/>
       <w:tab/>
-      <w:t>2025-11-03</w:t>
+      <w:t>2025-11-04</w:t>
       <w:br/>
       <w:br/>
     </w:r>

--- a/klagomål/A 28153-2025 FSC-klagomål.docx
+++ b/klagomål/A 28153-2025 FSC-klagomål.docx
@@ -1584,7 +1584,7 @@
     <w:r>
       <w:tab/>
       <w:tab/>
-      <w:t>2025-11-04</w:t>
+      <w:t>2025-11-05</w:t>
       <w:br/>
       <w:br/>
     </w:r>

--- a/klagomål/A 28153-2025 FSC-klagomål.docx
+++ b/klagomål/A 28153-2025 FSC-klagomål.docx
@@ -1584,7 +1584,7 @@
     <w:r>
       <w:tab/>
       <w:tab/>
-      <w:t>2025-11-05</w:t>
+      <w:t>2025-11-06</w:t>
       <w:br/>
       <w:br/>
     </w:r>

--- a/klagomål/A 28153-2025 FSC-klagomål.docx
+++ b/klagomål/A 28153-2025 FSC-klagomål.docx
@@ -1584,7 +1584,7 @@
     <w:r>
       <w:tab/>
       <w:tab/>
-      <w:t>2025-11-06</w:t>
+      <w:t>2025-11-07</w:t>
       <w:br/>
       <w:br/>
     </w:r>

--- a/klagomål/A 28153-2025 FSC-klagomål.docx
+++ b/klagomål/A 28153-2025 FSC-klagomål.docx
@@ -1584,7 +1584,7 @@
     <w:r>
       <w:tab/>
       <w:tab/>
-      <w:t>2025-11-07</w:t>
+      <w:t>2025-11-08</w:t>
       <w:br/>
       <w:br/>
     </w:r>

--- a/klagomål/A 28153-2025 FSC-klagomål.docx
+++ b/klagomål/A 28153-2025 FSC-klagomål.docx
@@ -1584,7 +1584,7 @@
     <w:r>
       <w:tab/>
       <w:tab/>
-      <w:t>2025-11-08</w:t>
+      <w:t>2025-11-09</w:t>
       <w:br/>
       <w:br/>
     </w:r>

--- a/klagomål/A 28153-2025 FSC-klagomål.docx
+++ b/klagomål/A 28153-2025 FSC-klagomål.docx
@@ -1584,7 +1584,7 @@
     <w:r>
       <w:tab/>
       <w:tab/>
-      <w:t>2025-11-09</w:t>
+      <w:t>2025-11-10</w:t>
       <w:br/>
       <w:br/>
     </w:r>

--- a/klagomål/A 28153-2025 FSC-klagomål.docx
+++ b/klagomål/A 28153-2025 FSC-klagomål.docx
@@ -1584,7 +1584,7 @@
     <w:r>
       <w:tab/>
       <w:tab/>
-      <w:t>2025-11-10</w:t>
+      <w:t>2025-11-11</w:t>
       <w:br/>
       <w:br/>
     </w:r>

--- a/klagomål/A 28153-2025 FSC-klagomål.docx
+++ b/klagomål/A 28153-2025 FSC-klagomål.docx
@@ -1584,7 +1584,7 @@
     <w:r>
       <w:tab/>
       <w:tab/>
-      <w:t>2025-11-11</w:t>
+      <w:t>2025-11-12</w:t>
       <w:br/>
       <w:br/>
     </w:r>

--- a/klagomål/A 28153-2025 FSC-klagomål.docx
+++ b/klagomål/A 28153-2025 FSC-klagomål.docx
@@ -1584,7 +1584,7 @@
     <w:r>
       <w:tab/>
       <w:tab/>
-      <w:t>2025-11-12</w:t>
+      <w:t>2025-11-13</w:t>
       <w:br/>
       <w:br/>
     </w:r>

--- a/klagomål/A 28153-2025 FSC-klagomål.docx
+++ b/klagomål/A 28153-2025 FSC-klagomål.docx
@@ -1584,7 +1584,7 @@
     <w:r>
       <w:tab/>
       <w:tab/>
-      <w:t>2025-11-13</w:t>
+      <w:t>2025-11-14</w:t>
       <w:br/>
       <w:br/>
     </w:r>

--- a/klagomål/A 28153-2025 FSC-klagomål.docx
+++ b/klagomål/A 28153-2025 FSC-klagomål.docx
@@ -1584,7 +1584,7 @@
     <w:r>
       <w:tab/>
       <w:tab/>
-      <w:t>2025-11-14</w:t>
+      <w:t>2025-11-15</w:t>
       <w:br/>
       <w:br/>
     </w:r>

--- a/klagomål/A 28153-2025 FSC-klagomål.docx
+++ b/klagomål/A 28153-2025 FSC-klagomål.docx
@@ -1584,7 +1584,7 @@
     <w:r>
       <w:tab/>
       <w:tab/>
-      <w:t>2025-11-15</w:t>
+      <w:t>2025-11-20</w:t>
       <w:br/>
       <w:br/>
     </w:r>

--- a/klagomål/A 28153-2025 FSC-klagomål.docx
+++ b/klagomål/A 28153-2025 FSC-klagomål.docx
@@ -1584,7 +1584,7 @@
     <w:r>
       <w:tab/>
       <w:tab/>
-      <w:t>2025-11-20</w:t>
+      <w:t>2025-11-21</w:t>
       <w:br/>
       <w:br/>
     </w:r>

--- a/klagomål/A 28153-2025 FSC-klagomål.docx
+++ b/klagomål/A 28153-2025 FSC-klagomål.docx
@@ -1584,7 +1584,7 @@
     <w:r>
       <w:tab/>
       <w:tab/>
-      <w:t>2025-11-21</w:t>
+      <w:t>2025-11-22</w:t>
       <w:br/>
       <w:br/>
     </w:r>

--- a/klagomål/A 28153-2025 FSC-klagomål.docx
+++ b/klagomål/A 28153-2025 FSC-klagomål.docx
@@ -1584,7 +1584,7 @@
     <w:r>
       <w:tab/>
       <w:tab/>
-      <w:t>2025-11-22</w:t>
+      <w:t>2025-11-23</w:t>
       <w:br/>
       <w:br/>
     </w:r>

--- a/klagomål/A 28153-2025 FSC-klagomål.docx
+++ b/klagomål/A 28153-2025 FSC-klagomål.docx
@@ -1584,7 +1584,7 @@
     <w:r>
       <w:tab/>
       <w:tab/>
-      <w:t>2025-11-23</w:t>
+      <w:t>2025-11-24</w:t>
       <w:br/>
       <w:br/>
     </w:r>

--- a/klagomål/A 28153-2025 FSC-klagomål.docx
+++ b/klagomål/A 28153-2025 FSC-klagomål.docx
@@ -1584,7 +1584,7 @@
     <w:r>
       <w:tab/>
       <w:tab/>
-      <w:t>2025-11-24</w:t>
+      <w:t>2025-11-25</w:t>
       <w:br/>
       <w:br/>
     </w:r>

--- a/klagomål/A 28153-2025 FSC-klagomål.docx
+++ b/klagomål/A 28153-2025 FSC-klagomål.docx
@@ -1584,7 +1584,7 @@
     <w:r>
       <w:tab/>
       <w:tab/>
-      <w:t>2025-11-25</w:t>
+      <w:t>2025-11-26</w:t>
       <w:br/>
       <w:br/>
     </w:r>

--- a/klagomål/A 28153-2025 FSC-klagomål.docx
+++ b/klagomål/A 28153-2025 FSC-klagomål.docx
@@ -1584,7 +1584,7 @@
     <w:r>
       <w:tab/>
       <w:tab/>
-      <w:t>2025-11-26</w:t>
+      <w:t>2025-11-27</w:t>
       <w:br/>
       <w:br/>
     </w:r>

--- a/klagomål/A 28153-2025 FSC-klagomål.docx
+++ b/klagomål/A 28153-2025 FSC-klagomål.docx
@@ -1584,7 +1584,7 @@
     <w:r>
       <w:tab/>
       <w:tab/>
-      <w:t>2025-11-27</w:t>
+      <w:t>2025-11-28</w:t>
       <w:br/>
       <w:br/>
     </w:r>

--- a/klagomål/A 28153-2025 FSC-klagomål.docx
+++ b/klagomål/A 28153-2025 FSC-klagomål.docx
@@ -1584,7 +1584,7 @@
     <w:r>
       <w:tab/>
       <w:tab/>
-      <w:t>2025-11-28</w:t>
+      <w:t>2025-11-29</w:t>
       <w:br/>
       <w:br/>
     </w:r>

--- a/klagomål/A 28153-2025 FSC-klagomål.docx
+++ b/klagomål/A 28153-2025 FSC-klagomål.docx
@@ -1584,7 +1584,7 @@
     <w:r>
       <w:tab/>
       <w:tab/>
-      <w:t>2025-11-29</w:t>
+      <w:t>2025-11-30</w:t>
       <w:br/>
       <w:br/>
     </w:r>

--- a/klagomål/A 28153-2025 FSC-klagomål.docx
+++ b/klagomål/A 28153-2025 FSC-klagomål.docx
@@ -1584,7 +1584,7 @@
     <w:r>
       <w:tab/>
       <w:tab/>
-      <w:t>2025-11-30</w:t>
+      <w:t>2025-12-01</w:t>
       <w:br/>
       <w:br/>
     </w:r>

--- a/klagomål/A 28153-2025 FSC-klagomål.docx
+++ b/klagomål/A 28153-2025 FSC-klagomål.docx
@@ -1584,7 +1584,7 @@
     <w:r>
       <w:tab/>
       <w:tab/>
-      <w:t>2025-12-01</w:t>
+      <w:t>2025-12-02</w:t>
       <w:br/>
       <w:br/>
     </w:r>

--- a/klagomål/A 28153-2025 FSC-klagomål.docx
+++ b/klagomål/A 28153-2025 FSC-klagomål.docx
@@ -1584,7 +1584,7 @@
     <w:r>
       <w:tab/>
       <w:tab/>
-      <w:t>2025-12-02</w:t>
+      <w:t>2025-12-03</w:t>
       <w:br/>
       <w:br/>
     </w:r>

--- a/klagomål/A 28153-2025 FSC-klagomål.docx
+++ b/klagomål/A 28153-2025 FSC-klagomål.docx
@@ -1584,7 +1584,7 @@
     <w:r>
       <w:tab/>
       <w:tab/>
-      <w:t>2025-12-03</w:t>
+      <w:t>2025-12-04</w:t>
       <w:br/>
       <w:br/>
     </w:r>

--- a/klagomål/A 28153-2025 FSC-klagomål.docx
+++ b/klagomål/A 28153-2025 FSC-klagomål.docx
@@ -1584,7 +1584,7 @@
     <w:r>
       <w:tab/>
       <w:tab/>
-      <w:t>2025-12-04</w:t>
+      <w:t>2025-12-05</w:t>
       <w:br/>
       <w:br/>
     </w:r>

--- a/klagomål/A 28153-2025 FSC-klagomål.docx
+++ b/klagomål/A 28153-2025 FSC-klagomål.docx
@@ -1584,7 +1584,7 @@
     <w:r>
       <w:tab/>
       <w:tab/>
-      <w:t>2025-12-05</w:t>
+      <w:t>2025-12-06</w:t>
       <w:br/>
       <w:br/>
     </w:r>

--- a/klagomål/A 28153-2025 FSC-klagomål.docx
+++ b/klagomål/A 28153-2025 FSC-klagomål.docx
@@ -1584,7 +1584,7 @@
     <w:r>
       <w:tab/>
       <w:tab/>
-      <w:t>2025-12-06</w:t>
+      <w:t>2025-12-07</w:t>
       <w:br/>
       <w:br/>
     </w:r>

--- a/klagomål/A 28153-2025 FSC-klagomål.docx
+++ b/klagomål/A 28153-2025 FSC-klagomål.docx
@@ -1584,7 +1584,7 @@
     <w:r>
       <w:tab/>
       <w:tab/>
-      <w:t>2025-12-07</w:t>
+      <w:t>2025-12-08</w:t>
       <w:br/>
       <w:br/>
     </w:r>

--- a/klagomål/A 28153-2025 FSC-klagomål.docx
+++ b/klagomål/A 28153-2025 FSC-klagomål.docx
@@ -1584,7 +1584,7 @@
     <w:r>
       <w:tab/>
       <w:tab/>
-      <w:t>2025-12-08</w:t>
+      <w:t>2025-12-09</w:t>
       <w:br/>
       <w:br/>
     </w:r>

--- a/klagomål/A 28153-2025 FSC-klagomål.docx
+++ b/klagomål/A 28153-2025 FSC-klagomål.docx
@@ -1584,7 +1584,7 @@
     <w:r>
       <w:tab/>
       <w:tab/>
-      <w:t>2025-12-09</w:t>
+      <w:t>2025-12-10</w:t>
       <w:br/>
       <w:br/>
     </w:r>

--- a/klagomål/A 28153-2025 FSC-klagomål.docx
+++ b/klagomål/A 28153-2025 FSC-klagomål.docx
@@ -1584,7 +1584,7 @@
     <w:r>
       <w:tab/>
       <w:tab/>
-      <w:t>2025-12-10</w:t>
+      <w:t>2025-12-11</w:t>
       <w:br/>
       <w:br/>
     </w:r>

--- a/klagomål/A 28153-2025 FSC-klagomål.docx
+++ b/klagomål/A 28153-2025 FSC-klagomål.docx
@@ -1584,7 +1584,7 @@
     <w:r>
       <w:tab/>
       <w:tab/>
-      <w:t>2025-12-11</w:t>
+      <w:t>2025-12-12</w:t>
       <w:br/>
       <w:br/>
     </w:r>

--- a/klagomål/A 28153-2025 FSC-klagomål.docx
+++ b/klagomål/A 28153-2025 FSC-klagomål.docx
@@ -1584,7 +1584,7 @@
     <w:r>
       <w:tab/>
       <w:tab/>
-      <w:t>2025-12-12</w:t>
+      <w:t>2025-12-13</w:t>
       <w:br/>
       <w:br/>
     </w:r>

--- a/klagomål/A 28153-2025 FSC-klagomål.docx
+++ b/klagomål/A 28153-2025 FSC-klagomål.docx
@@ -1584,7 +1584,7 @@
     <w:r>
       <w:tab/>
       <w:tab/>
-      <w:t>2025-12-19</w:t>
+      <w:t>2025-12-20</w:t>
       <w:br/>
       <w:br/>
     </w:r>

--- a/klagomål/A 28153-2025 FSC-klagomål.docx
+++ b/klagomål/A 28153-2025 FSC-klagomål.docx
@@ -1584,7 +1584,7 @@
     <w:r>
       <w:tab/>
       <w:tab/>
-      <w:t>2025-12-20</w:t>
+      <w:t>2025-12-21</w:t>
       <w:br/>
       <w:br/>
     </w:r>

--- a/klagomål/A 28153-2025 FSC-klagomål.docx
+++ b/klagomål/A 28153-2025 FSC-klagomål.docx
@@ -1584,7 +1584,7 @@
     <w:r>
       <w:tab/>
       <w:tab/>
-      <w:t>2025-12-21</w:t>
+      <w:t>2025-12-22</w:t>
       <w:br/>
       <w:br/>
     </w:r>

--- a/klagomål/A 28153-2025 FSC-klagomål.docx
+++ b/klagomål/A 28153-2025 FSC-klagomål.docx
@@ -1584,7 +1584,7 @@
     <w:r>
       <w:tab/>
       <w:tab/>
-      <w:t>2025-12-22</w:t>
+      <w:t>2025-12-26</w:t>
       <w:br/>
       <w:br/>
     </w:r>

--- a/klagomål/A 28153-2025 FSC-klagomål.docx
+++ b/klagomål/A 28153-2025 FSC-klagomål.docx
@@ -1584,7 +1584,7 @@
     <w:r>
       <w:tab/>
       <w:tab/>
-      <w:t>2025-12-26</w:t>
+      <w:t>2025-12-28</w:t>
       <w:br/>
       <w:br/>
     </w:r>

--- a/klagomål/A 28153-2025 FSC-klagomål.docx
+++ b/klagomål/A 28153-2025 FSC-klagomål.docx
@@ -1584,7 +1584,7 @@
     <w:r>
       <w:tab/>
       <w:tab/>
-      <w:t>2025-12-28</w:t>
+      <w:t>2025-12-29</w:t>
       <w:br/>
       <w:br/>
     </w:r>

--- a/klagomål/A 28153-2025 FSC-klagomål.docx
+++ b/klagomål/A 28153-2025 FSC-klagomål.docx
@@ -1584,7 +1584,7 @@
     <w:r>
       <w:tab/>
       <w:tab/>
-      <w:t>2025-12-29</w:t>
+      <w:t>2025-12-30</w:t>
       <w:br/>
       <w:br/>
     </w:r>

--- a/klagomål/A 28153-2025 FSC-klagomål.docx
+++ b/klagomål/A 28153-2025 FSC-klagomål.docx
@@ -1584,7 +1584,7 @@
     <w:r>
       <w:tab/>
       <w:tab/>
-      <w:t>2025-12-30</w:t>
+      <w:t>2025-12-31</w:t>
       <w:br/>
       <w:br/>
     </w:r>

--- a/klagomål/A 28153-2025 FSC-klagomål.docx
+++ b/klagomål/A 28153-2025 FSC-klagomål.docx
@@ -1584,7 +1584,7 @@
     <w:r>
       <w:tab/>
       <w:tab/>
-      <w:t>2025-12-31</w:t>
+      <w:t>2026-01-03</w:t>
       <w:br/>
       <w:br/>
     </w:r>

--- a/klagomål/A 28153-2025 FSC-klagomål.docx
+++ b/klagomål/A 28153-2025 FSC-klagomål.docx
@@ -1584,7 +1584,7 @@
     <w:r>
       <w:tab/>
       <w:tab/>
-      <w:t>2026-01-07</w:t>
+      <w:t>2026-01-08</w:t>
       <w:br/>
       <w:br/>
     </w:r>

--- a/klagomål/A 28153-2025 FSC-klagomål.docx
+++ b/klagomål/A 28153-2025 FSC-klagomål.docx
@@ -1584,7 +1584,7 @@
     <w:r>
       <w:tab/>
       <w:tab/>
-      <w:t>2026-01-08</w:t>
+      <w:t>2026-01-09</w:t>
       <w:br/>
       <w:br/>
     </w:r>

--- a/klagomål/A 28153-2025 FSC-klagomål.docx
+++ b/klagomål/A 28153-2025 FSC-klagomål.docx
@@ -1584,7 +1584,7 @@
     <w:r>
       <w:tab/>
       <w:tab/>
-      <w:t>2026-01-09</w:t>
+      <w:t>2026-01-10</w:t>
       <w:br/>
       <w:br/>
     </w:r>

--- a/klagomål/A 28153-2025 FSC-klagomål.docx
+++ b/klagomål/A 28153-2025 FSC-klagomål.docx
@@ -1584,7 +1584,7 @@
     <w:r>
       <w:tab/>
       <w:tab/>
-      <w:t>2026-01-10</w:t>
+      <w:t>2026-01-11</w:t>
       <w:br/>
       <w:br/>
     </w:r>

--- a/klagomål/A 28153-2025 FSC-klagomål.docx
+++ b/klagomål/A 28153-2025 FSC-klagomål.docx
@@ -1584,7 +1584,7 @@
     <w:r>
       <w:tab/>
       <w:tab/>
-      <w:t>2026-01-11</w:t>
+      <w:t>2026-01-12</w:t>
       <w:br/>
       <w:br/>
     </w:r>

--- a/klagomål/A 28153-2025 FSC-klagomål.docx
+++ b/klagomål/A 28153-2025 FSC-klagomål.docx
@@ -1584,7 +1584,7 @@
     <w:r>
       <w:tab/>
       <w:tab/>
-      <w:t>2026-01-12</w:t>
+      <w:t>2026-01-13</w:t>
       <w:br/>
       <w:br/>
     </w:r>

--- a/klagomål/A 28153-2025 FSC-klagomål.docx
+++ b/klagomål/A 28153-2025 FSC-klagomål.docx
@@ -1584,7 +1584,7 @@
     <w:r>
       <w:tab/>
       <w:tab/>
-      <w:t>2026-01-13</w:t>
+      <w:t>2026-01-14</w:t>
       <w:br/>
       <w:br/>
     </w:r>

--- a/klagomål/A 28153-2025 FSC-klagomål.docx
+++ b/klagomål/A 28153-2025 FSC-klagomål.docx
@@ -1584,7 +1584,7 @@
     <w:r>
       <w:tab/>
       <w:tab/>
-      <w:t>2026-01-14</w:t>
+      <w:t>2026-01-15</w:t>
       <w:br/>
       <w:br/>
     </w:r>

--- a/klagomål/A 28153-2025 FSC-klagomål.docx
+++ b/klagomål/A 28153-2025 FSC-klagomål.docx
@@ -1584,7 +1584,7 @@
     <w:r>
       <w:tab/>
       <w:tab/>
-      <w:t>2026-01-15</w:t>
+      <w:t>2026-01-16</w:t>
       <w:br/>
       <w:br/>
     </w:r>

--- a/klagomål/A 28153-2025 FSC-klagomål.docx
+++ b/klagomål/A 28153-2025 FSC-klagomål.docx
@@ -1584,7 +1584,7 @@
     <w:r>
       <w:tab/>
       <w:tab/>
-      <w:t>2026-01-16</w:t>
+      <w:t>2026-01-17</w:t>
       <w:br/>
       <w:br/>
     </w:r>

--- a/klagomål/A 28153-2025 FSC-klagomål.docx
+++ b/klagomål/A 28153-2025 FSC-klagomål.docx
@@ -1584,7 +1584,7 @@
     <w:r>
       <w:tab/>
       <w:tab/>
-      <w:t>2026-01-17</w:t>
+      <w:t>2026-01-18</w:t>
       <w:br/>
       <w:br/>
     </w:r>

--- a/klagomål/A 28153-2025 FSC-klagomål.docx
+++ b/klagomål/A 28153-2025 FSC-klagomål.docx
@@ -1584,7 +1584,7 @@
     <w:r>
       <w:tab/>
       <w:tab/>
-      <w:t>2026-01-18</w:t>
+      <w:t>2026-01-19</w:t>
       <w:br/>
       <w:br/>
     </w:r>

--- a/klagomål/A 28153-2025 FSC-klagomål.docx
+++ b/klagomål/A 28153-2025 FSC-klagomål.docx
@@ -1584,7 +1584,7 @@
     <w:r>
       <w:tab/>
       <w:tab/>
-      <w:t>2026-01-19</w:t>
+      <w:t>2026-01-20</w:t>
       <w:br/>
       <w:br/>
     </w:r>

--- a/klagomål/A 28153-2025 FSC-klagomål.docx
+++ b/klagomål/A 28153-2025 FSC-klagomål.docx
@@ -1584,7 +1584,7 @@
     <w:r>
       <w:tab/>
       <w:tab/>
-      <w:t>2026-01-20</w:t>
+      <w:t>2026-01-21</w:t>
       <w:br/>
       <w:br/>
     </w:r>

--- a/klagomål/A 28153-2025 FSC-klagomål.docx
+++ b/klagomål/A 28153-2025 FSC-klagomål.docx
@@ -1584,7 +1584,7 @@
     <w:r>
       <w:tab/>
       <w:tab/>
-      <w:t>2026-01-21</w:t>
+      <w:t>2026-01-23</w:t>
       <w:br/>
       <w:br/>
     </w:r>

--- a/klagomål/A 28153-2025 FSC-klagomål.docx
+++ b/klagomål/A 28153-2025 FSC-klagomål.docx
@@ -1584,7 +1584,7 @@
     <w:r>
       <w:tab/>
       <w:tab/>
-      <w:t>2026-01-23</w:t>
+      <w:t>2026-01-24</w:t>
       <w:br/>
       <w:br/>
     </w:r>

--- a/klagomål/A 28153-2025 FSC-klagomål.docx
+++ b/klagomål/A 28153-2025 FSC-klagomål.docx
@@ -1584,7 +1584,7 @@
     <w:r>
       <w:tab/>
       <w:tab/>
-      <w:t>2026-01-24</w:t>
+      <w:t>2026-01-25</w:t>
       <w:br/>
       <w:br/>
     </w:r>

--- a/klagomål/A 28153-2025 FSC-klagomål.docx
+++ b/klagomål/A 28153-2025 FSC-klagomål.docx
@@ -1584,7 +1584,7 @@
     <w:r>
       <w:tab/>
       <w:tab/>
-      <w:t>2026-01-25</w:t>
+      <w:t>2026-01-26</w:t>
       <w:br/>
       <w:br/>
     </w:r>

--- a/klagomål/A 28153-2025 FSC-klagomål.docx
+++ b/klagomål/A 28153-2025 FSC-klagomål.docx
@@ -1584,7 +1584,7 @@
     <w:r>
       <w:tab/>
       <w:tab/>
-      <w:t>2026-01-26</w:t>
+      <w:t>2026-01-27</w:t>
       <w:br/>
       <w:br/>
     </w:r>

--- a/klagomål/A 28153-2025 FSC-klagomål.docx
+++ b/klagomål/A 28153-2025 FSC-klagomål.docx
@@ -1584,7 +1584,7 @@
     <w:r>
       <w:tab/>
       <w:tab/>
-      <w:t>2026-01-27</w:t>
+      <w:t>2026-01-28</w:t>
       <w:br/>
       <w:br/>
     </w:r>

--- a/klagomål/A 28153-2025 FSC-klagomål.docx
+++ b/klagomål/A 28153-2025 FSC-klagomål.docx
@@ -1918,7 +1918,7 @@
     <w:r>
       <w:tab/>
       <w:tab/>
-      <w:t>2026-03-13</w:t>
+      <w:t>2026-03-16</w:t>
       <w:br/>
       <w:br/>
     </w:r>

--- a/klagomål/A 28153-2025 FSC-klagomål.docx
+++ b/klagomål/A 28153-2025 FSC-klagomål.docx
@@ -1918,7 +1918,7 @@
     <w:r>
       <w:tab/>
       <w:tab/>
-      <w:t>2026-03-16</w:t>
+      <w:t>2026-03-17</w:t>
       <w:br/>
       <w:br/>
     </w:r>

--- a/klagomål/A 28153-2025 FSC-klagomål.docx
+++ b/klagomål/A 28153-2025 FSC-klagomål.docx
@@ -1918,7 +1918,7 @@
     <w:r>
       <w:tab/>
       <w:tab/>
-      <w:t>2026-03-17</w:t>
+      <w:t>2026-03-18</w:t>
       <w:br/>
       <w:br/>
     </w:r>

--- a/klagomål/A 28153-2025 FSC-klagomål.docx
+++ b/klagomål/A 28153-2025 FSC-klagomål.docx
@@ -1918,7 +1918,7 @@
     <w:r>
       <w:tab/>
       <w:tab/>
-      <w:t>2026-03-18</w:t>
+      <w:t>2026-03-19</w:t>
       <w:br/>
       <w:br/>
     </w:r>

--- a/klagomål/A 28153-2025 FSC-klagomål.docx
+++ b/klagomål/A 28153-2025 FSC-klagomål.docx
@@ -1918,7 +1918,7 @@
     <w:r>
       <w:tab/>
       <w:tab/>
-      <w:t>2026-03-19</w:t>
+      <w:t>2026-03-20</w:t>
       <w:br/>
       <w:br/>
     </w:r>

--- a/klagomål/A 28153-2025 FSC-klagomål.docx
+++ b/klagomål/A 28153-2025 FSC-klagomål.docx
@@ -1918,7 +1918,7 @@
     <w:r>
       <w:tab/>
       <w:tab/>
-      <w:t>2026-03-20</w:t>
+      <w:t>2026-03-21</w:t>
       <w:br/>
       <w:br/>
     </w:r>

--- a/klagomål/A 28153-2025 FSC-klagomål.docx
+++ b/klagomål/A 28153-2025 FSC-klagomål.docx
@@ -1918,7 +1918,7 @@
     <w:r>
       <w:tab/>
       <w:tab/>
-      <w:t>2026-03-21</w:t>
+      <w:t>2026-03-22</w:t>
       <w:br/>
       <w:br/>
     </w:r>

--- a/klagomål/A 28153-2025 FSC-klagomål.docx
+++ b/klagomål/A 28153-2025 FSC-klagomål.docx
@@ -1918,7 +1918,7 @@
     <w:r>
       <w:tab/>
       <w:tab/>
-      <w:t>2026-03-22</w:t>
+      <w:t>2026-03-23</w:t>
       <w:br/>
       <w:br/>
     </w:r>

--- a/klagomål/A 28153-2025 FSC-klagomål.docx
+++ b/klagomål/A 28153-2025 FSC-klagomål.docx
@@ -1918,7 +1918,7 @@
     <w:r>
       <w:tab/>
       <w:tab/>
-      <w:t>2026-03-23</w:t>
+      <w:t>2026-03-24</w:t>
       <w:br/>
       <w:br/>
     </w:r>

--- a/klagomål/A 28153-2025 FSC-klagomål.docx
+++ b/klagomål/A 28153-2025 FSC-klagomål.docx
@@ -1918,7 +1918,7 @@
     <w:r>
       <w:tab/>
       <w:tab/>
-      <w:t>2026-03-24</w:t>
+      <w:t>2026-03-25</w:t>
       <w:br/>
       <w:br/>
     </w:r>

--- a/klagomål/A 28153-2025 FSC-klagomål.docx
+++ b/klagomål/A 28153-2025 FSC-klagomål.docx
@@ -1918,7 +1918,7 @@
     <w:r>
       <w:tab/>
       <w:tab/>
-      <w:t>2026-03-25</w:t>
+      <w:t>2026-03-26</w:t>
       <w:br/>
       <w:br/>
     </w:r>

--- a/klagomål/A 28153-2025 FSC-klagomål.docx
+++ b/klagomål/A 28153-2025 FSC-klagomål.docx
@@ -1918,7 +1918,7 @@
     <w:r>
       <w:tab/>
       <w:tab/>
-      <w:t>2026-03-26</w:t>
+      <w:t>2026-03-27</w:t>
       <w:br/>
       <w:br/>
     </w:r>

--- a/klagomål/A 28153-2025 FSC-klagomål.docx
+++ b/klagomål/A 28153-2025 FSC-klagomål.docx
@@ -1918,7 +1918,7 @@
     <w:r>
       <w:tab/>
       <w:tab/>
-      <w:t>2026-03-27</w:t>
+      <w:t>2026-03-28</w:t>
       <w:br/>
       <w:br/>
     </w:r>

--- a/klagomål/A 28153-2025 FSC-klagomål.docx
+++ b/klagomål/A 28153-2025 FSC-klagomål.docx
@@ -1918,7 +1918,7 @@
     <w:r>
       <w:tab/>
       <w:tab/>
-      <w:t>2026-03-28</w:t>
+      <w:t>2026-03-29</w:t>
       <w:br/>
       <w:br/>
     </w:r>

--- a/klagomål/A 28153-2025 FSC-klagomål.docx
+++ b/klagomål/A 28153-2025 FSC-klagomål.docx
@@ -1918,7 +1918,7 @@
     <w:r>
       <w:tab/>
       <w:tab/>
-      <w:t>2026-03-29</w:t>
+      <w:t>2026-03-30</w:t>
       <w:br/>
       <w:br/>
     </w:r>

--- a/klagomål/A 28153-2025 FSC-klagomål.docx
+++ b/klagomål/A 28153-2025 FSC-klagomål.docx
@@ -1918,7 +1918,7 @@
     <w:r>
       <w:tab/>
       <w:tab/>
-      <w:t>2026-03-30</w:t>
+      <w:t>2026-03-31</w:t>
       <w:br/>
       <w:br/>
     </w:r>

--- a/klagomål/A 28153-2025 FSC-klagomål.docx
+++ b/klagomål/A 28153-2025 FSC-klagomål.docx
@@ -1918,7 +1918,7 @@
     <w:r>
       <w:tab/>
       <w:tab/>
-      <w:t>2026-03-31</w:t>
+      <w:t>2026-04-01</w:t>
       <w:br/>
       <w:br/>
     </w:r>

--- a/klagomål/A 28153-2025 FSC-klagomål.docx
+++ b/klagomål/A 28153-2025 FSC-klagomål.docx
@@ -1918,7 +1918,7 @@
     <w:r>
       <w:tab/>
       <w:tab/>
-      <w:t>2026-04-01</w:t>
+      <w:t>2026-04-02</w:t>
       <w:br/>
       <w:br/>
     </w:r>

--- a/klagomål/A 28153-2025 FSC-klagomål.docx
+++ b/klagomål/A 28153-2025 FSC-klagomål.docx
@@ -1918,7 +1918,7 @@
     <w:r>
       <w:tab/>
       <w:tab/>
-      <w:t>2026-04-02</w:t>
+      <w:t>2026-04-03</w:t>
       <w:br/>
       <w:br/>
     </w:r>

--- a/klagomål/A 28153-2025 FSC-klagomål.docx
+++ b/klagomål/A 28153-2025 FSC-klagomål.docx
@@ -1918,7 +1918,7 @@
     <w:r>
       <w:tab/>
       <w:tab/>
-      <w:t>2026-04-03</w:t>
+      <w:t>2026-04-04</w:t>
       <w:br/>
       <w:br/>
     </w:r>

--- a/klagomål/A 28153-2025 FSC-klagomål.docx
+++ b/klagomål/A 28153-2025 FSC-klagomål.docx
@@ -1918,7 +1918,7 @@
     <w:r>
       <w:tab/>
       <w:tab/>
-      <w:t>2026-04-04</w:t>
+      <w:t>2026-04-05</w:t>
       <w:br/>
       <w:br/>
     </w:r>

--- a/klagomål/A 28153-2025 FSC-klagomål.docx
+++ b/klagomål/A 28153-2025 FSC-klagomål.docx
@@ -1918,7 +1918,7 @@
     <w:r>
       <w:tab/>
       <w:tab/>
-      <w:t>2026-04-05</w:t>
+      <w:t>2026-04-06</w:t>
       <w:br/>
       <w:br/>
     </w:r>

--- a/klagomål/A 28153-2025 FSC-klagomål.docx
+++ b/klagomål/A 28153-2025 FSC-klagomål.docx
@@ -323,25 +323,34 @@
         <w:t>Lunglav (NT)</w:t>
       </w:r>
       <w:r>
-        <w:t xml:space="preserve"> är en av vårt lands främsta signalarter som överallt indikerar gamla lövträd, skogsbestånd med höga naturvärden och ekosystem med långskoglig kontinuitet. Lokalt kan förekomsten vara mycket riklig men den hittas nästan enbart i gamla och ej slutavverkade skogar. Artens samtliga förekomster bör uppmärksammas från naturvårdssynpunkt, då många lokaler även hyser andra ovanliga och rödlistade arter. Rikliga förekomster bör skyddas med biotopskydd, frivilliga avsättningar eller reservat. Det finns ett antal sällsynta lavparasiter som växer på lunglav: lunglavsknapp (VU), skrovelmössing (DD), lunglavshårprick (DD), </w:t>
+        <w:t xml:space="preserve"> är en av vårt lands främsta signalarter som överallt indikerar gamla lövträd, skogsbestånd med höga naturvärden och ekosystem med långskoglig kontinuitet. Lokalt kan förekomsten vara mycket riklig men den hittas nästan enbart i gamla och ej slutavverkade skogar. Artens samtliga förekomster bör uppmärksammas från naturvårdssynpunkt, då många lokaler även hyser andra ovanliga och rödlistade arter. Rikliga förekomster bör skyddas med biotopskydd, frivilliga avsättningar eller reservat. På lunglav kan de sällsynta lavparasiterna lunglavshårprick (CR), </w:t>
       </w:r>
       <w:r>
         <w:rPr>
           <w:i/>
         </w:rPr>
-        <w:t>Calycina alstrupii</w:t>
-      </w:r>
-      <w:r>
-        <w:t xml:space="preserve"> (NA) och </w:t>
+        <w:t>Abrothallus diederichii</w:t>
+      </w:r>
+      <w:r>
+        <w:t xml:space="preserve"> (VU), </w:t>
       </w:r>
       <w:r>
         <w:rPr>
           <w:i/>
         </w:rPr>
-        <w:t>Chalara lobariae</w:t>
-      </w:r>
-      <w:r>
-        <w:t xml:space="preserve"> (NA). Lunglav är typisk art för </w:t>
+        <w:t>Abrothallus lobariae</w:t>
+      </w:r>
+      <w:r>
+        <w:t xml:space="preserve"> (VU), </w:t>
+      </w:r>
+      <w:r>
+        <w:rPr>
+          <w:i/>
+        </w:rPr>
+        <w:t>Calycina lobariae</w:t>
+      </w:r>
+      <w:r>
+        <w:t xml:space="preserve"> (VU), lunglavsknapp (VU) och skrovelmössing (VU) påträffas. Lunglav är typisk art för </w:t>
       </w:r>
       <w:r>
         <w:rPr>
@@ -359,7 +368,7 @@
         <w:t xml:space="preserve"> 6530 Lövängar</w:t>
       </w:r>
       <w:r>
-        <w:t xml:space="preserve"> (SLU Artdatabanken, 2025; SLU Artdatabanken, 2024; Nitare &amp; Skogsstyrelsen, 2019).</w:t>
+        <w:t xml:space="preserve"> (SLU Artdatabanken, 2026; Nitare &amp; Skogsstyrelsen, 2019).</w:t>
       </w:r>
     </w:p>
     <w:p>
@@ -439,16 +448,16 @@
         <w:t>Skrovellav (NT)</w:t>
       </w:r>
       <w:r>
-        <w:t xml:space="preserve"> växer på gamla lövträd och på klippor i gamla skogar med hög och jämn luftfuktighet. Slutavverkning av kontinuitetsskog utgör det största hotet och lavens fortsatta förekomst bör säkerställas genom att lokaler med äldre skog skyddas. I områden med mycket hög luftfuktighet kan man på bålen av skrovellav finna en sällsynt parasitsvamp med rödbruna apothecier, skrovellavsknapp </w:t>
+        <w:t xml:space="preserve"> växer på gamla lövträd och på klippor i gamla skogar med hög och jämn luftfuktighet. Slutavverkning av kontinuitetsskog utgör det största hotet och lavens fortsatta förekomst bör säkerställas genom att lokaler med äldre skog skyddas. I områden med mycket hög luftfuktighet kan man på bålen av skrovellav finna de sällsynta parasitsvamparna skrovellavsknapp (EN) och </w:t>
       </w:r>
       <w:r>
         <w:rPr>
           <w:i/>
         </w:rPr>
-        <w:t>Plectocarpon scrobiculatae</w:t>
-      </w:r>
-      <w:r>
-        <w:t xml:space="preserve"> (EN). Skrovellav är typisk art för </w:t>
+        <w:t>Catillaria lobariicola</w:t>
+      </w:r>
+      <w:r>
+        <w:t xml:space="preserve"> (VU). Skrovellav är typisk art för </w:t>
       </w:r>
       <w:r>
         <w:rPr>
@@ -466,7 +475,7 @@
         <w:t>6530 Lövängar</w:t>
       </w:r>
       <w:r>
-        <w:t xml:space="preserve"> (SLU Artdatabanken, 2024; Nitare &amp; Skogsstyrelsen, 2019).</w:t>
+        <w:t xml:space="preserve"> (SLU Artdatabanken, 2026; Nitare &amp; Skogsstyrelsen, 2019).</w:t>
       </w:r>
     </w:p>
     <w:p>
@@ -477,7 +486,34 @@
         <w:t>Ullticka (NT)</w:t>
       </w:r>
       <w:r>
-        <w:t xml:space="preserve"> är knuten till restbestånd av barrnaturskog och förekommer med ett tydligt optimum i orörda eller måttligt påverkade gamla granskogar där det föreligger viss kontinuitet av grov död ved. Ullticka är en bra signalart inom hela sitt utbredningsområde och i södra Sverige är den sällsynt och en god signalart för skyddsvärda granskogsmiljöer. Den hotas av avverkning och fragmentering av naturskog och äldre granskog med lång trädkontinuitet. Ullticka är typisk art för </w:t>
+        <w:t xml:space="preserve"> är knuten till restbestånd av barrnaturskog och förekommer med ett tydligt optimum i orörda eller måttligt påverkade gamla granskogar där det föreligger viss kontinuitet av grov död ved. Ullticka är en bra signalart inom hela sitt utbredningsområde och i södra Sverige är den sällsynt och en god signalart för skyddsvärda granskogsmiljöer. Den hotas av avverkning och fragmentering av naturskog och äldre granskog med lång trädkontinuitet. På ullticka kan ibland ulltickeporing (VU) påträffas - det är en sällsynt ticka som nyligen delats upp i de tre olika arterna ulltickeporing </w:t>
+      </w:r>
+      <w:r>
+        <w:rPr>
+          <w:i/>
+        </w:rPr>
+        <w:t xml:space="preserve">Skeletocutis brevispora </w:t>
+      </w:r>
+      <w:r>
+        <w:t>(VU)</w:t>
+      </w:r>
+      <w:r>
+        <w:rPr>
+          <w:i/>
+        </w:rPr>
+        <w:t>, Skeletocutis delicata</w:t>
+      </w:r>
+      <w:r>
+        <w:t xml:space="preserve"> (VU)</w:t>
+      </w:r>
+      <w:r>
+        <w:rPr>
+          <w:i/>
+        </w:rPr>
+        <w:t xml:space="preserve"> och Skeletocutis exilis</w:t>
+      </w:r>
+      <w:r>
+        <w:t xml:space="preserve"> (NT). Ullticka är typisk art för </w:t>
       </w:r>
       <w:r>
         <w:rPr>
@@ -495,25 +531,7 @@
         <w:t>9030 Landhöjningsskog</w:t>
       </w:r>
       <w:r>
-        <w:t xml:space="preserve">. På ullticka kan ibland ulltickeporing (VU) påträffas - det är en sällsynt ticka som nyligen delats upp i tre olika arter: </w:t>
-      </w:r>
-      <w:r>
-        <w:rPr>
-          <w:i/>
-        </w:rPr>
-        <w:t xml:space="preserve">Skeletocutis brevispora </w:t>
-      </w:r>
-      <w:r>
-        <w:t>(ulltickeporing)</w:t>
-      </w:r>
-      <w:r>
-        <w:rPr>
-          <w:i/>
-        </w:rPr>
-        <w:t>, Skeletocutis delicata och Skeletocutis exilis</w:t>
-      </w:r>
-      <w:r>
-        <w:t>. De två sistnämnda arterna står för närvarande (2020) som ej bedömda i rödlistan (SLU Artdatabanken, 2024; Nitare &amp; Skogsstyrelsen, 2019; Miettinen &amp; Niemelä, 2018).</w:t>
+        <w:t xml:space="preserve"> (SLU Artdatabanken, 2026; Nitare &amp; Skogsstyrelsen, 2019; Miettinen &amp; Niemelä, 2018).</w:t>
       </w:r>
     </w:p>
     <w:p>
@@ -588,10 +606,10 @@
         <w:rPr>
           <w:b/>
         </w:rPr>
-        <w:t>Järpe (NT, §4)</w:t>
-      </w:r>
-      <w:r>
-        <w:t xml:space="preserve">, som är rödlistad som nära hotad och upptagen i bilaga 1 och 2 EU:s fågeldirektiv, har häckningsrevir i avverkningsanmälan. Arten har minskat med 25 (10–40) % under de senaste 12 åren och är mycket stationär inom sitt revir som är minst 25 hektar stort. Dess livsmiljöer utgörs av tät barrskog med inblandning av lövträd och en väl utvecklad flerskiktad struktur med bärris och yngre eller undertryckta, täta granar i ett lägre skikt, ofta utmed bäckar och åar inne i den skyddande granskogen. Järpen överlever inte om dess livsmiljö kalavverkas och är även känslig för röjning, gallring och avverkning där unga granar och lövträd inte sparas i tillräcklig omfattning. Minskningstakten för den svenska populationen bedöms vara nära gränsvärdet för Sårbar (VU). Järpe är typisk art för </w:t>
+        <w:t>Järpe (§4)</w:t>
+      </w:r>
+      <w:r>
+        <w:t xml:space="preserve">, som är upptagen i bilaga 1 och 2 EU:s fågeldirektiv, är mycket stationär inom sitt revir som är minst 25 hektar stort. Livsmiljöerna utgörs av tät barrskog med inblandning av lövträd och en väl utvecklad flerskiktad struktur med bärris och yngre eller undertryckta, täta granar i ett lägre skikt, ofta utmed bäckar och åar inne i den skyddande granskogen. Den överlever inte om dess livsmiljö kalavverkas och är även känslig för röjning, gallring och avverkning där unga granar och lövträd inte sparas i tillräcklig omfattning. Arten finns i sammanhängande grandominerad skog över hela Sverige men förekomsterna är betydligt glesare i Götaland än i övriga landet. Järpe är typisk art för </w:t>
       </w:r>
       <w:r>
         <w:rPr>
@@ -609,7 +627,7 @@
         <w:t xml:space="preserve">9740 Skogsbevuxen myr </w:t>
       </w:r>
       <w:r>
-        <w:t>(SLU Artdatabanken, 2022).</w:t>
+        <w:t>(SLU Artdatabanken, 2026).</w:t>
       </w:r>
     </w:p>
     <w:p>
@@ -721,10 +739,10 @@
         <w:rPr>
           <w:b/>
         </w:rPr>
-        <w:t>Lavskrika (§4)</w:t>
-      </w:r>
-      <w:r>
-        <w:t xml:space="preserve">, som är typisk art för </w:t>
+        <w:t>Lavskrika (NT, §4)</w:t>
+      </w:r>
+      <w:r>
+        <w:t xml:space="preserve"> är rödlistad som nära hotad och fridlyst enligt 4§ artskyddsförordningen. Den har minskat med 20 (10–30) % under de senaste 15 åren och minskningstakten bedöms vara nära gränsvärdet för sårbar (VU). Lavskrikan är en mycket stationär fågel, som häckar i äldre, slutna och hänglavsrika barrskogar. Nyckelfaktorer är flerskiktad skog med rik undervegetation samt riklig förekomst av hänglavar. Reviren är livslånga med hemområden som varierar mellan 50 och 150 ha. Inom ett revir av hög kvalitet finns det som regel ett eller flera kärnområden (1–20 ha) med relativt tät flerskiktad granskog. Arten missgynnas när flerskiktad skog omförs till enskiktade bestånd och även röjning och hård gallring är starkt negativt. Lavskrikan har relativt stora hemområden och försvinner när den äldre skogen fragmenteras, särskilt allvarligt är när kärnområdena avverkas. Den försvinner successivt framför allt vid dess utbredningsgränser och populationen har minskat kontinuerligt under 2000-talet. Lavskrika är typisk art för </w:t>
       </w:r>
       <w:r>
         <w:rPr>
@@ -733,7 +751,7 @@
         <w:t>9010 Taiga</w:t>
       </w:r>
       <w:r>
-        <w:t xml:space="preserve"> och prioriterad art i Skogsvårdslagen, är en mycket stationär fågel, som häckar i äldre, slutna och hänglavsrika barrskogar. Reviren är livslånga med hemområden som varierar mellan 50 och 150 ha. Inom ett revir av hög kvalitet finns det som regel ett eller flera kärnområden (1–20 ha) med relativt tät flerskiktad granskog. Arten missgynnas när flerskiktad skog omförs till enskiktade bestånd och även röjning och hård gallring är starkt negativt. Lavskrikan har relativt stora hemområden och försvinner när den äldre skogen fragmenteras, särskilt allvarligt är när kärnområdena avverkas. Arten försvinner successivt framför allt vid dess utbredningsgränser och populationen har minskat med 20–40 % de senaste 30 åren (SLU Artdatabanken, 2021; Skogsstyrelsen 2016).</w:t>
+        <w:t xml:space="preserve"> (SLU Artdatabanken, 2026; Skogsstyrelsen 2016).</w:t>
       </w:r>
     </w:p>
     <w:p>
@@ -741,10 +759,10 @@
         <w:rPr>
           <w:b/>
         </w:rPr>
-        <w:t>Sparvuggla (§4)</w:t>
-      </w:r>
-      <w:r>
-        <w:t>, som omfattas av fågeldirektivets bilaga 1, häckar i naturskog samt i klassisk bondeskog och förekommer främst i större skogsområden som domineras av barrblandskog med stort inslag av asp, björk och andra lövträd. Den behöver relativt stora skogsområden och saknas helt i mindre skogar och isolerade dungar. Reviren är i storleksordningen upp till 200 hektar. Sparvugglan missgynnas av överföring av variationsrika bondeskogar till ensartade produktionsskogar. Särskilt avverkning av lövträdsrika kantzoner och igenplantering av gamla inägor (Skogsstyrelsen, 2016).</w:t>
+        <w:t>Sparvuggla (NT, §4)</w:t>
+      </w:r>
+      <w:r>
+        <w:t xml:space="preserve"> är fridlyst enligt 4§ artskyddsförordningen och omfattas av bilaga 1 EU:s fågeldirektiv. Den har minskat med 15 (5–25) % under de senaste 15 åren och minskningstakten för den svenska populationen bedöms vara nära gränsvärdet för Sårbar (VU).  Sparvugglan häckar i naturskog samt i klassisk bondeskog och förekommer främst i större skogsområden som domineras av barrblandskog med stort inslag av asp, björk och andra lövträd. Den behöver relativt stora skogsområden och saknas helt i mindre skogar och isolerade dungar. Reviren är i storleksordningen upp till 200 hektar. Sparvugglan missgynnas av överföring av variationsrika bondeskogar till ensartade produktionsskogar. Särskilt avverkning av lövträdsrika kantzoner och igenplantering av gamla inägor (SLU Artdatabanken, 2026; Skogsstyrelsen, 2016).</w:t>
       </w:r>
     </w:p>
     <w:p>
@@ -1099,12 +1117,30 @@
     </w:p>
     <w:p>
       <w:r>
-        <w:t>Järpe är rödlistad som nära hotad (NT), fridlyst enligt 4§ Artskyddsförordningen och upptagen i bilaga 1 och 2 EU:s fågeldirektiv. Järpen, som minskat med 25 (10–40) % under de senaste 12 åren, har sina livsmiljöer i tät barrskog med inblandning av lövträd och en väl utvecklad flerskiktad struktur med bärris och yngre eller undertryckta, täta granar i ett lägre skikt, ofta utmed bäckar och åar inne i den skyddande granskogen (SLU Artdatabanken, 2022).</w:t>
+        <w:t>Järpe är fridlyst enligt 4§ artskyddsförordningen och upptagen i bilaga 1 och 2 EU:s fågeldirektiv. Den finns i sammanhängande grandominerad skog över hela Sverige men förekomsterna är betydligt glesare i Götaland än i övriga landet. Järpen har sina livsmiljöer i tät barrskog med inblandning av lövträd och en väl utvecklad flerskiktad struktur med bärris och yngre eller undertryckta, täta granar i ett lägre skikt, ofta utmed bäckar och åar inne i den skyddande granskogen (SLU Artdatabanken, 2026).</w:t>
       </w:r>
     </w:p>
     <w:p>
       <w:r>
-        <w:t>Arten behöver lämpliga skogsbestånd om sammanlagt minst 25 hektar. Den är mycket stationär inom sitt revir och när ett par etablerat sig stannar de så länge miljön är intakt. Den undviker öppen mark och förﬂyttar sig sällan över större öppna myrar eller åkermark, och är därför känslig för fragmentering. Järpen överlever inte om dess livsmiljö kalavverkas och är även känslig för röjning, gallring och avverkning där unga granar och lövträd inte sparas i tillräcklig omfattning. Minskningstakten för den svenska populationen bedöms vara nära gränsvärdet för Sårbar (VU). (A2b) (SLU Artdatabanken, 2022).</w:t>
+        <w:t xml:space="preserve">Arten behöver lämpliga skogsbestånd om sammanlagt minst 25 hektar. Den är mycket stationär inom sitt revir och när ett par etablerat sig stannar de så länge miljön är intakt. Den undviker öppen mark och förﬂyttar sig sällan över större öppna myrar eller åkermark, och är därför känslig för fragmentering. Järpen överlever inte om dess livsmiljö kalavverkas och är även känslig för röjning, gallring och avverkning där unga granar och lövträd inte sparas i tillräcklig omfattning.  Järpe är typisk art för </w:t>
+      </w:r>
+      <w:r>
+        <w:rPr>
+          <w:i/>
+        </w:rPr>
+        <w:t>9010 Taiga, 9740 Skogsbevuxen myr</w:t>
+      </w:r>
+      <w:r>
+        <w:t xml:space="preserve"> och </w:t>
+      </w:r>
+      <w:r>
+        <w:rPr>
+          <w:i/>
+        </w:rPr>
+        <w:t>9080 Lövsumpskog</w:t>
+      </w:r>
+      <w:r>
+        <w:t xml:space="preserve"> (SLU Artdatabanken, 2026).</w:t>
       </w:r>
     </w:p>
     <w:p>
@@ -1117,7 +1153,7 @@
     </w:p>
     <w:p>
       <w:r>
-        <w:t xml:space="preserve">SLU Artdatabanken, 2022. </w:t>
+        <w:t xml:space="preserve">SLU Artdatabanken, 2026. </w:t>
       </w:r>
       <w:r>
         <w:rPr>
@@ -1350,7 +1386,35 @@
     </w:p>
     <w:p>
       <w:r>
-        <w:t xml:space="preserve">Lavskrika är typisk art för </w:t>
+        <w:t>Lavskrika är rödlistad som nära hotad (NT), fridlyst enligt 4 § artskyddsförordningen (2007:845) och ingår i förteckningen över prioriterade arter i Skogsstyrelsens föreskrifter och allmänna råd (SKSFS 2011:7) bilaga 4. Lavskrikan är en mycket stationär fågel, som häckar i äldre, slutna och hänglavsrika barrskogar. Nyckelfaktorer är flerskiktad skog med rik undervegetation samt riklig förekomst av hänglavar (SLU Artdatabanken, 2026).</w:t>
+      </w:r>
+    </w:p>
+    <w:p>
+      <w:r>
+        <w:t xml:space="preserve">I Skogsstyrelsens vägledning för hänsyn till fåglar står bland annat att: </w:t>
+      </w:r>
+      <w:r>
+        <w:rPr>
+          <w:i/>
+        </w:rPr>
+        <w:t>“Reviren är livslånga med hemområden som varierar mellan 50 och 150 ha. Hemområdena har inga fasta gränser utan det handlar mera om de yttre gränserna för familjegruppernas rörelser. Lavskrikan undviker att förflytta sig över stora öppna områden och hemområdesstorleken är därför större i områden fragmenterade av hyggen och yngre skog än i områden med i sammanhängande äldre skog. Det finns studier som antyder att det inom ett revir bör finnas maximalt 15 % öppna ytor och ungskog. Inom ett revir av hög kvalitet finns det som regel ett eller flera kärnområden (1–20 ha) med relativt tät flerskiktad granskog.”</w:t>
+      </w:r>
+      <w:r>
+        <w:t xml:space="preserve"> Vidare att: </w:t>
+      </w:r>
+      <w:r>
+        <w:rPr>
+          <w:i/>
+        </w:rPr>
+        <w:t>“Arten missgynnas när flerskiktad skog omförs till enskiktade bestånd. Även skogsskötsel med återkommande röjning och hård gallring är starkt negativt. Lavskrikan har relativt stora hemområden och försvinner när den äldre skogen fragmenteras, särskilt allvarligt är när kärnområdena avverkas.”</w:t>
+      </w:r>
+      <w:r>
+        <w:t xml:space="preserve"> (Skogsstyrelsen 2016).</w:t>
+      </w:r>
+    </w:p>
+    <w:p>
+      <w:r>
+        <w:t xml:space="preserve">Populationen har minskat med 20 (10–30) % under de senaste 15 åren och minskningstakten bedöms vara nära gränsvärdet för sårbar (VU). Arten försvinner successivt framför allt vid dess utbredningsgränser och populationen har minskat kontinuerligt under 2000-talet. Lavskrika är typisk art för </w:t>
       </w:r>
       <w:r>
         <w:rPr>
@@ -1359,35 +1423,7 @@
         <w:t>9010 Taiga</w:t>
       </w:r>
       <w:r>
-        <w:t>, fridlyst enligt 4 § artskyddsförordningen (2007:845) och ingår i förteckningen över prioriterade arter i Skogsstyrelsens föreskrifter och allmänna råd (SKSFS 2011:7) bilaga 4.</w:t>
-      </w:r>
-    </w:p>
-    <w:p>
-      <w:r>
-        <w:t xml:space="preserve">I Skogsstyrelsens vägledning för hänsyn till fåglar står bland annat att: </w:t>
-      </w:r>
-      <w:r>
-        <w:rPr>
-          <w:i/>
-        </w:rPr>
-        <w:t>“Reviren är livslånga med hemområden som varierar mellan 50 och 150 ha. Hemområdena har inga fasta gränser utan det handlar mera om de yttre gränserna för familjegruppernas rörelser. Lavskrikan undviker att förflytta sig över stora öppna områden och hemområdesstorleken är därför större i områden fragmenterade av hyggen och yngre skog än i områden med i sammanhängande äldre skog. Det finns studier som antyder att det inom ett revir bör finnas maximalt 15 % öppna ytor och ungskog. Inom ett revir av hög kvalitet finns det som regel ett eller flera kärnområden (1–20 ha) med relativt tät flerskiktad granskog.”</w:t>
-      </w:r>
-      <w:r>
-        <w:t xml:space="preserve"> Vidare att: </w:t>
-      </w:r>
-      <w:r>
-        <w:rPr>
-          <w:i/>
-        </w:rPr>
-        <w:t>“Arten missgynnas när flerskiktad skog omförs till enskiktade bestånd. Även skogsskötsel med återkommande röjning och hård gallring är starkt negativt. Lavskrikan har relativt stora hemområden och försvinner när den äldre skogen fragmenteras, särskilt allvarligt är när kärnområdena avverkas.”</w:t>
-      </w:r>
-      <w:r>
-        <w:t xml:space="preserve"> (Skogsstyrelsen 2016).</w:t>
-      </w:r>
-    </w:p>
-    <w:p>
-      <w:r>
-        <w:t>Populationen har minskat med 20–40 % de senaste 30 åren, men i Svensk Fågeltaxerings standardrutter varierar antalet kraftigt och ingen minskning kan skönjas de senaste 18 åren. Arten försvinner successivt framför allt vid dess utbredningsgränser (SLU Artdatabanken, 2022).</w:t>
+        <w:t xml:space="preserve"> (SLU Artdatabanken, 2026).</w:t>
       </w:r>
     </w:p>
     <w:p>
@@ -1414,7 +1450,7 @@
     </w:p>
     <w:p>
       <w:r>
-        <w:t xml:space="preserve">SLU Artdatabanken, 2022. </w:t>
+        <w:t xml:space="preserve">SLU Artdatabanken, 2026. </w:t>
       </w:r>
       <w:r>
         <w:rPr>
@@ -1436,7 +1472,39 @@
     </w:p>
     <w:p>
       <w:r>
-        <w:t xml:space="preserve">Lunglav (NT) är en av vårt lands främsta signalarter som överallt indikerar gamla lövträd, skogsbestånd med höga naturvärden och ekosystem med lång skoglig kontinuitet. Lokalt kan förekomsten vara mycket riklig men den hittas nästan enbart i gamla och ej slutavverkade skogar. Artens samtliga förekomster bör uppmärksammas från naturvårdssynpunkt, då många lokaler även hyser andra ovanliga och rödlistade arter. Rikliga förekomster bör skyddas med biotopskydd, frivilliga avsättningar eller reservat. Lunglav är typisk art för </w:t>
+        <w:t xml:space="preserve">Lunglav (NT) är en av vårt lands främsta signalarter som överallt indikerar gamla lövträd, skogsbestånd med höga naturvärden och ekosystem med lång skoglig kontinuitet. Lokalt kan förekomsten vara mycket riklig men den hittas nästan enbart i gamla och ej slutavverkade skogar. Artens samtliga förekomster bör uppmärksammas från naturvårdssynpunkt, då många lokaler även hyser andra ovanliga och rödlistade arter, däribland de sällsynta lavparasiterna lunglavshårprick (CR), </w:t>
+      </w:r>
+      <w:r>
+        <w:rPr>
+          <w:i/>
+        </w:rPr>
+        <w:t>Abrothallus diederichii</w:t>
+      </w:r>
+      <w:r>
+        <w:t xml:space="preserve"> (VU), </w:t>
+      </w:r>
+      <w:r>
+        <w:rPr>
+          <w:i/>
+        </w:rPr>
+        <w:t>Abrothallus lobariae</w:t>
+      </w:r>
+      <w:r>
+        <w:t xml:space="preserve"> (VU), </w:t>
+      </w:r>
+      <w:r>
+        <w:rPr>
+          <w:i/>
+        </w:rPr>
+        <w:t>Calycina lobariae</w:t>
+      </w:r>
+      <w:r>
+        <w:t xml:space="preserve"> (VU), lunglavsknapp (VU) och skrovelmössing (VU), som växer på lunglav. Rikliga förekomster med lunglav bör skyddas med biotopskydd, frivilliga avsättningar eller reservat (SLU Artdatabanken, 2026; Nitare &amp; Skogsstyrelsen, 2019).</w:t>
+      </w:r>
+    </w:p>
+    <w:p>
+      <w:r>
+        <w:t xml:space="preserve">Lunglav är typisk art för </w:t>
       </w:r>
       <w:r>
         <w:rPr>
@@ -1454,57 +1522,7 @@
         <w:t xml:space="preserve"> 6530 Lövängar</w:t>
       </w:r>
       <w:r>
-        <w:t xml:space="preserve"> (SLU Artdatabanken, 2024; Nitare &amp; Skogsstyrelsen, 2019).</w:t>
-      </w:r>
-    </w:p>
-    <w:p>
-      <w:r>
-        <w:t xml:space="preserve">På lunglav kan man sällsynt finna små svarta skivlika bildningar som liknar apothecier men som är en parasitisk svamp, Lunglavsknapp </w:t>
-      </w:r>
-      <w:r>
-        <w:rPr>
-          <w:i/>
-        </w:rPr>
-        <w:t>Plectocarpon lichenum</w:t>
-      </w:r>
-      <w:r>
-        <w:t xml:space="preserve"> (VU). Det finns ytterligare ett antal parasiter vilka bara förekommer på lunglav: Skrovelmössing </w:t>
-      </w:r>
-      <w:r>
-        <w:rPr>
-          <w:i/>
-        </w:rPr>
-        <w:t>Dactylospora lobariella</w:t>
-      </w:r>
-      <w:r>
-        <w:t xml:space="preserve"> (rödlistad som Kunskapsbrist DD) och Lunglavshårprick </w:t>
-      </w:r>
-      <w:r>
-        <w:rPr>
-          <w:i/>
-        </w:rPr>
-        <w:t>Niesslia lobariae</w:t>
-      </w:r>
-      <w:r>
-        <w:t xml:space="preserve"> (rödlistad som Kunskapsbrist DD). Skrovelmössing (DD) har små svarta apothecier och bruna, 1-septerade sporer och Lunglavshårprick (DD) har brunhåriga perithecier och färglösa, 1-septerade sporer. Nyligen har ytterligare två lavparasiter påträffats i Sverige som växer på lunglav: </w:t>
-      </w:r>
-      <w:r>
-        <w:rPr>
-          <w:i/>
-        </w:rPr>
-        <w:t>Calycina alstrupii</w:t>
-      </w:r>
-      <w:r>
-        <w:t xml:space="preserve"> (NA) och </w:t>
-      </w:r>
-      <w:r>
-        <w:rPr>
-          <w:i/>
-        </w:rPr>
-        <w:t>Chalara lobariae</w:t>
-      </w:r>
-      <w:r>
-        <w:t xml:space="preserve"> (NA) (SLU Artdatabanken, 2025; SLU Artdatabanken, 2024; Nitare &amp; Skogsstyrelsen, 2019).</w:t>
+        <w:t xml:space="preserve"> (SLU Artdatabanken, 2026).</w:t>
       </w:r>
     </w:p>
     <w:p>
@@ -1531,7 +1549,7 @@
     </w:p>
     <w:p>
       <w:r>
-        <w:t xml:space="preserve">SLU Artdatabanken, 2024. </w:t>
+        <w:t xml:space="preserve">SLU Artdatabanken, 2026. </w:t>
       </w:r>
       <w:r>
         <w:rPr>
@@ -1541,20 +1559,6 @@
       </w:r>
       <w:r>
         <w:t>SLU Artdatabanken, Uppsala.</w:t>
-      </w:r>
-    </w:p>
-    <w:p>
-      <w:r>
-        <w:t xml:space="preserve">SLU Artdatabanken, 2025. </w:t>
-      </w:r>
-      <w:r>
-        <w:rPr>
-          <w:i/>
-        </w:rPr>
-        <w:t xml:space="preserve">Över 20 nya lavparasiter för Sverige. </w:t>
-      </w:r>
-      <w:r>
-        <w:t>https://www.slu.se/artdatabanken/arter-och-natur/artiklar/over-20-nya-lavparasiter-for-sverige/</w:t>
       </w:r>
     </w:p>
     <w:p>
@@ -1567,7 +1571,12 @@
     </w:p>
     <w:p>
       <w:r>
-        <w:t>Sparvuggla (§4), som omfattas av fågeldirektivets bilaga 1, häckar i naturskog samt i klassisk bondeskog och förekommer främst i större skogsområden som domineras av barrblandskog med stort inslag av asp, björk och andra lövträd. Den behöver relativt stora skogsområden och saknas helt i mindre skogar och isolerade dungar. Reviren är i storleksordningen upp till 200 hektar. Sparvugglan missgynnas av överföring av variationsrika bondeskogar till ensartade produktionsskogar – särskilt avverkning av lövträdsrika kantzoner och igenplantering av gamla inägor (Skogsstyrelsen, 2016).</w:t>
+        <w:t>Sparvuggla (NT, §4) är fridlyst enligt 4§ artskyddsförordningen och omfattas av bilaga 1 EU:s fågeldirektiv. Den har minskat med 15 (5–25) % under de senaste 15 åren och minskningstakten för den svenska populationen bedöms vara nära gränsvärdet för Sårbar (VU) (SLU Artdatabanken 2026).</w:t>
+      </w:r>
+    </w:p>
+    <w:p>
+      <w:r>
+        <w:t>Sparvugglan häckar i naturskog samt i klassisk bondeskog och förekommer främst i större skogsområden som domineras av barrblandskog med stort inslag av asp, björk och andra lövträd. Den behöver relativt stora skogsområden och saknas helt i mindre skogar och isolerade dungar. Reviren är i storleksordningen upp till 200 hektar. Sparvugglan missgynnas av överföring av variationsrika bondeskogar till ensartade produktionsskogar – särskilt avverkning av lövträdsrika kantzoner och igenplantering av gamla inägor (Skogsstyrelsen, 2016).</w:t>
       </w:r>
     </w:p>
     <w:p>
@@ -1587,6 +1596,20 @@
           <w:i/>
         </w:rPr>
         <w:t>Vägledning för hänsyn till sparvuggla.</w:t>
+      </w:r>
+    </w:p>
+    <w:p>
+      <w:r>
+        <w:t xml:space="preserve">SLU Artdatabanken, 2026. </w:t>
+      </w:r>
+      <w:r>
+        <w:rPr>
+          <w:i/>
+        </w:rPr>
+        <w:t xml:space="preserve">Artfaktablad. Naturvård – artfakta. </w:t>
+      </w:r>
+      <w:r>
+        <w:t>SLU Artdatabanken, Uppsala.</w:t>
       </w:r>
     </w:p>
     <w:p>
@@ -1918,7 +1941,7 @@
     <w:r>
       <w:tab/>
       <w:tab/>
-      <w:t>2026-04-06</w:t>
+      <w:t>2026-04-07</w:t>
       <w:br/>
       <w:br/>
     </w:r>

--- a/klagomål/A 28153-2025 FSC-klagomål.docx
+++ b/klagomål/A 28153-2025 FSC-klagomål.docx
@@ -1941,7 +1941,7 @@
     <w:r>
       <w:tab/>
       <w:tab/>
-      <w:t>2026-04-07</w:t>
+      <w:t>2026-04-08</w:t>
       <w:br/>
       <w:br/>
     </w:r>

--- a/klagomål/A 28153-2025 FSC-klagomål.docx
+++ b/klagomål/A 28153-2025 FSC-klagomål.docx
@@ -1941,7 +1941,7 @@
     <w:r>
       <w:tab/>
       <w:tab/>
-      <w:t>2026-04-08</w:t>
+      <w:t>2026-04-09</w:t>
       <w:br/>
       <w:br/>
     </w:r>

--- a/klagomål/A 28153-2025 FSC-klagomål.docx
+++ b/klagomål/A 28153-2025 FSC-klagomål.docx
@@ -1941,7 +1941,7 @@
     <w:r>
       <w:tab/>
       <w:tab/>
-      <w:t>2026-04-09</w:t>
+      <w:t>2026-04-10</w:t>
       <w:br/>
       <w:br/>
     </w:r>

--- a/klagomål/A 28153-2025 FSC-klagomål.docx
+++ b/klagomål/A 28153-2025 FSC-klagomål.docx
@@ -1941,7 +1941,7 @@
     <w:r>
       <w:tab/>
       <w:tab/>
-      <w:t>2026-04-10</w:t>
+      <w:t>2026-04-11</w:t>
       <w:br/>
       <w:br/>
     </w:r>

--- a/klagomål/A 28153-2025 FSC-klagomål.docx
+++ b/klagomål/A 28153-2025 FSC-klagomål.docx
@@ -1977,7 +1977,7 @@
     <w:r>
       <w:tab/>
       <w:tab/>
-      <w:t>2026-06-15</w:t>
+      <w:t>2026-06-16</w:t>
       <w:br/>
       <w:br/>
     </w:r>

--- a/klagomål/A 28153-2025 FSC-klagomål.docx
+++ b/klagomål/A 28153-2025 FSC-klagomål.docx
@@ -1977,7 +1977,7 @@
     <w:r>
       <w:tab/>
       <w:tab/>
-      <w:t>2026-06-16</w:t>
+      <w:t>2026-06-17</w:t>
       <w:br/>
       <w:br/>
     </w:r>

--- a/klagomål/A 28153-2025 FSC-klagomål.docx
+++ b/klagomål/A 28153-2025 FSC-klagomål.docx
@@ -1,6 +1,6 @@
 
 <file path=word/document.xml><?xml version="1.0" encoding="utf-8"?>
-<w:document xmlns:wpc="http://schemas.microsoft.com/office/word/2010/wordprocessingCanvas" xmlns:cx="http://schemas.microsoft.com/office/drawing/2014/chartex" xmlns:cx1="http://schemas.microsoft.com/office/drawing/2015/9/8/chartex" xmlns:cx2="http://schemas.microsoft.com/office/drawing/2015/10/21/chartex" xmlns:cx3="http://schemas.microsoft.com/office/drawing/2016/5/9/chartex" xmlns:cx4="http://schemas.microsoft.com/office/drawing/2016/5/10/chartex" xmlns:cx5="http://schemas.microsoft.com/office/drawing/2016/5/11/chartex" xmlns:cx6="http://schemas.microsoft.com/office/drawing/2016/5/12/chartex" xmlns:cx7="http://schemas.microsoft.com/office/drawing/2016/5/13/chartex" xmlns:cx8="http://schemas.microsoft.com/office/drawing/2016/5/14/chartex" xmlns:mc="http://schemas.openxmlformats.org/markup-compatibility/2006" xmlns:aink="http://schemas.microsoft.com/office/drawing/2016/ink" xmlns:am3d="http://schemas.microsoft.com/office/drawing/2017/model3d" xmlns:o="urn:schemas-microsoft-com:office:office" xmlns:oel="http://schemas.microsoft.com/office/2019/extlst" xmlns:r="http://schemas.openxmlformats.org/officeDocument/2006/relationships" xmlns:m="http://schemas.openxmlformats.org/officeDocument/2006/math" xmlns:v="urn:schemas-microsoft-com:vml" xmlns:wp14="http://schemas.microsoft.com/office/word/2010/wordprocessingDrawing" xmlns:wp="http://schemas.openxmlformats.org/drawingml/2006/wordprocessingDrawing" xmlns:w10="urn:schemas-microsoft-com:office:word" xmlns:w="http://schemas.openxmlformats.org/wordprocessingml/2006/main" xmlns:w14="http://schemas.microsoft.com/office/word/2010/wordml" xmlns:w15="http://schemas.microsoft.com/office/word/2012/wordml" xmlns:w16cex="http://schemas.microsoft.com/office/word/2018/wordml/cex" xmlns:w16cid="http://schemas.microsoft.com/office/word/2016/wordml/cid" xmlns:w16="http://schemas.microsoft.com/office/word/2018/wordml" xmlns:w16sdtdh="http://schemas.microsoft.com/office/word/2020/wordml/sdtdatahash" xmlns:w16se="http://schemas.microsoft.com/office/word/2015/wordml/symex" xmlns:wpg="http://schemas.microsoft.com/office/word/2010/wordprocessingGroup" xmlns:wpi="http://schemas.microsoft.com/office/word/2010/wordprocessingInk" xmlns:wne="http://schemas.microsoft.com/office/word/2006/wordml" xmlns:wps="http://schemas.microsoft.com/office/word/2010/wordprocessingShape" mc:Ignorable="w14 w15 w16se w16cid w16 w16cex w16sdtdh wp14">
+<w:document xmlns:wpc="http://schemas.microsoft.com/office/word/2010/wordprocessingCanvas" xmlns:cx="http://schemas.microsoft.com/office/drawing/2014/chartex" xmlns:cx1="http://schemas.microsoft.com/office/drawing/2015/9/8/chartex" xmlns:cx2="http://schemas.microsoft.com/office/drawing/2015/10/21/chartex" xmlns:cx3="http://schemas.microsoft.com/office/drawing/2016/5/9/chartex" xmlns:cx4="http://schemas.microsoft.com/office/drawing/2016/5/10/chartex" xmlns:cx5="http://schemas.microsoft.com/office/drawing/2016/5/11/chartex" xmlns:cx6="http://schemas.microsoft.com/office/drawing/2016/5/12/chartex" xmlns:cx7="http://schemas.microsoft.com/office/drawing/2016/5/13/chartex" xmlns:cx8="http://schemas.microsoft.com/office/drawing/2016/5/14/chartex" xmlns:mc="http://schemas.openxmlformats.org/markup-compatibility/2006" xmlns:aink="http://schemas.microsoft.com/office/drawing/2016/ink" xmlns:am3d="http://schemas.microsoft.com/office/drawing/2017/model3d" xmlns:o="urn:schemas-microsoft-com:office:office" xmlns:oel="http://schemas.microsoft.com/office/2019/extlst" xmlns:r="http://schemas.openxmlformats.org/officeDocument/2006/relationships" xmlns:m="http://schemas.openxmlformats.org/officeDocument/2006/math" xmlns:v="urn:schemas-microsoft-com:vml" xmlns:wp14="http://schemas.microsoft.com/office/word/2010/wordprocessingDrawing" xmlns:wp="http://schemas.openxmlformats.org/drawingml/2006/wordprocessingDrawing" xmlns:w10="urn:schemas-microsoft-com:office:word" xmlns:w="http://schemas.openxmlformats.org/wordprocessingml/2006/main" xmlns:w14="http://schemas.microsoft.com/office/word/2010/wordml" xmlns:w15="http://schemas.microsoft.com/office/word/2012/wordml" xmlns:w16cex="http://schemas.microsoft.com/office/word/2018/wordml/cex" xmlns:w16cid="http://schemas.microsoft.com/office/word/2016/wordml/cid" xmlns:w16="http://schemas.microsoft.com/office/word/2018/wordml" xmlns:w16du="http://schemas.microsoft.com/office/word/2023/wordml/word16du" xmlns:w16sdtdh="http://schemas.microsoft.com/office/word/2020/wordml/sdtdatahash" xmlns:w16sdtfl="http://schemas.microsoft.com/office/word/2024/wordml/sdtformatlock" xmlns:w16se="http://schemas.microsoft.com/office/word/2015/wordml/symex" xmlns:wpg="http://schemas.microsoft.com/office/word/2010/wordprocessingGroup" xmlns:wpi="http://schemas.microsoft.com/office/word/2010/wordprocessingInk" xmlns:wne="http://schemas.microsoft.com/office/word/2006/wordml" xmlns:wps="http://schemas.microsoft.com/office/word/2010/wordprocessingShape" mc:Ignorable="w14 w15 w16se w16cid w16 w16cex w16sdtdh w16sdtfl w16du wp14">
   <w:body>
     <w:p>
       <w:r>
@@ -168,7 +168,7 @@
     </w:p>
     <w:p>
       <w:r>
-        <w:t>Detta dokument behandlar höga naturvärden i avverkningsanmälan A 28153-2025 i Bräcke kommun. Denna avverkningsanmälan inkom 2025-06-10 00:00:00 och omfattar 16,2 ha.</w:t>
+        <w:t>Detta dokument behandlar höga naturvärden i avverkningsanmälan A 28153-2025 i Bräcke kommun som inkom 2025-06-10 och omfattar 16,2 ha.</w:t>
       </w:r>
     </w:p>
     <w:p>
@@ -191,12 +191,15 @@
     </w:p>
     <w:p>
       <w:r>
-        <w:t>I avverkningsanmälan har följande 16 naturvårdsarter hittats: doftticka (VU, §8), knärot (VU, §8), järpe (NT, §4), kolflarnlav (NT), lunglav (NT), rosa skärelav (NT), skrovellav (NT), tretåig hackspett (NT, §4), ullticka (NT), vedflamlav (NT), barkkornlav (S), bårdlav (S), nästlav (S), rostfläck (S), lavskrika (§4) och sparvuggla (§4). Av dessa är 10 rödlistade. För rödlistade arter har rödlistekategorin angivits inom parentes. Arter som är signalarter enligt Skogsstyrelsen har markerats med (S). För fridlysta arter anges även paragrafen i Artskyddsförordningen som arten är fridlyst enligt.</w:t>
+        <w:t>I avverkningsanmälan har följande 16 naturvårdsarter hittats: doftticka (VU, T, §8), knärot (VU, T, §8), kolflarnlav (NT, T), lavskrika (NT, T, §4), lunglav (NT, T), rosa skärelav (NT, T), skrovellav (NT, T), sparvuggla (NT, §4), tretåig hackspett (NT, T, §4), ullticka (NT, T), vedflamlav (NT), barkkornlav (S, T), bårdlav (S, T), nästlav (S, T), rostfläck (S, T) och järpe (T, §4). Av dessa är 11 rödlistade. För rödlistade arter har rödlistekategorin angivits inom parentes. Arter som är signalarter enligt Skogsstyrelsen har markerats med (S). Typiska arter inom Natura 2000 som är kopplade till skogsekosystem har markerats med (T). För fridlysta arter anges även paragrafen i Artskyddsförordningen som arten är fridlyst enligt.</w:t>
       </w:r>
     </w:p>
     <w:p>
       <w:r>
-        <w:t>De påträffade naturvårdsarterna är ett tydligt kvitto på att detta rör sig om en skog med höga naturvärden. I Figur 1 visas en karta över det avverkningsanmälda området, där samtliga fyndplatser för naturvårdsarter som finns registrerade på Artportalen har markerats.</w:t>
+        <w:t>De påträffade naturvårdsarterna är ett tydligt kvitto på att det rör sig om en skog med höga naturvärden.</w:t>
+      </w:r>
+      <w:r>
+        <w:t xml:space="preserve"> I Figur 1 visas fyndplatser för naturvårdsarter i området, som finns registrerade på Artportalen.</w:t>
       </w:r>
     </w:p>
     <w:p>
@@ -206,7 +209,7 @@
       <w:r>
         <w:drawing>
           <wp:inline xmlns:a="http://schemas.openxmlformats.org/drawingml/2006/main" xmlns:pic="http://schemas.openxmlformats.org/drawingml/2006/picture">
-            <wp:extent cx="5486400" cy="4506535"/>
+            <wp:extent cx="5486400" cy="4363330"/>
             <wp:docPr id="1" name="Picture 1"/>
             <wp:cNvGraphicFramePr>
               <a:graphicFrameLocks noChangeAspect="1"/>
@@ -227,7 +230,7 @@
                   <pic:spPr>
                     <a:xfrm>
                       <a:off x="0" y="0"/>
-                      <a:ext cx="5486400" cy="4506535"/>
+                      <a:ext cx="5486400" cy="4363330"/>
                     </a:xfrm>
                     <a:prstGeom prst="rect"/>
                   </pic:spPr>
@@ -241,29 +244,37 @@
     <w:p>
       <w:pPr>
         <w:pStyle w:val="Caption"/>
+        <w:spacing w:after="240"/>
       </w:pPr>
       <w:r>
-        <w:t>Figur 1. Fyndplatser för naturvårdsarter i det avverkningsanmälda området (röd linje). Markörer utan svart kant är placerade på fyndplatsen. Markörer med svart kant är placerade vid sidan av fyndplatsen och har ett svart streck som visar fyndplatsens exakta position. Kartans mittpunktskoordinat är N 6982617, E 518925 i SWEREF 99 TM.</w:t>
+        <w:t>Figur 1. Fyndplatser för naturvårdsarter i avverkningsanmälan (röd linje). Markörer utan svart kant är placerade på fyndplatsen. Markörer med svart kant är placerade vid sidan av fyndplatsen och har ett svart streck som visar fyndplatsens exakta position. Kartans mittpunktskoordinat är N 6982617, E 518925 i SWEREF 99 TM.</w:t>
       </w:r>
     </w:p>
     <w:p>
+      <w:pPr>
+        <w:pStyle w:val="Heading2"/>
+      </w:pPr>
+      <w:r>
+        <w:t>Fridlysta arter</w:t>
+      </w:r>
+    </w:p>
+    <w:p>
+      <w:r>
+        <w:t>Följande fridlysta arter har sina livsmiljöer och växtplatser i den avverkningsanmälda skogen: doftticka (VU, T, §8), knärot (VU, T, §8), lavskrika (NT, T, §4), sparvuggla (NT, §4), tretåig hackspett (NT, T, §4) och järpe (T, §4).</w:t>
+      </w:r>
+    </w:p>
+    <w:p>
+      <w:r>
+        <w:t xml:space="preserve">Observera att medlemsländerna är skyldiga att agera i enlighet med EU:s fågeldirektiv där det uttryckligen står att direktivet gäller för fåglar samt för deras ägg, bon och </w:t>
+      </w:r>
       <w:r>
         <w:rPr>
           <w:b/>
         </w:rPr>
-        <w:t>Barkkornlav</w:t>
-      </w:r>
-      <w:r>
-        <w:t xml:space="preserve"> växer på bark av bl.a. gran, ek, al, asp, rönn, sälg och en i ädellövskogar, granskogar, barr- och lövblandskogar med hög luftfuktighet. Barkkornlav är typisk art för </w:t>
-      </w:r>
-      <w:r>
-        <w:rPr>
-          <w:i/>
-        </w:rPr>
-        <w:t>9190 Näringsfattig ekskog</w:t>
-      </w:r>
-      <w:r>
-        <w:t xml:space="preserve"> (SLU Artdatabanken, 2025).</w:t>
+        <w:t xml:space="preserve">livsmiljöer </w:t>
+      </w:r>
+      <w:r>
+        <w:t>(artikel 1). Vidare att de åtgärder som vidtas inte får leda till en försämring av den nuvarande situationen beträffande bevarandet av de fågelarter som avses i artikel 1 (artikel 13). Fågeldirektivet är styrande för tillsynsansvariga myndigheters ärendehantering, ställningstaganden och beslutsfattande.</w:t>
       </w:r>
     </w:p>
     <w:p>
@@ -271,57 +282,10 @@
         <w:rPr>
           <w:b/>
         </w:rPr>
-        <w:t>Bårdlav</w:t>
-      </w:r>
-      <w:r>
-        <w:t xml:space="preserve"> signalerar miljöer med höga naturvärden och på lokalerna finns vanligtvis många andra ovanliga och rödlistade arter. Den visar även på platser med hög och jämn luftfuktighet. På bårdlav och andra njurlavar (Nephroma) kan de sällsynta parasiterna </w:t>
-      </w:r>
-      <w:r>
-        <w:rPr>
-          <w:i/>
-        </w:rPr>
-        <w:t xml:space="preserve">Protounguicularia nephromatis </w:t>
-      </w:r>
-      <w:r>
-        <w:t xml:space="preserve">(VU) och </w:t>
-      </w:r>
-      <w:r>
-        <w:rPr>
-          <w:i/>
-        </w:rPr>
-        <w:t xml:space="preserve">Tremella nephromatis </w:t>
-      </w:r>
-      <w:r>
-        <w:t xml:space="preserve">(DD) påträffas. Bårdlav är typisk art för </w:t>
-      </w:r>
-      <w:r>
-        <w:rPr>
-          <w:i/>
-        </w:rPr>
-        <w:t xml:space="preserve">9010 Taiga, 9020 Nordlig ädellövskog, 9070 Trädklädd betesmark, 9110 Näringsfattig bokskog, 9160 Näringsrik ekskog, 9180 Ädellövskog i branter </w:t>
-      </w:r>
-      <w:r>
-        <w:t>och</w:t>
-      </w:r>
-      <w:r>
-        <w:rPr>
-          <w:i/>
-        </w:rPr>
-        <w:t xml:space="preserve"> 9190 Näringsfattig ekskog</w:t>
-      </w:r>
-      <w:r>
-        <w:t xml:space="preserve"> (SLU Artdatabanken, 2026; Nitare &amp; Skogsstyrelsen, 2019).</w:t>
-      </w:r>
-    </w:p>
-    <w:p>
-      <w:r>
-        <w:rPr>
-          <w:b/>
-        </w:rPr>
-        <w:t>Kolflarnlav (NT)</w:t>
-      </w:r>
-      <w:r>
-        <w:t xml:space="preserve"> är brandberoende och växer nästan uteslutande på kolad hård kärnved av tall. Etableringen verkar ske först 100–300 år efter brand och nytt substrat nybildas i mycket begränsad omfattning. Avverkning av tallskog av naturskogskaraktär med spår av återkommande bränder är ett hot och mängden lämplig ved att växa på för arten minskar dels på grund av naturlig nedbrytning men framförallt på grund av att det förstörs i samband med slutavverkningar, gallringar och markberedning. Såväl kolflarnlav som mörk kolflarnlav har glänsande bålfjäll och förekommer främst i tall- och blandbarrskogar av naturskogskaraktär med spår av återkommande bränder. Skogar som dessa hyser höga biologiska värden och bör skyddas. Kolflarnlav är typisk art för </w:t>
+        <w:t>Doftticka (VU, §8)</w:t>
+      </w:r>
+      <w:r>
+        <w:t xml:space="preserve"> är rödlistad som sårbar (VU) och fridlyst enligt 8§ artskyddsförordningen. Den är även globalt rödlistad som Nära hotad (NT) vilket innebär att Sverige har ett internationellt ansvar för arten. Doftticka är beroende av hög och jämn luftfuktighet i gamla, ostörda skogsmiljöer och är känslig för snabba förändringar av ljus-/vindförhållanden eller uttorkning. Dofttickan är placerad i toppen av Skogsstyrelsens värdepyramid för bedömning av skog med höga naturvärden och signalerar alltid gamla sälgar och skogsområden med höga naturvärden. Avverkning av värdträd (främst sälg) utgör det största hotet och när gamla och olikåldriga skogar med sälg avverkas försvinner oftast sälgen. Dofttickan har minskat med ca 30 % under de senaste 30 åren och är typisk art för </w:t>
       </w:r>
       <w:r>
         <w:rPr>
@@ -330,7 +294,16 @@
         <w:t>9010 Taiga</w:t>
       </w:r>
       <w:r>
-        <w:t xml:space="preserve"> (SLU Artdatabanken, 2024).</w:t>
+        <w:t xml:space="preserve"> och</w:t>
+      </w:r>
+      <w:r>
+        <w:rPr>
+          <w:i/>
+        </w:rPr>
+        <w:t xml:space="preserve"> 9050 Näringsrik granskog </w:t>
+      </w:r>
+      <w:r>
+        <w:t>(IUCN Redlist, 2024; Nitare &amp; Skogsstyrelsen, 2019; SLU Artdatabanken, 2024).</w:t>
       </w:r>
     </w:p>
     <w:p>
@@ -338,55 +311,28 @@
         <w:rPr>
           <w:b/>
         </w:rPr>
-        <w:t>Lunglav (NT)</w:t>
-      </w:r>
-      <w:r>
-        <w:t xml:space="preserve"> är en av vårt lands främsta signalarter som överallt indikerar gamla lövträd, skogsbestånd med höga naturvärden och ekosystem med långskoglig kontinuitet. Lokalt kan förekomsten vara mycket riklig men den hittas nästan enbart i gamla och ej slutavverkade skogar. Artens samtliga förekomster bör uppmärksammas från naturvårdssynpunkt, då många lokaler även hyser andra ovanliga och rödlistade arter. Rikliga förekomster bör skyddas med biotopskydd, frivilliga avsättningar eller reservat. På lunglav kan de sällsynta lavparasiterna lunglavshårprick (CR), </w:t>
+        <w:t>Järpe (§4)</w:t>
+      </w:r>
+      <w:r>
+        <w:t xml:space="preserve">, som är upptagen i bilaga 1 och 2 EU:s fågeldirektiv, är mycket stationär inom sitt revir som är minst 25 hektar stort. Livsmiljöerna utgörs av tät barrskog med inblandning av lövträd och en väl utvecklad flerskiktad struktur med bärris och yngre eller undertryckta, täta granar i ett lägre skikt, ofta utmed bäckar och åar inne i den skyddande granskogen. Den överlever inte om dess livsmiljö kalavverkas och är även känslig för röjning, gallring och avverkning där unga granar och lövträd inte sparas i tillräcklig omfattning. Arten finns i sammanhängande grandominerad skog över hela Sverige men förekomsterna är betydligt glesare i Götaland än i övriga landet. Järpe är typisk art för </w:t>
       </w:r>
       <w:r>
         <w:rPr>
           <w:i/>
         </w:rPr>
-        <w:t>Abrothallus diederichii</w:t>
-      </w:r>
-      <w:r>
-        <w:t xml:space="preserve"> (VU), </w:t>
+        <w:t xml:space="preserve">9010 Taiga, 9080 Lövsumpskog </w:t>
+      </w:r>
+      <w:r>
+        <w:t xml:space="preserve">och </w:t>
       </w:r>
       <w:r>
         <w:rPr>
           <w:i/>
         </w:rPr>
-        <w:t>Abrothallus lobariae</w:t>
-      </w:r>
-      <w:r>
-        <w:t xml:space="preserve"> (VU), </w:t>
-      </w:r>
-      <w:r>
-        <w:rPr>
-          <w:i/>
-        </w:rPr>
-        <w:t>Calycina lobariae</w:t>
-      </w:r>
-      <w:r>
-        <w:t xml:space="preserve"> (VU), lunglavsknapp (VU) och skrovelmössing (VU) påträffas. Lunglav är typisk art för </w:t>
-      </w:r>
-      <w:r>
-        <w:rPr>
-          <w:i/>
-        </w:rPr>
-        <w:t>9010 Taiga, 9020 Nordlig ädellövskog, 9110 Näringsfattig bokskog, 9130 Näringsrik bokskog, 9160 Näringsrik ekskog, 9180 Ädellövskog i branter, 9190 Näringsfattig ekskog, 9070 Trädklädd betesmark, 9040 Fjällbjörkskog</w:t>
-      </w:r>
-      <w:r>
-        <w:t xml:space="preserve"> och</w:t>
-      </w:r>
-      <w:r>
-        <w:rPr>
-          <w:i/>
-        </w:rPr>
-        <w:t xml:space="preserve"> 6530 Lövängar</w:t>
-      </w:r>
-      <w:r>
-        <w:t xml:space="preserve"> (SLU Artdatabanken, 2026; Nitare &amp; Skogsstyrelsen, 2019).</w:t>
+        <w:t xml:space="preserve">9740 Skogsbevuxen myr </w:t>
+      </w:r>
+      <w:r>
+        <w:t>(SLU Artdatabanken, 2026).</w:t>
       </w:r>
     </w:p>
     <w:p>
@@ -394,10 +340,10 @@
         <w:rPr>
           <w:b/>
         </w:rPr>
-        <w:t>Nästlav</w:t>
-      </w:r>
-      <w:r>
-        <w:t xml:space="preserve"> indikerar söder om den naturliga norrlandsgränsen äldre barrskogsområden med höga naturvärden där andra ovanliga nordliga barrskogsarter kan påträffas. Nästlav är typisk art för </w:t>
+        <w:t>Knärot (VU, §8)</w:t>
+      </w:r>
+      <w:r>
+        <w:t xml:space="preserve"> är typisk art för </w:t>
       </w:r>
       <w:r>
         <w:rPr>
@@ -406,283 +352,6 @@
         <w:t xml:space="preserve">9010 Taiga </w:t>
       </w:r>
       <w:r>
-        <w:t>(Nitare &amp; Skogsstyrelsen, 2019; SLU Artdatabanken, 2025).</w:t>
-      </w:r>
-    </w:p>
-    <w:p>
-      <w:r>
-        <w:rPr>
-          <w:b/>
-        </w:rPr>
-        <w:t>Rosa skärelav (NT)</w:t>
-      </w:r>
-      <w:r>
-        <w:t xml:space="preserve"> är en sällsynt skorplav som är spridd från Skåne till Lule Lappmark. I södra Sverige förekommer den i trädbärande marker med lång trädkontinuitet, framför allt på ek och i norra Sverige förekommer den i kontinuitetsskog med hög luftfuktighet, främst på sälg. Särskilt rika lokaler med rosa skärelav måste skyddas. Alla skogar med arten bör undantas från slutavverkning. Rosa skärelav är typisk art för </w:t>
-      </w:r>
-      <w:r>
-        <w:rPr>
-          <w:i/>
-        </w:rPr>
-        <w:t xml:space="preserve">9160 Näringsrik ekskog </w:t>
-      </w:r>
-      <w:r>
-        <w:t>och</w:t>
-      </w:r>
-      <w:r>
-        <w:rPr>
-          <w:i/>
-        </w:rPr>
-        <w:t xml:space="preserve"> 9190 Näringsfattig ekskog</w:t>
-      </w:r>
-      <w:r>
-        <w:t xml:space="preserve"> (SLU Artdatabanken, 2024; Nitare &amp; Skogsstyrelsen, 2019).</w:t>
-      </w:r>
-    </w:p>
-    <w:p>
-      <w:r>
-        <w:rPr>
-          <w:b/>
-        </w:rPr>
-        <w:t xml:space="preserve">Rostfläck </w:t>
-      </w:r>
-      <w:r>
-        <w:t xml:space="preserve">signalerar framför allt höga naturvärden i östra Sverige samt norr om den naturliga norrlandsgränsen. Arten indikerar här skogsmiljöer som under lång tid haft ett konstant fuktigt mikroklimat. Rika förekomster i Norrland visar sannolikt på bestånd med långvarig kontinuitet av gamla träd. När laven påträffas i alkärr signalerar den höga naturvärden inom hela sitt utbredningsområde. Rostfläck är typisk art för </w:t>
-      </w:r>
-      <w:r>
-        <w:rPr>
-          <w:i/>
-        </w:rPr>
-        <w:t xml:space="preserve">9190 Näringsfattig ekskog </w:t>
-      </w:r>
-      <w:r>
-        <w:t>(Nitare &amp; Skogsstyrelsen, 2019; SLU Artdatabanken, 2025).</w:t>
-      </w:r>
-    </w:p>
-    <w:p>
-      <w:r>
-        <w:rPr>
-          <w:b/>
-        </w:rPr>
-        <w:t>Skrovellav (NT)</w:t>
-      </w:r>
-      <w:r>
-        <w:t xml:space="preserve"> växer på gamla lövträd och på klippor i gamla skogar med hög och jämn luftfuktighet. Slutavverkning av kontinuitetsskog utgör det största hotet och lavens fortsatta förekomst bör säkerställas genom att lokaler med äldre skog skyddas. I områden med mycket hög luftfuktighet kan man på bålen av skrovellav finna de sällsynta parasitsvamparna skrovellavsknapp (EN), </w:t>
-      </w:r>
-      <w:r>
-        <w:rPr>
-          <w:i/>
-        </w:rPr>
-        <w:t>Catillaria lobariicola</w:t>
-      </w:r>
-      <w:r>
-        <w:t xml:space="preserve"> (VU) och </w:t>
-      </w:r>
-      <w:r>
-        <w:rPr>
-          <w:i/>
-        </w:rPr>
-        <w:t>Merismatium lobariae</w:t>
-      </w:r>
-      <w:r>
-        <w:t xml:space="preserve"> (DD). Skrovellav är typisk art för </w:t>
-      </w:r>
-      <w:r>
-        <w:rPr>
-          <w:i/>
-        </w:rPr>
-        <w:t xml:space="preserve">9010 Taiga, 9020 Nordlig ädellövskog, 9040 Fjällbjörkskog, 9070 Trädklädd betesmark, 9160 Näringsrik ekskog, 9180 Ädellövskog i branter, 9190 Näringsfattig ekskog, 8210 Kalkbranter </w:t>
-      </w:r>
-      <w:r>
-        <w:t xml:space="preserve">och </w:t>
-      </w:r>
-      <w:r>
-        <w:rPr>
-          <w:i/>
-        </w:rPr>
-        <w:t>6530 Lövängar</w:t>
-      </w:r>
-      <w:r>
-        <w:t xml:space="preserve"> (SLU Artdatabanken, 2026; Nitare &amp; Skogsstyrelsen, 2019).</w:t>
-      </w:r>
-    </w:p>
-    <w:p>
-      <w:r>
-        <w:rPr>
-          <w:b/>
-        </w:rPr>
-        <w:t>Ullticka (NT)</w:t>
-      </w:r>
-      <w:r>
-        <w:t xml:space="preserve"> är knuten till restbestånd av barrnaturskog och förekommer med ett tydligt optimum i orörda eller måttligt påverkade gamla granskogar där det föreligger viss kontinuitet av grov död ved. Ullticka är en bra signalart inom hela sitt utbredningsområde och i södra Sverige är den sällsynt och en god signalart för skyddsvärda granskogsmiljöer. Den hotas av avverkning och fragmentering av naturskog och äldre granskog med lång trädkontinuitet. På ullticka kan ibland ulltickeporing (VU) påträffas - det är en sällsynt ticka som nyligen delats upp i de tre olika arterna ulltickeporing </w:t>
-      </w:r>
-      <w:r>
-        <w:rPr>
-          <w:i/>
-        </w:rPr>
-        <w:t xml:space="preserve">Skeletocutis brevispora </w:t>
-      </w:r>
-      <w:r>
-        <w:t>(VU)</w:t>
-      </w:r>
-      <w:r>
-        <w:rPr>
-          <w:i/>
-        </w:rPr>
-        <w:t>, Skeletocutis delicata</w:t>
-      </w:r>
-      <w:r>
-        <w:t xml:space="preserve"> (VU)</w:t>
-      </w:r>
-      <w:r>
-        <w:rPr>
-          <w:i/>
-        </w:rPr>
-        <w:t xml:space="preserve"> och Skeletocutis exilis</w:t>
-      </w:r>
-      <w:r>
-        <w:t xml:space="preserve"> (NT). Ullticka är typisk art för </w:t>
-      </w:r>
-      <w:r>
-        <w:rPr>
-          <w:i/>
-        </w:rPr>
-        <w:t xml:space="preserve">9010 Taiga, 9050 Näringsrik granskog </w:t>
-      </w:r>
-      <w:r>
-        <w:t xml:space="preserve">och </w:t>
-      </w:r>
-      <w:r>
-        <w:rPr>
-          <w:i/>
-        </w:rPr>
-        <w:t>9030 Landhöjningsskog</w:t>
-      </w:r>
-      <w:r>
-        <w:t xml:space="preserve"> (SLU Artdatabanken, 2026; Nitare &amp; Skogsstyrelsen, 2019; Miettinen &amp; Niemelä, 2018).</w:t>
-      </w:r>
-    </w:p>
-    <w:p>
-      <w:r>
-        <w:rPr>
-          <w:b/>
-        </w:rPr>
-        <w:t>Vedflamlav (NT)</w:t>
-      </w:r>
-      <w:r>
-        <w:t xml:space="preserve"> växer på gammal hård och torr, exponerad kärnved av tall, främst på högstubbar i ljusöppna lägen, t.ex. vid och på myrar, sjökanter, i glesa hällmarkskogar och i brandpräglade tallnaturskogar. Substratet nyskapas i begränsad omfattning och arten är en utmärkt indikator på höga naturvärden i denna skogstyp. Tall- och barrblandskogar med naturskogskaraktär och spår av bränder har ofta höga biologiska värden och bör skyddas. På vedflamlavens bål kan den sällsynta spiklaven/parasiten </w:t>
-      </w:r>
-      <w:r>
-        <w:rPr>
-          <w:i/>
-        </w:rPr>
-        <w:t>Calicium ramboldiicola</w:t>
-      </w:r>
-      <w:r>
-        <w:t xml:space="preserve"> (VU) påträffas (SLU Artdatabanken, 2026).</w:t>
-      </w:r>
-    </w:p>
-    <w:p>
-      <w:pPr>
-        <w:pStyle w:val="Heading1"/>
-      </w:pPr>
-      <w:r>
-        <w:t>Fridlysta arter</w:t>
-      </w:r>
-    </w:p>
-    <w:p>
-      <w:r>
-        <w:t>Följande fridlysta arter har sina livsmiljöer och växtplatser i den avverkningsanmälda skogen: doftticka (VU, §8), knärot (VU, §8), järpe (NT, §4), tretåig hackspett (NT, §4), lavskrika (§4) och sparvuggla (§4).</w:t>
-      </w:r>
-    </w:p>
-    <w:p>
-      <w:r>
-        <w:t xml:space="preserve">Observera att medlemsländerna är skyldiga att agera i enlighet med EU:s fågeldirektiv där det uttryckligen står att direktivet gäller för fåglar samt för deras ägg, bon och </w:t>
-      </w:r>
-      <w:r>
-        <w:rPr>
-          <w:b/>
-        </w:rPr>
-        <w:t xml:space="preserve">livsmiljöer </w:t>
-      </w:r>
-      <w:r>
-        <w:t>(artikel 1). Vidare att de åtgärder som vidtas inte får leda till en försämring av den nuvarande situationen beträffande bevarandet av de fågelarter som avses i artikel 1 (artikel 13). Fågeldirektivet är styrande för tillsynsansvariga myndigheters ärendehantering, ställningstaganden och beslutsfattande.</w:t>
-      </w:r>
-    </w:p>
-    <w:p>
-      <w:r>
-        <w:rPr>
-          <w:b/>
-        </w:rPr>
-        <w:t>Doftticka (VU, §8)</w:t>
-      </w:r>
-      <w:r>
-        <w:t xml:space="preserve"> är rödlistad som sårbar (VU) och fridlyst enligt 8§ artskyddsförordningen. Den är även globalt rödlistad som Nära hotad (NT) vilket innebär att Sverige har ett internationellt ansvar för arten. Doftticka är beroende av hög och jämn luftfuktighet i gamla, ostörda skogsmiljöer och är känslig för snabba förändringar av ljus-/vindförhållanden eller uttorkning. Dofttickan är placerad i toppen av Skogsstyrelsens värdepyramid för bedömning av skog med höga naturvärden och signalerar alltid gamla sälgar och skogsområden med höga naturvärden. Avverkning av värdträd (främst sälg) utgör det största hotet och när gamla och olikåldriga skogar med sälg avverkas försvinner oftast sälgen. Dofttickan har minskat med ca 30 % under de senaste 30 åren och är typisk art för </w:t>
-      </w:r>
-      <w:r>
-        <w:rPr>
-          <w:i/>
-        </w:rPr>
-        <w:t>9010 Taiga</w:t>
-      </w:r>
-      <w:r>
-        <w:t xml:space="preserve"> och</w:t>
-      </w:r>
-      <w:r>
-        <w:rPr>
-          <w:i/>
-        </w:rPr>
-        <w:t xml:space="preserve"> 9050 Näringsrik granskog </w:t>
-      </w:r>
-      <w:r>
-        <w:t>(IUCN Redlist, 2024; Nitare &amp; Skogsstyrelsen, 2019; SLU Artdatabanken, 2024).</w:t>
-      </w:r>
-    </w:p>
-    <w:p>
-      <w:r>
-        <w:rPr>
-          <w:b/>
-        </w:rPr>
-        <w:t>Järpe (§4)</w:t>
-      </w:r>
-      <w:r>
-        <w:t xml:space="preserve">, som är upptagen i bilaga 1 och 2 EU:s fågeldirektiv, är mycket stationär inom sitt revir som är minst 25 hektar stort. Livsmiljöerna utgörs av tät barrskog med inblandning av lövträd och en väl utvecklad flerskiktad struktur med bärris och yngre eller undertryckta, täta granar i ett lägre skikt, ofta utmed bäckar och åar inne i den skyddande granskogen. Den överlever inte om dess livsmiljö kalavverkas och är även känslig för röjning, gallring och avverkning där unga granar och lövträd inte sparas i tillräcklig omfattning. Arten finns i sammanhängande grandominerad skog över hela Sverige men förekomsterna är betydligt glesare i Götaland än i övriga landet. Järpe är typisk art för </w:t>
-      </w:r>
-      <w:r>
-        <w:rPr>
-          <w:i/>
-        </w:rPr>
-        <w:t xml:space="preserve">9010 Taiga, 9080 Lövsumpskog </w:t>
-      </w:r>
-      <w:r>
-        <w:t xml:space="preserve">och </w:t>
-      </w:r>
-      <w:r>
-        <w:rPr>
-          <w:i/>
-        </w:rPr>
-        <w:t xml:space="preserve">9740 Skogsbevuxen myr </w:t>
-      </w:r>
-      <w:r>
-        <w:t>(SLU Artdatabanken, 2026).</w:t>
-      </w:r>
-    </w:p>
-    <w:p>
-      <w:r>
-        <w:rPr>
-          <w:b/>
-        </w:rPr>
-        <w:t>Knärot (VU, §8)</w:t>
-      </w:r>
-      <w:r>
-        <w:t xml:space="preserve"> är typisk art för </w:t>
-      </w:r>
-      <w:r>
-        <w:rPr>
-          <w:i/>
-        </w:rPr>
-        <w:t xml:space="preserve">9010 Taiga </w:t>
-      </w:r>
-      <w:r>
         <w:t>och</w:t>
       </w:r>
       <w:r>
@@ -692,7 +361,7 @@
         <w:t xml:space="preserve"> 9050 Näringsrik granskog</w:t>
       </w:r>
       <w:r>
-        <w:t xml:space="preserve">, rödlistad som sårbar och fridlyst enligt 8§ artskyddsförordningen. En nyligen genomförd analys av 79 floraväktarlokaler indikerar att det behövs någonstans mellan 100 och 150 meters skyddszon för att en knärotspopulation inte ska dö ut på lång sikt (Sebestyén &amp; Sundberg, 2025). Detta ligger väl i linje med tidigare genomförda studier som visar att det krävs väl tilltagna buffertzoner för att knäroten inte ska ta skada av skogsbruksåtgärder i intilliggande skog (Johnson, 2014; Koelmeijer m.fl., 2022; Skogsstyrelsen, 2022). Arten är även känslig för gallring vilket framgår av Skogsstyrelsens egen vägledning för hänsyn till knärot (Skogsstyrelsen, 2022). För rika förekomster av knärot är reservatsbildning eller biotopskydd lämpliga åtgärder för att skydda den. På knärot kan den sällsynta rostsvampen </w:t>
+        <w:t xml:space="preserve">, rödlistad som sårbar och fridlyst enligt 8§ artskyddsförordningen. En nyligen genomförd analys av 79 floraväktarlokaler indikerar att det behövs någonstans mellan 100 och 150 meters skyddszon för att en knärotspopulation inte ska dö ut på lång sikt (Sebestyén &amp; Sundberg, 2025). Detta ligger väl i linje med tidigare genomförda studier som visar att det krävs väl tilltagna buffertzoner för att knäroten inte ska ta skada av skogsbruksåtgärder i intilliggande skog (Johnson, 2014; Koelmeijer m.fl., 2022; Skogsstyrelsen, 2022). Arten är även känslig för gallring vilket framgår av Skogsstyrelsens egen vägledning för hänsyn till knärot (Skogsstyrelsen, 2022). Ytterligare en studie visar på den starka korrelationen mellan minskande arealer kontinuitetsskog och lokal utdöenderisk. Knäroten uppvisade en mycket låg koloniseringsgrad (0,7 % över 10 år) i kombination med hög lokal utrotningsrisk (75,2 %), där utrotningssannolikheten ökade kraftigt när arealen kontinuitetsskog minskade mellan undersökningar, t.ex. på grund av kalhyggesbruk (Johansson et al., 2026). För rika förekomster av knärot är reservatsbildning eller biotopskydd lämpliga åtgärder för att skydda den. På knärot kan den sällsynta rostsvampen </w:t>
       </w:r>
       <w:r>
         <w:rPr>
@@ -725,7 +394,7 @@
       <w:r>
         <w:drawing>
           <wp:inline xmlns:a="http://schemas.openxmlformats.org/drawingml/2006/main" xmlns:pic="http://schemas.openxmlformats.org/drawingml/2006/picture">
-            <wp:extent cx="5486400" cy="5503593"/>
+            <wp:extent cx="5486400" cy="5503421"/>
             <wp:docPr id="2" name="Picture 2"/>
             <wp:cNvGraphicFramePr>
               <a:graphicFrameLocks noChangeAspect="1"/>
@@ -746,7 +415,7 @@
                   <pic:spPr>
                     <a:xfrm>
                       <a:off x="0" y="0"/>
-                      <a:ext cx="5486400" cy="5503593"/>
+                      <a:ext cx="5486400" cy="5503421"/>
                     </a:xfrm>
                     <a:prstGeom prst="rect"/>
                   </pic:spPr>
@@ -760,15 +429,11 @@
     <w:p>
       <w:pPr>
         <w:pStyle w:val="Caption"/>
+        <w:spacing w:after="240"/>
       </w:pPr>
       <w:r>
         <w:t>Figur 2. Fyndplatser och buffertzoner för knärot i det avverkningsanmälda området. Endast fyndplatser vars buffertzoner överlappar med det avverkningsanmälda området har tagits med i visualiseringen. Kartans mittpunktskoordinat är N 6982617, E 518925 i SWEREF 99 TM.</w:t>
       </w:r>
-    </w:p>
-    <w:p>
-      <w:pPr>
-        <w:pStyle w:val="Caption"/>
-      </w:pPr>
     </w:p>
     <w:p>
       <w:r>
@@ -833,6 +498,349 @@
     <w:p>
       <w:r>
         <w:t>I BILAGA 1 finns mer detaljerad information om ekologi samt krav på livsmiljö hos fridlysta arter.</w:t>
+      </w:r>
+    </w:p>
+    <w:p>
+      <w:pPr>
+        <w:pStyle w:val="Heading2"/>
+      </w:pPr>
+      <w:r>
+        <w:t>Övriga naturvårdsarter</w:t>
+      </w:r>
+    </w:p>
+    <w:p>
+      <w:r>
+        <w:rPr>
+          <w:b/>
+        </w:rPr>
+        <w:t>Barkkornlav</w:t>
+      </w:r>
+      <w:r>
+        <w:t xml:space="preserve"> växer på bark av bl.a. gran, ek, al, asp, rönn, sälg och en i ädellövskogar, granskogar, barr- och lövblandskogar med hög luftfuktighet. Barkkornlav är typisk art för </w:t>
+      </w:r>
+      <w:r>
+        <w:rPr>
+          <w:i/>
+        </w:rPr>
+        <w:t>9190 Näringsfattig ekskog</w:t>
+      </w:r>
+      <w:r>
+        <w:t xml:space="preserve"> (SLU Artdatabanken, 2025).</w:t>
+      </w:r>
+    </w:p>
+    <w:p>
+      <w:r>
+        <w:rPr>
+          <w:b/>
+        </w:rPr>
+        <w:t>Bårdlav</w:t>
+      </w:r>
+      <w:r>
+        <w:t xml:space="preserve"> signalerar miljöer med höga naturvärden och på lokalerna finns vanligtvis många andra ovanliga och rödlistade arter. Den visar även på platser med hög och jämn luftfuktighet. På bårdlav och andra njurlavar (Nephroma) kan de sällsynta parasiterna </w:t>
+      </w:r>
+      <w:r>
+        <w:rPr>
+          <w:i/>
+        </w:rPr>
+        <w:t xml:space="preserve">Protounguicularia nephromatis </w:t>
+      </w:r>
+      <w:r>
+        <w:t xml:space="preserve">(VU) och </w:t>
+      </w:r>
+      <w:r>
+        <w:rPr>
+          <w:i/>
+        </w:rPr>
+        <w:t xml:space="preserve">Tremella nephromatis </w:t>
+      </w:r>
+      <w:r>
+        <w:t xml:space="preserve">(DD) påträffas. Bårdlav är typisk art för </w:t>
+      </w:r>
+      <w:r>
+        <w:rPr>
+          <w:i/>
+        </w:rPr>
+        <w:t xml:space="preserve">9010 Taiga, 9020 Nordlig ädellövskog, 9070 Trädklädd betesmark, 9110 Näringsfattig bokskog, 9160 Näringsrik ekskog, 9180 Ädellövskog i branter </w:t>
+      </w:r>
+      <w:r>
+        <w:t>och</w:t>
+      </w:r>
+      <w:r>
+        <w:rPr>
+          <w:i/>
+        </w:rPr>
+        <w:t xml:space="preserve"> 9190 Näringsfattig ekskog</w:t>
+      </w:r>
+      <w:r>
+        <w:t xml:space="preserve"> (SLU Artdatabanken, 2026; Nitare &amp; Skogsstyrelsen, 2019).</w:t>
+      </w:r>
+    </w:p>
+    <w:p>
+      <w:r>
+        <w:rPr>
+          <w:b/>
+        </w:rPr>
+        <w:t>Kolflarnlav (NT)</w:t>
+      </w:r>
+      <w:r>
+        <w:t xml:space="preserve"> är brandberoende och växer nästan uteslutande på kolad hård kärnved av tall. Etableringen verkar ske först 100–300 år efter brand och nytt substrat nybildas i mycket begränsad omfattning. Avverkning av tallskog av naturskogskaraktär med spår av återkommande bränder är ett hot och mängden lämplig ved att växa på för arten minskar dels på grund av naturlig nedbrytning men framförallt på grund av att det förstörs i samband med slutavverkningar, gallringar och markberedning. Såväl kolflarnlav som mörk kolflarnlav har glänsande bålfjäll och förekommer främst i tall- och blandbarrskogar av naturskogskaraktär med spår av återkommande bränder. Skogar som dessa hyser höga biologiska värden och bör skyddas. Kolflarnlav är typisk art för </w:t>
+      </w:r>
+      <w:r>
+        <w:rPr>
+          <w:i/>
+        </w:rPr>
+        <w:t>9010 Taiga</w:t>
+      </w:r>
+      <w:r>
+        <w:t xml:space="preserve"> (SLU Artdatabanken, 2024).</w:t>
+      </w:r>
+    </w:p>
+    <w:p>
+      <w:r>
+        <w:rPr>
+          <w:b/>
+        </w:rPr>
+        <w:t>Lunglav (NT)</w:t>
+      </w:r>
+      <w:r>
+        <w:t xml:space="preserve"> är en av vårt lands främsta signalarter som överallt indikerar gamla lövträd, skogsbestånd med höga naturvärden och ekosystem med långskoglig kontinuitet. Lokalt kan förekomsten vara mycket riklig men den hittas nästan enbart i gamla och ej slutavverkade skogar. Artens samtliga förekomster bör uppmärksammas från naturvårdssynpunkt, då många lokaler även hyser andra ovanliga och rödlistade arter. Rikliga förekomster bör skyddas med biotopskydd, frivilliga avsättningar eller reservat. På lunglav kan de sällsynta lavparasiterna lunglavshårprick (CR), </w:t>
+      </w:r>
+      <w:r>
+        <w:rPr>
+          <w:i/>
+        </w:rPr>
+        <w:t>Abrothallus diederichii</w:t>
+      </w:r>
+      <w:r>
+        <w:t xml:space="preserve"> (VU), </w:t>
+      </w:r>
+      <w:r>
+        <w:rPr>
+          <w:i/>
+        </w:rPr>
+        <w:t>Abrothallus lobariae</w:t>
+      </w:r>
+      <w:r>
+        <w:t xml:space="preserve"> (VU), </w:t>
+      </w:r>
+      <w:r>
+        <w:rPr>
+          <w:i/>
+        </w:rPr>
+        <w:t>Calycina lobariae</w:t>
+      </w:r>
+      <w:r>
+        <w:t xml:space="preserve"> (VU), lunglavsknapp (VU) och skrovelmössing (VU) påträffas. Lunglav är typisk art för </w:t>
+      </w:r>
+      <w:r>
+        <w:rPr>
+          <w:i/>
+        </w:rPr>
+        <w:t>9010 Taiga, 9020 Nordlig ädellövskog, 9110 Näringsfattig bokskog, 9130 Näringsrik bokskog, 9160 Näringsrik ekskog, 9180 Ädellövskog i branter, 9190 Näringsfattig ekskog, 9070 Trädklädd betesmark, 9040 Fjällbjörkskog</w:t>
+      </w:r>
+      <w:r>
+        <w:t xml:space="preserve"> och</w:t>
+      </w:r>
+      <w:r>
+        <w:rPr>
+          <w:i/>
+        </w:rPr>
+        <w:t xml:space="preserve"> 6530 Lövängar</w:t>
+      </w:r>
+      <w:r>
+        <w:t xml:space="preserve"> (SLU Artdatabanken, 2026; Nitare &amp; Skogsstyrelsen, 2019).</w:t>
+      </w:r>
+    </w:p>
+    <w:p>
+      <w:r>
+        <w:rPr>
+          <w:b/>
+        </w:rPr>
+        <w:t>Nästlav</w:t>
+      </w:r>
+      <w:r>
+        <w:t xml:space="preserve"> indikerar söder om den naturliga norrlandsgränsen äldre barrskogsområden med höga naturvärden där andra ovanliga nordliga barrskogsarter kan påträffas. Nästlav är typisk art för </w:t>
+      </w:r>
+      <w:r>
+        <w:rPr>
+          <w:i/>
+        </w:rPr>
+        <w:t xml:space="preserve">9010 Taiga </w:t>
+      </w:r>
+      <w:r>
+        <w:t>(Nitare &amp; Skogsstyrelsen, 2019; SLU Artdatabanken, 2025).</w:t>
+      </w:r>
+    </w:p>
+    <w:p>
+      <w:r>
+        <w:rPr>
+          <w:b/>
+        </w:rPr>
+        <w:t>Rosa skärelav (NT)</w:t>
+      </w:r>
+      <w:r>
+        <w:t xml:space="preserve"> är en sällsynt skorplav som är spridd från Skåne till Lule Lappmark. I södra Sverige förekommer den i trädbärande marker med lång trädkontinuitet, framför allt på ek och i norra Sverige förekommer den i kontinuitetsskog med hög luftfuktighet, främst på sälg. Särskilt rika lokaler med rosa skärelav måste skyddas. Alla skogar med arten bör undantas från slutavverkning. Rosa skärelav är typisk art för </w:t>
+      </w:r>
+      <w:r>
+        <w:rPr>
+          <w:i/>
+        </w:rPr>
+        <w:t xml:space="preserve">9160 Näringsrik ekskog </w:t>
+      </w:r>
+      <w:r>
+        <w:t>och</w:t>
+      </w:r>
+      <w:r>
+        <w:rPr>
+          <w:i/>
+        </w:rPr>
+        <w:t xml:space="preserve"> 9190 Näringsfattig ekskog</w:t>
+      </w:r>
+      <w:r>
+        <w:t xml:space="preserve"> (SLU Artdatabanken, 2024; Nitare &amp; Skogsstyrelsen, 2019).</w:t>
+      </w:r>
+    </w:p>
+    <w:p>
+      <w:r>
+        <w:rPr>
+          <w:b/>
+        </w:rPr>
+        <w:t xml:space="preserve">Rostfläck </w:t>
+      </w:r>
+      <w:r>
+        <w:t xml:space="preserve">signalerar framför allt höga naturvärden i östra Sverige samt norr om den naturliga norrlandsgränsen. Arten indikerar här skogsmiljöer som under lång tid haft ett konstant fuktigt mikroklimat. Rika förekomster i Norrland visar sannolikt på bestånd med långvarig kontinuitet av gamla träd. När laven påträffas i alkärr signalerar den höga naturvärden inom hela sitt utbredningsområde. Rostfläck är typisk art för </w:t>
+      </w:r>
+      <w:r>
+        <w:rPr>
+          <w:i/>
+        </w:rPr>
+        <w:t xml:space="preserve">9190 Näringsfattig ekskog </w:t>
+      </w:r>
+      <w:r>
+        <w:t>(Nitare &amp; Skogsstyrelsen, 2019; SLU Artdatabanken, 2025).</w:t>
+      </w:r>
+    </w:p>
+    <w:p>
+      <w:r>
+        <w:rPr>
+          <w:b/>
+        </w:rPr>
+        <w:t>Skrovellav (NT)</w:t>
+      </w:r>
+      <w:r>
+        <w:t xml:space="preserve"> växer på gamla lövträd och på klippor i gamla skogar med hög och jämn luftfuktighet. Slutavverkning av kontinuitetsskog utgör det största hotet och lavens fortsatta förekomst bör säkerställas genom att lokaler med äldre skog skyddas. I områden med mycket hög luftfuktighet kan man på bålen av skrovellav finna de sällsynta parasitsvamparna skrovellavsknapp (EN), </w:t>
+      </w:r>
+      <w:r>
+        <w:rPr>
+          <w:i/>
+        </w:rPr>
+        <w:t>Catillaria lobariicola</w:t>
+      </w:r>
+      <w:r>
+        <w:t xml:space="preserve"> (VU) och </w:t>
+      </w:r>
+      <w:r>
+        <w:rPr>
+          <w:i/>
+        </w:rPr>
+        <w:t>Merismatium lobariae</w:t>
+      </w:r>
+      <w:r>
+        <w:t xml:space="preserve"> (DD). Skrovellav är typisk art för </w:t>
+      </w:r>
+      <w:r>
+        <w:rPr>
+          <w:i/>
+        </w:rPr>
+        <w:t xml:space="preserve">9010 Taiga, 9020 Nordlig ädellövskog, 9040 Fjällbjörkskog, 9070 Trädklädd betesmark, 9160 Näringsrik ekskog, 9180 Ädellövskog i branter, 9190 Näringsfattig ekskog, 8210 Kalkbranter </w:t>
+      </w:r>
+      <w:r>
+        <w:t xml:space="preserve">och </w:t>
+      </w:r>
+      <w:r>
+        <w:rPr>
+          <w:i/>
+        </w:rPr>
+        <w:t>6530 Lövängar</w:t>
+      </w:r>
+      <w:r>
+        <w:t xml:space="preserve"> (SLU Artdatabanken, 2026; Nitare &amp; Skogsstyrelsen, 2019).</w:t>
+      </w:r>
+    </w:p>
+    <w:p>
+      <w:r>
+        <w:rPr>
+          <w:b/>
+        </w:rPr>
+        <w:t>Ullticka (NT)</w:t>
+      </w:r>
+      <w:r>
+        <w:t xml:space="preserve"> är knuten till restbestånd av barrnaturskog och förekommer med ett tydligt optimum i orörda eller måttligt påverkade gamla granskogar där det föreligger viss kontinuitet av grov död ved. Ullticka är en bra signalart inom hela sitt utbredningsområde och i södra Sverige är den sällsynt och en god signalart för skyddsvärda granskogsmiljöer. Den hotas av avverkning och fragmentering av naturskog och äldre granskog med lång trädkontinuitet. På ullticka kan ibland ulltickeporing (VU) påträffas - det är en sällsynt ticka som nyligen delats upp i de tre olika arterna ulltickeporing </w:t>
+      </w:r>
+      <w:r>
+        <w:rPr>
+          <w:i/>
+        </w:rPr>
+        <w:t xml:space="preserve">Skeletocutis brevispora </w:t>
+      </w:r>
+      <w:r>
+        <w:t>(VU)</w:t>
+      </w:r>
+      <w:r>
+        <w:rPr>
+          <w:i/>
+        </w:rPr>
+        <w:t>, Skeletocutis delicata</w:t>
+      </w:r>
+      <w:r>
+        <w:t xml:space="preserve"> (VU)</w:t>
+      </w:r>
+      <w:r>
+        <w:rPr>
+          <w:i/>
+        </w:rPr>
+        <w:t xml:space="preserve"> och Skeletocutis exilis</w:t>
+      </w:r>
+      <w:r>
+        <w:t xml:space="preserve"> (NT). Ullticka är typisk art för </w:t>
+      </w:r>
+      <w:r>
+        <w:rPr>
+          <w:i/>
+        </w:rPr>
+        <w:t xml:space="preserve">9010 Taiga, 9050 Näringsrik granskog </w:t>
+      </w:r>
+      <w:r>
+        <w:t xml:space="preserve">och </w:t>
+      </w:r>
+      <w:r>
+        <w:rPr>
+          <w:i/>
+        </w:rPr>
+        <w:t>9030 Landhöjningsskog</w:t>
+      </w:r>
+      <w:r>
+        <w:t xml:space="preserve"> (SLU Artdatabanken, 2026; Nitare &amp; Skogsstyrelsen, 2019; Miettinen &amp; Niemelä, 2018).</w:t>
+      </w:r>
+    </w:p>
+    <w:p>
+      <w:r>
+        <w:rPr>
+          <w:b/>
+        </w:rPr>
+        <w:t>Vedflamlav (NT)</w:t>
+      </w:r>
+      <w:r>
+        <w:t xml:space="preserve"> växer på gammal hård och torr, exponerad kärnved av tall, främst på högstubbar i ljusöppna lägen, t.ex. vid och på myrar, sjökanter, i glesa hällmarkskogar och i brandpräglade tallnaturskogar. Substratet nyskapas i begränsad omfattning och arten är en utmärkt indikator på höga naturvärden i denna skogstyp. Tall- och barrblandskogar med naturskogskaraktär och spår av bränder har ofta höga biologiska värden och bör skyddas. På vedflamlavens bål kan den sällsynta spiklaven/parasiten </w:t>
+      </w:r>
+      <w:r>
+        <w:rPr>
+          <w:i/>
+        </w:rPr>
+        <w:t>Calicium ramboldiicola</w:t>
+      </w:r>
+      <w:r>
+        <w:t xml:space="preserve"> (VU) påträffas (SLU Artdatabanken, 2026).</w:t>
       </w:r>
     </w:p>
     <w:p>
@@ -941,7 +949,7 @@
         <w:rPr>
           <w:i/>
         </w:rPr>
-        <w:t>I det avverkningsanmälda skogsområdet har 16 naturvårdsarter varav 10 rödlistade arter sina livsmiljöer och växtplatser.</w:t>
+        <w:t>I det avverkningsanmälda skogsområdet har 16 naturvårdsarter varav 11 rödlistade arter sina livsmiljöer och växtplatser.</w:t>
       </w:r>
     </w:p>
     <w:p>
@@ -1234,7 +1242,7 @@
     </w:p>
     <w:p>
       <w:r>
-        <w:t>En analys av 79 floraväktarlokaler åren 1990–2015 vilka återbesökts under 2020–2024 visade på en tydlig negativ påverkan på knärotsförekomster från större hyggen i närområdet (inom 150–200 m) vilket indikerar att kanteffekter har en stor påverkan på populationerna. Resultaten bekräftar knärotens känslighet för kanteffekter och visar vikten av att skydda större skogsbestånd för att bevara arten. Om det blir höga andelar (&gt;30%) hyggen inom 200 meter från en knärotsförekomst så ökar risken för att en knärotspopulation dör ut och det verkar det behövas någonstans mellan 100 och 150 meters skyddszon för att bevara arten på lång sikt (Sebestyén &amp; Sundberg, 2025).</w:t>
+        <w:t>En analys av 79 floraväktarlokaler åren 1990–2015 vilka återbesökts under 2020–2024 visade på en tydlig negativ påverkan på knärotsförekomster från större hyggen i närområdet (inom 150–200 m) vilket indikerar att kanteffekter har en stor påverkan på populationerna. Resultaten bekräftar knärotens känslighet för kanteffekter och visar vikten av att skydda större skogsbestånd för att bevara arten. Om det blir höga andelar (&gt;30%) hyggen inom 200 meter från en knärotsförekomst så ökar risken för att en knärotspopulation dör ut och det verkar det behövas någonstans mellan 100 och 150 meters skyddszon för att bevara arten på lång sikt (Sebestyén &amp; Sundberg, 2025). Detta stöds även av en studie (Johansson et al, 2026) baserad på data från Riksskogstaxeringen som visar att knäroten minskat med 66 % under perioden 1993–2022 samt att det finns en stark korrelation mellan minskande arealer kontinuitetsskog och lokal utdöenderisk. Knäroten uppvisade en mycket låg koloniseringsgrad (0,7 % över 10 år) i kombination med hög lokal utrotningsrisk (75,2 %), där utrotningssannolikheten ökade kraftigt när arealen kontinuitetsskog minskade mellan undersökningar, t.ex. på grund av kalhyggesbruk (Johansson et al., 2026).</w:t>
       </w:r>
     </w:p>
     <w:p>
@@ -1279,7 +1287,7 @@
     </w:p>
     <w:p>
       <w:r>
-        <w:t>En nyligen publicerad vetenskaplig uppsats av Koelmeijer m.fl. (2022) inkluderar orkidén knärots skyddsbehov. I uppsatsen berörs problemet med uttorkning för växter, bl.a. för knärot, ett problem som blivit accentuerat på grund av den pågående klimatförändringen och torra somrar, t.ex. den exceptionellt torra sommaren 2018. I uppsatsen undersöks områden med tre olika avstånd från kalhyggeskant med avseende på skydd bl.a. för knärot. Det första området har avstånd upp till 20 m från hyggeskant (Strong edge effect), det andra 20–40 m från hyggeskant (Weak edge effect) och det tredje avser större avstånd från hyggeskant, där kanteffekten anses vara försumbar (Interior). Ett resultat var att man fann stor eller mycket stor uttorkningseffekt på känsliga och rödlistade skogsarter vid de kortare avstånden till hyggeskant, medan effekt av uttorkning inte konstaterades på större avstånd (Interior). För orkidén knärot fann man en rik förekomst (upp till 0,06 dm2/m2) på stort avstånd från hyggeskant (Interior), medan förekomsten var liten eller närmast försumbar i de områden som klassificerades som Weak edge effect respektive Strong edge effect. Arbetet påpekar att de allt oftare förekommande torra somrarna ger ytterligare skäl att utöka skyddsavståndet från hyggen till den fuktkrävande arten knärot (Koelmeijer m.fl., 2022).</w:t>
+        <w:t>Ytterligare en studie (Koelmeijer m.fl., 2022) inkluderar knärotens skyddsbehov. I uppsatsen berörs problemet med uttorkning för växter, bl.a. för knärot, ett problem som blivit accentuerat på grund av den pågående klimatförändringen och torra somrar, t.ex. den exceptionellt torra sommaren 2018. I uppsatsen undersöks områden med tre olika avstånd från kalhyggeskant med avseende på skydd bl.a. för knärot. Det första området har avstånd upp till 20 m från hyggeskant (Strong edge effect), det andra 20–40 m från hyggeskant (Weak edge effect) och det tredje avser större avstånd från hyggeskant, där kanteffekten anses vara försumbar (Interior). Ett resultat var att man fann stor eller mycket stor uttorkningseffekt på känsliga och rödlistade skogsarter vid de kortare avstånden till hyggeskant, medan effekt av uttorkning inte konstaterades på större avstånd (Interior). För orkidén knärot fann man en rik förekomst (upp till 0,06 dm2/m2) på stort avstånd från hyggeskant (Interior), medan förekomsten var liten eller närmast försumbar i de områden som klassificerades som Weak edge effect respektive Strong edge effect. Arbetet påpekar att de allt oftare förekommande torra somrarna ger ytterligare skäl att utöka skyddsavståndet från hyggen till den fuktkrävande arten knärot (Koelmeijer m.fl., 2022).</w:t>
       </w:r>
     </w:p>
     <w:p>
@@ -1311,7 +1319,7 @@
         <w:t xml:space="preserve">Short-term response of the herbaceous layer within leave patches after harvest. </w:t>
       </w:r>
       <w:r>
-        <w:t>Forest Ecology and Management 257, 1014–1025</w:t>
+        <w:t>Forest Ecology and Management 257, 1014–1025.</w:t>
       </w:r>
     </w:p>
     <w:p>
@@ -1325,7 +1333,30 @@
         <w:t xml:space="preserve">Level and pattern of overstory retention interact to shape long-term responses of understories to timber harvest. </w:t>
       </w:r>
       <w:r>
-        <w:t>Ecological Applications, 22, 2049–2064</w:t>
+        <w:t>Ecological Applications, 22, 2049–2064.</w:t>
+      </w:r>
+    </w:p>
+    <w:p>
+      <w:r>
+        <w:t>Johansson, V., Jansson, M. och Bergman, K-O</w:t>
+      </w:r>
+      <w:r>
+        <w:rPr>
+          <w:i/>
+        </w:rPr>
+        <w:t>.</w:t>
+      </w:r>
+      <w:r>
+        <w:t>, 2026.</w:t>
+      </w:r>
+      <w:r>
+        <w:rPr>
+          <w:i/>
+        </w:rPr>
+        <w:t xml:space="preserve"> A 30-year population decline of a threatened forest orchid associated with old growth forests</w:t>
+      </w:r>
+      <w:r>
+        <w:t>. Department of Physics, Chemistry and Biology (IFM), Linköping University.</w:t>
       </w:r>
     </w:p>
     <w:p>
@@ -1339,7 +1370,7 @@
         <w:t>Retention Forestry as a Conservation Measure for Boreal Forest Ground Vegetation</w:t>
       </w:r>
       <w:r>
-        <w:t>. Doktorsavhandling, SLU, Uppsala</w:t>
+        <w:t>. Doktorsavhandling, SLU, Uppsala.</w:t>
       </w:r>
     </w:p>
     <w:p>
@@ -1353,7 +1384,7 @@
         <w:t xml:space="preserve">Interactive effects of drought and edge exposure on old-growth forest understory species. </w:t>
       </w:r>
       <w:r>
-        <w:t>Landscape Ecology, 37, sid 1839–1853</w:t>
+        <w:t>Landscape Ecology, 37, sid 1839–1853.</w:t>
       </w:r>
     </w:p>
     <w:p>
@@ -1381,7 +1412,7 @@
         <w:t>Påverkan på knärotslokaler från hyggen i närheten.</w:t>
       </w:r>
       <w:r>
-        <w:t xml:space="preserve"> DAPHNE 36:1 2025. Botaniska Sällskapet i Stockholm</w:t>
+        <w:t xml:space="preserve"> DAPHNE 36:1 2025. Botaniska Sällskapet i Stockholm.</w:t>
       </w:r>
     </w:p>
     <w:p>
@@ -1395,7 +1426,7 @@
         <w:t xml:space="preserve">Vägledning för hänsyn till knärot. </w:t>
       </w:r>
       <w:r>
-        <w:t>https://www.skogsstyrelsen.se/lag-och-tillsyn/artskydd/vagledningar-och-kunskapsstod-artskydd/vagledning-for-hansyn-till-knarot/</w:t>
+        <w:t>https://www.skogsstyrelsen.se/lag-och-tillsyn/artskydd/vagledningar-och-kunskapsstod-artskydd/vagledning-for-hansyn-till-knarot/.</w:t>
       </w:r>
     </w:p>
     <w:p>
@@ -1409,7 +1440,7 @@
         <w:t xml:space="preserve">Artfaktablad. Naturvård – artfakta. </w:t>
       </w:r>
       <w:r>
-        <w:t>SLU Artdatabanken, Uppsala</w:t>
+        <w:t>SLU Artdatabanken, Uppsala.</w:t>
       </w:r>
     </w:p>
     <w:p>
@@ -1867,7 +1898,7 @@
 </file>
 
 <file path=word/endnotes.xml><?xml version="1.0" encoding="utf-8"?>
-<w:endnotes xmlns:wpc="http://schemas.microsoft.com/office/word/2010/wordprocessingCanvas" xmlns:cx="http://schemas.microsoft.com/office/drawing/2014/chartex" xmlns:cx1="http://schemas.microsoft.com/office/drawing/2015/9/8/chartex" xmlns:cx2="http://schemas.microsoft.com/office/drawing/2015/10/21/chartex" xmlns:cx3="http://schemas.microsoft.com/office/drawing/2016/5/9/chartex" xmlns:cx4="http://schemas.microsoft.com/office/drawing/2016/5/10/chartex" xmlns:cx5="http://schemas.microsoft.com/office/drawing/2016/5/11/chartex" xmlns:cx6="http://schemas.microsoft.com/office/drawing/2016/5/12/chartex" xmlns:cx7="http://schemas.microsoft.com/office/drawing/2016/5/13/chartex" xmlns:cx8="http://schemas.microsoft.com/office/drawing/2016/5/14/chartex" xmlns:mc="http://schemas.openxmlformats.org/markup-compatibility/2006" xmlns:aink="http://schemas.microsoft.com/office/drawing/2016/ink" xmlns:am3d="http://schemas.microsoft.com/office/drawing/2017/model3d" xmlns:o="urn:schemas-microsoft-com:office:office" xmlns:oel="http://schemas.microsoft.com/office/2019/extlst" xmlns:r="http://schemas.openxmlformats.org/officeDocument/2006/relationships" xmlns:m="http://schemas.openxmlformats.org/officeDocument/2006/math" xmlns:v="urn:schemas-microsoft-com:vml" xmlns:wp14="http://schemas.microsoft.com/office/word/2010/wordprocessingDrawing" xmlns:wp="http://schemas.openxmlformats.org/drawingml/2006/wordprocessingDrawing" xmlns:w10="urn:schemas-microsoft-com:office:word" xmlns:w="http://schemas.openxmlformats.org/wordprocessingml/2006/main" xmlns:w14="http://schemas.microsoft.com/office/word/2010/wordml" xmlns:w15="http://schemas.microsoft.com/office/word/2012/wordml" xmlns:w16cex="http://schemas.microsoft.com/office/word/2018/wordml/cex" xmlns:w16cid="http://schemas.microsoft.com/office/word/2016/wordml/cid" xmlns:w16="http://schemas.microsoft.com/office/word/2018/wordml" xmlns:w16sdtdh="http://schemas.microsoft.com/office/word/2020/wordml/sdtdatahash" xmlns:w16se="http://schemas.microsoft.com/office/word/2015/wordml/symex" xmlns:wpg="http://schemas.microsoft.com/office/word/2010/wordprocessingGroup" xmlns:wpi="http://schemas.microsoft.com/office/word/2010/wordprocessingInk" xmlns:wne="http://schemas.microsoft.com/office/word/2006/wordml" xmlns:wps="http://schemas.microsoft.com/office/word/2010/wordprocessingShape" mc:Ignorable="w14 w15 w16se w16cid w16 w16cex w16sdtdh wp14">
+<w:endnotes xmlns:wpc="http://schemas.microsoft.com/office/word/2010/wordprocessingCanvas" xmlns:cx="http://schemas.microsoft.com/office/drawing/2014/chartex" xmlns:cx1="http://schemas.microsoft.com/office/drawing/2015/9/8/chartex" xmlns:cx2="http://schemas.microsoft.com/office/drawing/2015/10/21/chartex" xmlns:cx3="http://schemas.microsoft.com/office/drawing/2016/5/9/chartex" xmlns:cx4="http://schemas.microsoft.com/office/drawing/2016/5/10/chartex" xmlns:cx5="http://schemas.microsoft.com/office/drawing/2016/5/11/chartex" xmlns:cx6="http://schemas.microsoft.com/office/drawing/2016/5/12/chartex" xmlns:cx7="http://schemas.microsoft.com/office/drawing/2016/5/13/chartex" xmlns:cx8="http://schemas.microsoft.com/office/drawing/2016/5/14/chartex" xmlns:mc="http://schemas.openxmlformats.org/markup-compatibility/2006" xmlns:aink="http://schemas.microsoft.com/office/drawing/2016/ink" xmlns:am3d="http://schemas.microsoft.com/office/drawing/2017/model3d" xmlns:o="urn:schemas-microsoft-com:office:office" xmlns:oel="http://schemas.microsoft.com/office/2019/extlst" xmlns:r="http://schemas.openxmlformats.org/officeDocument/2006/relationships" xmlns:m="http://schemas.openxmlformats.org/officeDocument/2006/math" xmlns:v="urn:schemas-microsoft-com:vml" xmlns:wp14="http://schemas.microsoft.com/office/word/2010/wordprocessingDrawing" xmlns:wp="http://schemas.openxmlformats.org/drawingml/2006/wordprocessingDrawing" xmlns:w10="urn:schemas-microsoft-com:office:word" xmlns:w="http://schemas.openxmlformats.org/wordprocessingml/2006/main" xmlns:w14="http://schemas.microsoft.com/office/word/2010/wordml" xmlns:w15="http://schemas.microsoft.com/office/word/2012/wordml" xmlns:w16cex="http://schemas.microsoft.com/office/word/2018/wordml/cex" xmlns:w16cid="http://schemas.microsoft.com/office/word/2016/wordml/cid" xmlns:w16="http://schemas.microsoft.com/office/word/2018/wordml" xmlns:w16du="http://schemas.microsoft.com/office/word/2023/wordml/word16du" xmlns:w16sdtdh="http://schemas.microsoft.com/office/word/2020/wordml/sdtdatahash" xmlns:w16sdtfl="http://schemas.microsoft.com/office/word/2024/wordml/sdtformatlock" xmlns:w16se="http://schemas.microsoft.com/office/word/2015/wordml/symex" xmlns:wpg="http://schemas.microsoft.com/office/word/2010/wordprocessingGroup" xmlns:wpi="http://schemas.microsoft.com/office/word/2010/wordprocessingInk" xmlns:wne="http://schemas.microsoft.com/office/word/2006/wordml" xmlns:wps="http://schemas.microsoft.com/office/word/2010/wordprocessingShape" mc:Ignorable="w14 w15 w16se w16cid w16 w16cex w16sdtdh w16sdtfl w16du wp14">
   <w:endnote w:type="separator" w:id="-1">
     <w:p>
       <w:pPr>
@@ -1892,7 +1923,7 @@
 </file>
 
 <file path=word/footer1.xml><?xml version="1.0" encoding="utf-8"?>
-<w:ftr xmlns:wpc="http://schemas.microsoft.com/office/word/2010/wordprocessingCanvas" xmlns:cx="http://schemas.microsoft.com/office/drawing/2014/chartex" xmlns:cx1="http://schemas.microsoft.com/office/drawing/2015/9/8/chartex" xmlns:cx2="http://schemas.microsoft.com/office/drawing/2015/10/21/chartex" xmlns:cx3="http://schemas.microsoft.com/office/drawing/2016/5/9/chartex" xmlns:cx4="http://schemas.microsoft.com/office/drawing/2016/5/10/chartex" xmlns:cx5="http://schemas.microsoft.com/office/drawing/2016/5/11/chartex" xmlns:cx6="http://schemas.microsoft.com/office/drawing/2016/5/12/chartex" xmlns:cx7="http://schemas.microsoft.com/office/drawing/2016/5/13/chartex" xmlns:cx8="http://schemas.microsoft.com/office/drawing/2016/5/14/chartex" xmlns:mc="http://schemas.openxmlformats.org/markup-compatibility/2006" xmlns:aink="http://schemas.microsoft.com/office/drawing/2016/ink" xmlns:am3d="http://schemas.microsoft.com/office/drawing/2017/model3d" xmlns:o="urn:schemas-microsoft-com:office:office" xmlns:oel="http://schemas.microsoft.com/office/2019/extlst" xmlns:r="http://schemas.openxmlformats.org/officeDocument/2006/relationships" xmlns:m="http://schemas.openxmlformats.org/officeDocument/2006/math" xmlns:v="urn:schemas-microsoft-com:vml" xmlns:wp14="http://schemas.microsoft.com/office/word/2010/wordprocessingDrawing" xmlns:wp="http://schemas.openxmlformats.org/drawingml/2006/wordprocessingDrawing" xmlns:w10="urn:schemas-microsoft-com:office:word" xmlns:w="http://schemas.openxmlformats.org/wordprocessingml/2006/main" xmlns:w14="http://schemas.microsoft.com/office/word/2010/wordml" xmlns:w15="http://schemas.microsoft.com/office/word/2012/wordml" xmlns:w16cex="http://schemas.microsoft.com/office/word/2018/wordml/cex" xmlns:w16cid="http://schemas.microsoft.com/office/word/2016/wordml/cid" xmlns:w16="http://schemas.microsoft.com/office/word/2018/wordml" xmlns:w16sdtdh="http://schemas.microsoft.com/office/word/2020/wordml/sdtdatahash" xmlns:w16se="http://schemas.microsoft.com/office/word/2015/wordml/symex" xmlns:wpg="http://schemas.microsoft.com/office/word/2010/wordprocessingGroup" xmlns:wpi="http://schemas.microsoft.com/office/word/2010/wordprocessingInk" xmlns:wne="http://schemas.microsoft.com/office/word/2006/wordml" xmlns:wps="http://schemas.microsoft.com/office/word/2010/wordprocessingShape" mc:Ignorable="w14 w15 w16se w16cid w16 w16cex w16sdtdh wp14">
+<w:ftr xmlns:wpc="http://schemas.microsoft.com/office/word/2010/wordprocessingCanvas" xmlns:cx="http://schemas.microsoft.com/office/drawing/2014/chartex" xmlns:cx1="http://schemas.microsoft.com/office/drawing/2015/9/8/chartex" xmlns:cx2="http://schemas.microsoft.com/office/drawing/2015/10/21/chartex" xmlns:cx3="http://schemas.microsoft.com/office/drawing/2016/5/9/chartex" xmlns:cx4="http://schemas.microsoft.com/office/drawing/2016/5/10/chartex" xmlns:cx5="http://schemas.microsoft.com/office/drawing/2016/5/11/chartex" xmlns:cx6="http://schemas.microsoft.com/office/drawing/2016/5/12/chartex" xmlns:cx7="http://schemas.microsoft.com/office/drawing/2016/5/13/chartex" xmlns:cx8="http://schemas.microsoft.com/office/drawing/2016/5/14/chartex" xmlns:mc="http://schemas.openxmlformats.org/markup-compatibility/2006" xmlns:aink="http://schemas.microsoft.com/office/drawing/2016/ink" xmlns:am3d="http://schemas.microsoft.com/office/drawing/2017/model3d" xmlns:o="urn:schemas-microsoft-com:office:office" xmlns:oel="http://schemas.microsoft.com/office/2019/extlst" xmlns:r="http://schemas.openxmlformats.org/officeDocument/2006/relationships" xmlns:m="http://schemas.openxmlformats.org/officeDocument/2006/math" xmlns:v="urn:schemas-microsoft-com:vml" xmlns:wp14="http://schemas.microsoft.com/office/word/2010/wordprocessingDrawing" xmlns:wp="http://schemas.openxmlformats.org/drawingml/2006/wordprocessingDrawing" xmlns:w10="urn:schemas-microsoft-com:office:word" xmlns:w="http://schemas.openxmlformats.org/wordprocessingml/2006/main" xmlns:w14="http://schemas.microsoft.com/office/word/2010/wordml" xmlns:w15="http://schemas.microsoft.com/office/word/2012/wordml" xmlns:w16cex="http://schemas.microsoft.com/office/word/2018/wordml/cex" xmlns:w16cid="http://schemas.microsoft.com/office/word/2016/wordml/cid" xmlns:w16="http://schemas.microsoft.com/office/word/2018/wordml" xmlns:w16du="http://schemas.microsoft.com/office/word/2023/wordml/word16du" xmlns:w16sdtdh="http://schemas.microsoft.com/office/word/2020/wordml/sdtdatahash" xmlns:w16sdtfl="http://schemas.microsoft.com/office/word/2024/wordml/sdtformatlock" xmlns:w16se="http://schemas.microsoft.com/office/word/2015/wordml/symex" xmlns:wpg="http://schemas.microsoft.com/office/word/2010/wordprocessingGroup" xmlns:wpi="http://schemas.microsoft.com/office/word/2010/wordprocessingInk" xmlns:wne="http://schemas.microsoft.com/office/word/2006/wordml" xmlns:wps="http://schemas.microsoft.com/office/word/2010/wordprocessingShape" mc:Ignorable="w14 w15 w16se w16cid w16 w16cex w16sdtdh w16sdtfl w16du wp14">
   <w:p>
     <w:pPr>
       <w:pStyle w:val="Footer"/>
@@ -1902,7 +1933,7 @@
 </file>
 
 <file path=word/footer2.xml><?xml version="1.0" encoding="utf-8"?>
-<w:ftr xmlns:wpc="http://schemas.microsoft.com/office/word/2010/wordprocessingCanvas" xmlns:cx="http://schemas.microsoft.com/office/drawing/2014/chartex" xmlns:cx1="http://schemas.microsoft.com/office/drawing/2015/9/8/chartex" xmlns:cx2="http://schemas.microsoft.com/office/drawing/2015/10/21/chartex" xmlns:cx3="http://schemas.microsoft.com/office/drawing/2016/5/9/chartex" xmlns:cx4="http://schemas.microsoft.com/office/drawing/2016/5/10/chartex" xmlns:cx5="http://schemas.microsoft.com/office/drawing/2016/5/11/chartex" xmlns:cx6="http://schemas.microsoft.com/office/drawing/2016/5/12/chartex" xmlns:cx7="http://schemas.microsoft.com/office/drawing/2016/5/13/chartex" xmlns:cx8="http://schemas.microsoft.com/office/drawing/2016/5/14/chartex" xmlns:mc="http://schemas.openxmlformats.org/markup-compatibility/2006" xmlns:aink="http://schemas.microsoft.com/office/drawing/2016/ink" xmlns:am3d="http://schemas.microsoft.com/office/drawing/2017/model3d" xmlns:o="urn:schemas-microsoft-com:office:office" xmlns:oel="http://schemas.microsoft.com/office/2019/extlst" xmlns:r="http://schemas.openxmlformats.org/officeDocument/2006/relationships" xmlns:m="http://schemas.openxmlformats.org/officeDocument/2006/math" xmlns:v="urn:schemas-microsoft-com:vml" xmlns:wp14="http://schemas.microsoft.com/office/word/2010/wordprocessingDrawing" xmlns:wp="http://schemas.openxmlformats.org/drawingml/2006/wordprocessingDrawing" xmlns:w10="urn:schemas-microsoft-com:office:word" xmlns:w="http://schemas.openxmlformats.org/wordprocessingml/2006/main" xmlns:w14="http://schemas.microsoft.com/office/word/2010/wordml" xmlns:w15="http://schemas.microsoft.com/office/word/2012/wordml" xmlns:w16cex="http://schemas.microsoft.com/office/word/2018/wordml/cex" xmlns:w16cid="http://schemas.microsoft.com/office/word/2016/wordml/cid" xmlns:w16="http://schemas.microsoft.com/office/word/2018/wordml" xmlns:w16sdtdh="http://schemas.microsoft.com/office/word/2020/wordml/sdtdatahash" xmlns:w16se="http://schemas.microsoft.com/office/word/2015/wordml/symex" xmlns:wpg="http://schemas.microsoft.com/office/word/2010/wordprocessingGroup" xmlns:wpi="http://schemas.microsoft.com/office/word/2010/wordprocessingInk" xmlns:wne="http://schemas.microsoft.com/office/word/2006/wordml" xmlns:wps="http://schemas.microsoft.com/office/word/2010/wordprocessingShape" mc:Ignorable="w14 w15 w16se w16cid w16 w16cex w16sdtdh wp14">
+<w:ftr xmlns:wpc="http://schemas.microsoft.com/office/word/2010/wordprocessingCanvas" xmlns:cx="http://schemas.microsoft.com/office/drawing/2014/chartex" xmlns:cx1="http://schemas.microsoft.com/office/drawing/2015/9/8/chartex" xmlns:cx2="http://schemas.microsoft.com/office/drawing/2015/10/21/chartex" xmlns:cx3="http://schemas.microsoft.com/office/drawing/2016/5/9/chartex" xmlns:cx4="http://schemas.microsoft.com/office/drawing/2016/5/10/chartex" xmlns:cx5="http://schemas.microsoft.com/office/drawing/2016/5/11/chartex" xmlns:cx6="http://schemas.microsoft.com/office/drawing/2016/5/12/chartex" xmlns:cx7="http://schemas.microsoft.com/office/drawing/2016/5/13/chartex" xmlns:cx8="http://schemas.microsoft.com/office/drawing/2016/5/14/chartex" xmlns:mc="http://schemas.openxmlformats.org/markup-compatibility/2006" xmlns:aink="http://schemas.microsoft.com/office/drawing/2016/ink" xmlns:am3d="http://schemas.microsoft.com/office/drawing/2017/model3d" xmlns:o="urn:schemas-microsoft-com:office:office" xmlns:oel="http://schemas.microsoft.com/office/2019/extlst" xmlns:r="http://schemas.openxmlformats.org/officeDocument/2006/relationships" xmlns:m="http://schemas.openxmlformats.org/officeDocument/2006/math" xmlns:v="urn:schemas-microsoft-com:vml" xmlns:wp14="http://schemas.microsoft.com/office/word/2010/wordprocessingDrawing" xmlns:wp="http://schemas.openxmlformats.org/drawingml/2006/wordprocessingDrawing" xmlns:w10="urn:schemas-microsoft-com:office:word" xmlns:w="http://schemas.openxmlformats.org/wordprocessingml/2006/main" xmlns:w14="http://schemas.microsoft.com/office/word/2010/wordml" xmlns:w15="http://schemas.microsoft.com/office/word/2012/wordml" xmlns:w16cex="http://schemas.microsoft.com/office/word/2018/wordml/cex" xmlns:w16cid="http://schemas.microsoft.com/office/word/2016/wordml/cid" xmlns:w16="http://schemas.microsoft.com/office/word/2018/wordml" xmlns:w16du="http://schemas.microsoft.com/office/word/2023/wordml/word16du" xmlns:w16sdtdh="http://schemas.microsoft.com/office/word/2020/wordml/sdtdatahash" xmlns:w16sdtfl="http://schemas.microsoft.com/office/word/2024/wordml/sdtformatlock" xmlns:w16se="http://schemas.microsoft.com/office/word/2015/wordml/symex" xmlns:wpg="http://schemas.microsoft.com/office/word/2010/wordprocessingGroup" xmlns:wpi="http://schemas.microsoft.com/office/word/2010/wordprocessingInk" xmlns:wne="http://schemas.microsoft.com/office/word/2006/wordml" xmlns:wps="http://schemas.microsoft.com/office/word/2010/wordprocessingShape" mc:Ignorable="w14 w15 w16se w16cid w16 w16cex w16sdtdh w16sdtfl w16du wp14">
   <w:p>
     <w:pPr>
       <w:pStyle w:val="Footer"/>
@@ -1912,7 +1943,7 @@
 </file>
 
 <file path=word/footer3.xml><?xml version="1.0" encoding="utf-8"?>
-<w:ftr xmlns:wpc="http://schemas.microsoft.com/office/word/2010/wordprocessingCanvas" xmlns:cx="http://schemas.microsoft.com/office/drawing/2014/chartex" xmlns:cx1="http://schemas.microsoft.com/office/drawing/2015/9/8/chartex" xmlns:cx2="http://schemas.microsoft.com/office/drawing/2015/10/21/chartex" xmlns:cx3="http://schemas.microsoft.com/office/drawing/2016/5/9/chartex" xmlns:cx4="http://schemas.microsoft.com/office/drawing/2016/5/10/chartex" xmlns:cx5="http://schemas.microsoft.com/office/drawing/2016/5/11/chartex" xmlns:cx6="http://schemas.microsoft.com/office/drawing/2016/5/12/chartex" xmlns:cx7="http://schemas.microsoft.com/office/drawing/2016/5/13/chartex" xmlns:cx8="http://schemas.microsoft.com/office/drawing/2016/5/14/chartex" xmlns:mc="http://schemas.openxmlformats.org/markup-compatibility/2006" xmlns:aink="http://schemas.microsoft.com/office/drawing/2016/ink" xmlns:am3d="http://schemas.microsoft.com/office/drawing/2017/model3d" xmlns:o="urn:schemas-microsoft-com:office:office" xmlns:oel="http://schemas.microsoft.com/office/2019/extlst" xmlns:r="http://schemas.openxmlformats.org/officeDocument/2006/relationships" xmlns:m="http://schemas.openxmlformats.org/officeDocument/2006/math" xmlns:v="urn:schemas-microsoft-com:vml" xmlns:wp14="http://schemas.microsoft.com/office/word/2010/wordprocessingDrawing" xmlns:wp="http://schemas.openxmlformats.org/drawingml/2006/wordprocessingDrawing" xmlns:w10="urn:schemas-microsoft-com:office:word" xmlns:w="http://schemas.openxmlformats.org/wordprocessingml/2006/main" xmlns:w14="http://schemas.microsoft.com/office/word/2010/wordml" xmlns:w15="http://schemas.microsoft.com/office/word/2012/wordml" xmlns:w16cex="http://schemas.microsoft.com/office/word/2018/wordml/cex" xmlns:w16cid="http://schemas.microsoft.com/office/word/2016/wordml/cid" xmlns:w16="http://schemas.microsoft.com/office/word/2018/wordml" xmlns:w16sdtdh="http://schemas.microsoft.com/office/word/2020/wordml/sdtdatahash" xmlns:w16se="http://schemas.microsoft.com/office/word/2015/wordml/symex" xmlns:wpg="http://schemas.microsoft.com/office/word/2010/wordprocessingGroup" xmlns:wpi="http://schemas.microsoft.com/office/word/2010/wordprocessingInk" xmlns:wne="http://schemas.microsoft.com/office/word/2006/wordml" xmlns:wps="http://schemas.microsoft.com/office/word/2010/wordprocessingShape" mc:Ignorable="w14 w15 w16se w16cid w16 w16cex w16sdtdh wp14">
+<w:ftr xmlns:wpc="http://schemas.microsoft.com/office/word/2010/wordprocessingCanvas" xmlns:cx="http://schemas.microsoft.com/office/drawing/2014/chartex" xmlns:cx1="http://schemas.microsoft.com/office/drawing/2015/9/8/chartex" xmlns:cx2="http://schemas.microsoft.com/office/drawing/2015/10/21/chartex" xmlns:cx3="http://schemas.microsoft.com/office/drawing/2016/5/9/chartex" xmlns:cx4="http://schemas.microsoft.com/office/drawing/2016/5/10/chartex" xmlns:cx5="http://schemas.microsoft.com/office/drawing/2016/5/11/chartex" xmlns:cx6="http://schemas.microsoft.com/office/drawing/2016/5/12/chartex" xmlns:cx7="http://schemas.microsoft.com/office/drawing/2016/5/13/chartex" xmlns:cx8="http://schemas.microsoft.com/office/drawing/2016/5/14/chartex" xmlns:mc="http://schemas.openxmlformats.org/markup-compatibility/2006" xmlns:aink="http://schemas.microsoft.com/office/drawing/2016/ink" xmlns:am3d="http://schemas.microsoft.com/office/drawing/2017/model3d" xmlns:o="urn:schemas-microsoft-com:office:office" xmlns:oel="http://schemas.microsoft.com/office/2019/extlst" xmlns:r="http://schemas.openxmlformats.org/officeDocument/2006/relationships" xmlns:m="http://schemas.openxmlformats.org/officeDocument/2006/math" xmlns:v="urn:schemas-microsoft-com:vml" xmlns:wp14="http://schemas.microsoft.com/office/word/2010/wordprocessingDrawing" xmlns:wp="http://schemas.openxmlformats.org/drawingml/2006/wordprocessingDrawing" xmlns:w10="urn:schemas-microsoft-com:office:word" xmlns:w="http://schemas.openxmlformats.org/wordprocessingml/2006/main" xmlns:w14="http://schemas.microsoft.com/office/word/2010/wordml" xmlns:w15="http://schemas.microsoft.com/office/word/2012/wordml" xmlns:w16cex="http://schemas.microsoft.com/office/word/2018/wordml/cex" xmlns:w16cid="http://schemas.microsoft.com/office/word/2016/wordml/cid" xmlns:w16="http://schemas.microsoft.com/office/word/2018/wordml" xmlns:w16du="http://schemas.microsoft.com/office/word/2023/wordml/word16du" xmlns:w16sdtdh="http://schemas.microsoft.com/office/word/2020/wordml/sdtdatahash" xmlns:w16sdtfl="http://schemas.microsoft.com/office/word/2024/wordml/sdtformatlock" xmlns:w16se="http://schemas.microsoft.com/office/word/2015/wordml/symex" xmlns:wpg="http://schemas.microsoft.com/office/word/2010/wordprocessingGroup" xmlns:wpi="http://schemas.microsoft.com/office/word/2010/wordprocessingInk" xmlns:wne="http://schemas.microsoft.com/office/word/2006/wordml" xmlns:wps="http://schemas.microsoft.com/office/word/2010/wordprocessingShape" mc:Ignorable="w14 w15 w16se w16cid w16 w16cex w16sdtdh w16sdtfl w16du wp14">
   <w:p>
     <w:pPr>
       <w:pStyle w:val="Footer"/>
@@ -1922,7 +1953,7 @@
 </file>
 
 <file path=word/footnotes.xml><?xml version="1.0" encoding="utf-8"?>
-<w:footnotes xmlns:wpc="http://schemas.microsoft.com/office/word/2010/wordprocessingCanvas" xmlns:cx="http://schemas.microsoft.com/office/drawing/2014/chartex" xmlns:cx1="http://schemas.microsoft.com/office/drawing/2015/9/8/chartex" xmlns:cx2="http://schemas.microsoft.com/office/drawing/2015/10/21/chartex" xmlns:cx3="http://schemas.microsoft.com/office/drawing/2016/5/9/chartex" xmlns:cx4="http://schemas.microsoft.com/office/drawing/2016/5/10/chartex" xmlns:cx5="http://schemas.microsoft.com/office/drawing/2016/5/11/chartex" xmlns:cx6="http://schemas.microsoft.com/office/drawing/2016/5/12/chartex" xmlns:cx7="http://schemas.microsoft.com/office/drawing/2016/5/13/chartex" xmlns:cx8="http://schemas.microsoft.com/office/drawing/2016/5/14/chartex" xmlns:mc="http://schemas.openxmlformats.org/markup-compatibility/2006" xmlns:aink="http://schemas.microsoft.com/office/drawing/2016/ink" xmlns:am3d="http://schemas.microsoft.com/office/drawing/2017/model3d" xmlns:o="urn:schemas-microsoft-com:office:office" xmlns:oel="http://schemas.microsoft.com/office/2019/extlst" xmlns:r="http://schemas.openxmlformats.org/officeDocument/2006/relationships" xmlns:m="http://schemas.openxmlformats.org/officeDocument/2006/math" xmlns:v="urn:schemas-microsoft-com:vml" xmlns:wp14="http://schemas.microsoft.com/office/word/2010/wordprocessingDrawing" xmlns:wp="http://schemas.openxmlformats.org/drawingml/2006/wordprocessingDrawing" xmlns:w10="urn:schemas-microsoft-com:office:word" xmlns:w="http://schemas.openxmlformats.org/wordprocessingml/2006/main" xmlns:w14="http://schemas.microsoft.com/office/word/2010/wordml" xmlns:w15="http://schemas.microsoft.com/office/word/2012/wordml" xmlns:w16cex="http://schemas.microsoft.com/office/word/2018/wordml/cex" xmlns:w16cid="http://schemas.microsoft.com/office/word/2016/wordml/cid" xmlns:w16="http://schemas.microsoft.com/office/word/2018/wordml" xmlns:w16sdtdh="http://schemas.microsoft.com/office/word/2020/wordml/sdtdatahash" xmlns:w16se="http://schemas.microsoft.com/office/word/2015/wordml/symex" xmlns:wpg="http://schemas.microsoft.com/office/word/2010/wordprocessingGroup" xmlns:wpi="http://schemas.microsoft.com/office/word/2010/wordprocessingInk" xmlns:wne="http://schemas.microsoft.com/office/word/2006/wordml" xmlns:wps="http://schemas.microsoft.com/office/word/2010/wordprocessingShape" mc:Ignorable="w14 w15 w16se w16cid w16 w16cex w16sdtdh wp14">
+<w:footnotes xmlns:wpc="http://schemas.microsoft.com/office/word/2010/wordprocessingCanvas" xmlns:cx="http://schemas.microsoft.com/office/drawing/2014/chartex" xmlns:cx1="http://schemas.microsoft.com/office/drawing/2015/9/8/chartex" xmlns:cx2="http://schemas.microsoft.com/office/drawing/2015/10/21/chartex" xmlns:cx3="http://schemas.microsoft.com/office/drawing/2016/5/9/chartex" xmlns:cx4="http://schemas.microsoft.com/office/drawing/2016/5/10/chartex" xmlns:cx5="http://schemas.microsoft.com/office/drawing/2016/5/11/chartex" xmlns:cx6="http://schemas.microsoft.com/office/drawing/2016/5/12/chartex" xmlns:cx7="http://schemas.microsoft.com/office/drawing/2016/5/13/chartex" xmlns:cx8="http://schemas.microsoft.com/office/drawing/2016/5/14/chartex" xmlns:mc="http://schemas.openxmlformats.org/markup-compatibility/2006" xmlns:aink="http://schemas.microsoft.com/office/drawing/2016/ink" xmlns:am3d="http://schemas.microsoft.com/office/drawing/2017/model3d" xmlns:o="urn:schemas-microsoft-com:office:office" xmlns:oel="http://schemas.microsoft.com/office/2019/extlst" xmlns:r="http://schemas.openxmlformats.org/officeDocument/2006/relationships" xmlns:m="http://schemas.openxmlformats.org/officeDocument/2006/math" xmlns:v="urn:schemas-microsoft-com:vml" xmlns:wp14="http://schemas.microsoft.com/office/word/2010/wordprocessingDrawing" xmlns:wp="http://schemas.openxmlformats.org/drawingml/2006/wordprocessingDrawing" xmlns:w10="urn:schemas-microsoft-com:office:word" xmlns:w="http://schemas.openxmlformats.org/wordprocessingml/2006/main" xmlns:w14="http://schemas.microsoft.com/office/word/2010/wordml" xmlns:w15="http://schemas.microsoft.com/office/word/2012/wordml" xmlns:w16cex="http://schemas.microsoft.com/office/word/2018/wordml/cex" xmlns:w16cid="http://schemas.microsoft.com/office/word/2016/wordml/cid" xmlns:w16="http://schemas.microsoft.com/office/word/2018/wordml" xmlns:w16du="http://schemas.microsoft.com/office/word/2023/wordml/word16du" xmlns:w16sdtdh="http://schemas.microsoft.com/office/word/2020/wordml/sdtdatahash" xmlns:w16sdtfl="http://schemas.microsoft.com/office/word/2024/wordml/sdtformatlock" xmlns:w16se="http://schemas.microsoft.com/office/word/2015/wordml/symex" xmlns:wpg="http://schemas.microsoft.com/office/word/2010/wordprocessingGroup" xmlns:wpi="http://schemas.microsoft.com/office/word/2010/wordprocessingInk" xmlns:wne="http://schemas.microsoft.com/office/word/2006/wordml" xmlns:wps="http://schemas.microsoft.com/office/word/2010/wordprocessingShape" mc:Ignorable="w14 w15 w16se w16cid w16 w16cex w16sdtdh w16sdtfl w16du wp14">
   <w:footnote w:type="separator" w:id="-1">
     <w:p>
       <w:pPr>
@@ -1947,7 +1978,7 @@
 </file>
 
 <file path=word/header1.xml><?xml version="1.0" encoding="utf-8"?>
-<w:hdr xmlns:wpc="http://schemas.microsoft.com/office/word/2010/wordprocessingCanvas" xmlns:cx="http://schemas.microsoft.com/office/drawing/2014/chartex" xmlns:cx1="http://schemas.microsoft.com/office/drawing/2015/9/8/chartex" xmlns:cx2="http://schemas.microsoft.com/office/drawing/2015/10/21/chartex" xmlns:cx3="http://schemas.microsoft.com/office/drawing/2016/5/9/chartex" xmlns:cx4="http://schemas.microsoft.com/office/drawing/2016/5/10/chartex" xmlns:cx5="http://schemas.microsoft.com/office/drawing/2016/5/11/chartex" xmlns:cx6="http://schemas.microsoft.com/office/drawing/2016/5/12/chartex" xmlns:cx7="http://schemas.microsoft.com/office/drawing/2016/5/13/chartex" xmlns:cx8="http://schemas.microsoft.com/office/drawing/2016/5/14/chartex" xmlns:mc="http://schemas.openxmlformats.org/markup-compatibility/2006" xmlns:aink="http://schemas.microsoft.com/office/drawing/2016/ink" xmlns:am3d="http://schemas.microsoft.com/office/drawing/2017/model3d" xmlns:o="urn:schemas-microsoft-com:office:office" xmlns:oel="http://schemas.microsoft.com/office/2019/extlst" xmlns:r="http://schemas.openxmlformats.org/officeDocument/2006/relationships" xmlns:m="http://schemas.openxmlformats.org/officeDocument/2006/math" xmlns:v="urn:schemas-microsoft-com:vml" xmlns:wp14="http://schemas.microsoft.com/office/word/2010/wordprocessingDrawing" xmlns:wp="http://schemas.openxmlformats.org/drawingml/2006/wordprocessingDrawing" xmlns:w10="urn:schemas-microsoft-com:office:word" xmlns:w="http://schemas.openxmlformats.org/wordprocessingml/2006/main" xmlns:w14="http://schemas.microsoft.com/office/word/2010/wordml" xmlns:w15="http://schemas.microsoft.com/office/word/2012/wordml" xmlns:w16cex="http://schemas.microsoft.com/office/word/2018/wordml/cex" xmlns:w16cid="http://schemas.microsoft.com/office/word/2016/wordml/cid" xmlns:w16="http://schemas.microsoft.com/office/word/2018/wordml" xmlns:w16sdtdh="http://schemas.microsoft.com/office/word/2020/wordml/sdtdatahash" xmlns:w16se="http://schemas.microsoft.com/office/word/2015/wordml/symex" xmlns:wpg="http://schemas.microsoft.com/office/word/2010/wordprocessingGroup" xmlns:wpi="http://schemas.microsoft.com/office/word/2010/wordprocessingInk" xmlns:wne="http://schemas.microsoft.com/office/word/2006/wordml" xmlns:wps="http://schemas.microsoft.com/office/word/2010/wordprocessingShape" mc:Ignorable="w14 w15 w16se w16cid w16 w16cex w16sdtdh wp14">
+<w:hdr xmlns:wpc="http://schemas.microsoft.com/office/word/2010/wordprocessingCanvas" xmlns:cx="http://schemas.microsoft.com/office/drawing/2014/chartex" xmlns:cx1="http://schemas.microsoft.com/office/drawing/2015/9/8/chartex" xmlns:cx2="http://schemas.microsoft.com/office/drawing/2015/10/21/chartex" xmlns:cx3="http://schemas.microsoft.com/office/drawing/2016/5/9/chartex" xmlns:cx4="http://schemas.microsoft.com/office/drawing/2016/5/10/chartex" xmlns:cx5="http://schemas.microsoft.com/office/drawing/2016/5/11/chartex" xmlns:cx6="http://schemas.microsoft.com/office/drawing/2016/5/12/chartex" xmlns:cx7="http://schemas.microsoft.com/office/drawing/2016/5/13/chartex" xmlns:cx8="http://schemas.microsoft.com/office/drawing/2016/5/14/chartex" xmlns:mc="http://schemas.openxmlformats.org/markup-compatibility/2006" xmlns:aink="http://schemas.microsoft.com/office/drawing/2016/ink" xmlns:am3d="http://schemas.microsoft.com/office/drawing/2017/model3d" xmlns:o="urn:schemas-microsoft-com:office:office" xmlns:oel="http://schemas.microsoft.com/office/2019/extlst" xmlns:r="http://schemas.openxmlformats.org/officeDocument/2006/relationships" xmlns:m="http://schemas.openxmlformats.org/officeDocument/2006/math" xmlns:v="urn:schemas-microsoft-com:vml" xmlns:wp14="http://schemas.microsoft.com/office/word/2010/wordprocessingDrawing" xmlns:wp="http://schemas.openxmlformats.org/drawingml/2006/wordprocessingDrawing" xmlns:w10="urn:schemas-microsoft-com:office:word" xmlns:w="http://schemas.openxmlformats.org/wordprocessingml/2006/main" xmlns:w14="http://schemas.microsoft.com/office/word/2010/wordml" xmlns:w15="http://schemas.microsoft.com/office/word/2012/wordml" xmlns:w16cex="http://schemas.microsoft.com/office/word/2018/wordml/cex" xmlns:w16cid="http://schemas.microsoft.com/office/word/2016/wordml/cid" xmlns:w16="http://schemas.microsoft.com/office/word/2018/wordml" xmlns:w16du="http://schemas.microsoft.com/office/word/2023/wordml/word16du" xmlns:w16sdtdh="http://schemas.microsoft.com/office/word/2020/wordml/sdtdatahash" xmlns:w16sdtfl="http://schemas.microsoft.com/office/word/2024/wordml/sdtformatlock" xmlns:w16se="http://schemas.microsoft.com/office/word/2015/wordml/symex" xmlns:wpg="http://schemas.microsoft.com/office/word/2010/wordprocessingGroup" xmlns:wpi="http://schemas.microsoft.com/office/word/2010/wordprocessingInk" xmlns:wne="http://schemas.microsoft.com/office/word/2006/wordml" xmlns:wps="http://schemas.microsoft.com/office/word/2010/wordprocessingShape" mc:Ignorable="w14 w15 w16se w16cid w16 w16cex w16sdtdh w16sdtfl w16du wp14">
   <w:p>
     <w:pPr>
       <w:pStyle w:val="Header"/>
@@ -1957,7 +1988,7 @@
 </file>
 
 <file path=word/header2.xml><?xml version="1.0" encoding="utf-8"?>
-<w:hdr xmlns:wpc="http://schemas.microsoft.com/office/word/2010/wordprocessingCanvas" xmlns:cx="http://schemas.microsoft.com/office/drawing/2014/chartex" xmlns:cx1="http://schemas.microsoft.com/office/drawing/2015/9/8/chartex" xmlns:cx2="http://schemas.microsoft.com/office/drawing/2015/10/21/chartex" xmlns:cx3="http://schemas.microsoft.com/office/drawing/2016/5/9/chartex" xmlns:cx4="http://schemas.microsoft.com/office/drawing/2016/5/10/chartex" xmlns:cx5="http://schemas.microsoft.com/office/drawing/2016/5/11/chartex" xmlns:cx6="http://schemas.microsoft.com/office/drawing/2016/5/12/chartex" xmlns:cx7="http://schemas.microsoft.com/office/drawing/2016/5/13/chartex" xmlns:cx8="http://schemas.microsoft.com/office/drawing/2016/5/14/chartex" xmlns:mc="http://schemas.openxmlformats.org/markup-compatibility/2006" xmlns:aink="http://schemas.microsoft.com/office/drawing/2016/ink" xmlns:am3d="http://schemas.microsoft.com/office/drawing/2017/model3d" xmlns:o="urn:schemas-microsoft-com:office:office" xmlns:oel="http://schemas.microsoft.com/office/2019/extlst" xmlns:r="http://schemas.openxmlformats.org/officeDocument/2006/relationships" xmlns:m="http://schemas.openxmlformats.org/officeDocument/2006/math" xmlns:v="urn:schemas-microsoft-com:vml" xmlns:wp14="http://schemas.microsoft.com/office/word/2010/wordprocessingDrawing" xmlns:wp="http://schemas.openxmlformats.org/drawingml/2006/wordprocessingDrawing" xmlns:w10="urn:schemas-microsoft-com:office:word" xmlns:w="http://schemas.openxmlformats.org/wordprocessingml/2006/main" xmlns:w14="http://schemas.microsoft.com/office/word/2010/wordml" xmlns:w15="http://schemas.microsoft.com/office/word/2012/wordml" xmlns:w16cex="http://schemas.microsoft.com/office/word/2018/wordml/cex" xmlns:w16cid="http://schemas.microsoft.com/office/word/2016/wordml/cid" xmlns:w16="http://schemas.microsoft.com/office/word/2018/wordml" xmlns:w16sdtdh="http://schemas.microsoft.com/office/word/2020/wordml/sdtdatahash" xmlns:w16se="http://schemas.microsoft.com/office/word/2015/wordml/symex" xmlns:wpg="http://schemas.microsoft.com/office/word/2010/wordprocessingGroup" xmlns:wpi="http://schemas.microsoft.com/office/word/2010/wordprocessingInk" xmlns:wne="http://schemas.microsoft.com/office/word/2006/wordml" xmlns:wps="http://schemas.microsoft.com/office/word/2010/wordprocessingShape" mc:Ignorable="w14 w15 w16se w16cid w16 w16cex w16sdtdh wp14">
+<w:hdr xmlns:wpc="http://schemas.microsoft.com/office/word/2010/wordprocessingCanvas" xmlns:cx="http://schemas.microsoft.com/office/drawing/2014/chartex" xmlns:cx1="http://schemas.microsoft.com/office/drawing/2015/9/8/chartex" xmlns:cx2="http://schemas.microsoft.com/office/drawing/2015/10/21/chartex" xmlns:cx3="http://schemas.microsoft.com/office/drawing/2016/5/9/chartex" xmlns:cx4="http://schemas.microsoft.com/office/drawing/2016/5/10/chartex" xmlns:cx5="http://schemas.microsoft.com/office/drawing/2016/5/11/chartex" xmlns:cx6="http://schemas.microsoft.com/office/drawing/2016/5/12/chartex" xmlns:cx7="http://schemas.microsoft.com/office/drawing/2016/5/13/chartex" xmlns:cx8="http://schemas.microsoft.com/office/drawing/2016/5/14/chartex" xmlns:mc="http://schemas.openxmlformats.org/markup-compatibility/2006" xmlns:aink="http://schemas.microsoft.com/office/drawing/2016/ink" xmlns:am3d="http://schemas.microsoft.com/office/drawing/2017/model3d" xmlns:o="urn:schemas-microsoft-com:office:office" xmlns:oel="http://schemas.microsoft.com/office/2019/extlst" xmlns:r="http://schemas.openxmlformats.org/officeDocument/2006/relationships" xmlns:m="http://schemas.openxmlformats.org/officeDocument/2006/math" xmlns:v="urn:schemas-microsoft-com:vml" xmlns:wp14="http://schemas.microsoft.com/office/word/2010/wordprocessingDrawing" xmlns:wp="http://schemas.openxmlformats.org/drawingml/2006/wordprocessingDrawing" xmlns:w10="urn:schemas-microsoft-com:office:word" xmlns:w="http://schemas.openxmlformats.org/wordprocessingml/2006/main" xmlns:w14="http://schemas.microsoft.com/office/word/2010/wordml" xmlns:w15="http://schemas.microsoft.com/office/word/2012/wordml" xmlns:w16cex="http://schemas.microsoft.com/office/word/2018/wordml/cex" xmlns:w16cid="http://schemas.microsoft.com/office/word/2016/wordml/cid" xmlns:w16="http://schemas.microsoft.com/office/word/2018/wordml" xmlns:w16du="http://schemas.microsoft.com/office/word/2023/wordml/word16du" xmlns:w16sdtdh="http://schemas.microsoft.com/office/word/2020/wordml/sdtdatahash" xmlns:w16sdtfl="http://schemas.microsoft.com/office/word/2024/wordml/sdtformatlock" xmlns:w16se="http://schemas.microsoft.com/office/word/2015/wordml/symex" xmlns:wpg="http://schemas.microsoft.com/office/word/2010/wordprocessingGroup" xmlns:wpi="http://schemas.microsoft.com/office/word/2010/wordprocessingInk" xmlns:wne="http://schemas.microsoft.com/office/word/2006/wordml" xmlns:wps="http://schemas.microsoft.com/office/word/2010/wordprocessingShape" mc:Ignorable="w14 w15 w16se w16cid w16 w16cex w16sdtdh w16sdtfl w16du wp14">
   <w:p>
     <w:pPr>
       <w:pStyle w:val="Header"/>
@@ -1968,7 +1999,7 @@
 </file>
 
 <file path=word/header3.xml><?xml version="1.0" encoding="utf-8"?>
-<w:hdr xmlns:wpc="http://schemas.microsoft.com/office/word/2010/wordprocessingCanvas" xmlns:cx="http://schemas.microsoft.com/office/drawing/2014/chartex" xmlns:cx1="http://schemas.microsoft.com/office/drawing/2015/9/8/chartex" xmlns:cx2="http://schemas.microsoft.com/office/drawing/2015/10/21/chartex" xmlns:cx3="http://schemas.microsoft.com/office/drawing/2016/5/9/chartex" xmlns:cx4="http://schemas.microsoft.com/office/drawing/2016/5/10/chartex" xmlns:cx5="http://schemas.microsoft.com/office/drawing/2016/5/11/chartex" xmlns:cx6="http://schemas.microsoft.com/office/drawing/2016/5/12/chartex" xmlns:cx7="http://schemas.microsoft.com/office/drawing/2016/5/13/chartex" xmlns:cx8="http://schemas.microsoft.com/office/drawing/2016/5/14/chartex" xmlns:mc="http://schemas.openxmlformats.org/markup-compatibility/2006" xmlns:aink="http://schemas.microsoft.com/office/drawing/2016/ink" xmlns:am3d="http://schemas.microsoft.com/office/drawing/2017/model3d" xmlns:o="urn:schemas-microsoft-com:office:office" xmlns:oel="http://schemas.microsoft.com/office/2019/extlst" xmlns:r="http://schemas.openxmlformats.org/officeDocument/2006/relationships" xmlns:m="http://schemas.openxmlformats.org/officeDocument/2006/math" xmlns:v="urn:schemas-microsoft-com:vml" xmlns:wp14="http://schemas.microsoft.com/office/word/2010/wordprocessingDrawing" xmlns:wp="http://schemas.openxmlformats.org/drawingml/2006/wordprocessingDrawing" xmlns:w10="urn:schemas-microsoft-com:office:word" xmlns:w="http://schemas.openxmlformats.org/wordprocessingml/2006/main" xmlns:w14="http://schemas.microsoft.com/office/word/2010/wordml" xmlns:w15="http://schemas.microsoft.com/office/word/2012/wordml" xmlns:w16cex="http://schemas.microsoft.com/office/word/2018/wordml/cex" xmlns:w16cid="http://schemas.microsoft.com/office/word/2016/wordml/cid" xmlns:w16="http://schemas.microsoft.com/office/word/2018/wordml" xmlns:w16sdtdh="http://schemas.microsoft.com/office/word/2020/wordml/sdtdatahash" xmlns:w16se="http://schemas.microsoft.com/office/word/2015/wordml/symex" xmlns:wpg="http://schemas.microsoft.com/office/word/2010/wordprocessingGroup" xmlns:wpi="http://schemas.microsoft.com/office/word/2010/wordprocessingInk" xmlns:wne="http://schemas.microsoft.com/office/word/2006/wordml" xmlns:wps="http://schemas.microsoft.com/office/word/2010/wordprocessingShape" mc:Ignorable="w14 w15 w16se w16cid w16 w16cex w16sdtdh wp14">
+<w:hdr xmlns:wpc="http://schemas.microsoft.com/office/word/2010/wordprocessingCanvas" xmlns:cx="http://schemas.microsoft.com/office/drawing/2014/chartex" xmlns:cx1="http://schemas.microsoft.com/office/drawing/2015/9/8/chartex" xmlns:cx2="http://schemas.microsoft.com/office/drawing/2015/10/21/chartex" xmlns:cx3="http://schemas.microsoft.com/office/drawing/2016/5/9/chartex" xmlns:cx4="http://schemas.microsoft.com/office/drawing/2016/5/10/chartex" xmlns:cx5="http://schemas.microsoft.com/office/drawing/2016/5/11/chartex" xmlns:cx6="http://schemas.microsoft.com/office/drawing/2016/5/12/chartex" xmlns:cx7="http://schemas.microsoft.com/office/drawing/2016/5/13/chartex" xmlns:cx8="http://schemas.microsoft.com/office/drawing/2016/5/14/chartex" xmlns:mc="http://schemas.openxmlformats.org/markup-compatibility/2006" xmlns:aink="http://schemas.microsoft.com/office/drawing/2016/ink" xmlns:am3d="http://schemas.microsoft.com/office/drawing/2017/model3d" xmlns:o="urn:schemas-microsoft-com:office:office" xmlns:oel="http://schemas.microsoft.com/office/2019/extlst" xmlns:r="http://schemas.openxmlformats.org/officeDocument/2006/relationships" xmlns:m="http://schemas.openxmlformats.org/officeDocument/2006/math" xmlns:v="urn:schemas-microsoft-com:vml" xmlns:wp14="http://schemas.microsoft.com/office/word/2010/wordprocessingDrawing" xmlns:wp="http://schemas.openxmlformats.org/drawingml/2006/wordprocessingDrawing" xmlns:w10="urn:schemas-microsoft-com:office:word" xmlns:w="http://schemas.openxmlformats.org/wordprocessingml/2006/main" xmlns:w14="http://schemas.microsoft.com/office/word/2010/wordml" xmlns:w15="http://schemas.microsoft.com/office/word/2012/wordml" xmlns:w16cex="http://schemas.microsoft.com/office/word/2018/wordml/cex" xmlns:w16cid="http://schemas.microsoft.com/office/word/2016/wordml/cid" xmlns:w16="http://schemas.microsoft.com/office/word/2018/wordml" xmlns:w16du="http://schemas.microsoft.com/office/word/2023/wordml/word16du" xmlns:w16sdtdh="http://schemas.microsoft.com/office/word/2020/wordml/sdtdatahash" xmlns:w16sdtfl="http://schemas.microsoft.com/office/word/2024/wordml/sdtformatlock" xmlns:w16se="http://schemas.microsoft.com/office/word/2015/wordml/symex" xmlns:wpg="http://schemas.microsoft.com/office/word/2010/wordprocessingGroup" xmlns:wpi="http://schemas.microsoft.com/office/word/2010/wordprocessingInk" xmlns:wne="http://schemas.microsoft.com/office/word/2006/wordml" xmlns:wps="http://schemas.microsoft.com/office/word/2010/wordprocessingShape" mc:Ignorable="w14 w15 w16se w16cid w16 w16cex w16sdtdh w16sdtfl w16du wp14">
   <w:p>
     <w:pPr>
       <w:pStyle w:val="Header"/>
@@ -1977,7 +2008,7 @@
     <w:r>
       <w:tab/>
       <w:tab/>
-      <w:t>2026-06-17</w:t>
+      <w:t>2026-06-18</w:t>
       <w:br/>
       <w:br/>
     </w:r>
@@ -1994,7 +2025,7 @@
 </file>
 
 <file path=word/numbering.xml><?xml version="1.0" encoding="utf-8"?>
-<w:numbering xmlns:wpc="http://schemas.microsoft.com/office/word/2010/wordprocessingCanvas" xmlns:cx="http://schemas.microsoft.com/office/drawing/2014/chartex" xmlns:cx1="http://schemas.microsoft.com/office/drawing/2015/9/8/chartex" xmlns:cx2="http://schemas.microsoft.com/office/drawing/2015/10/21/chartex" xmlns:cx3="http://schemas.microsoft.com/office/drawing/2016/5/9/chartex" xmlns:cx4="http://schemas.microsoft.com/office/drawing/2016/5/10/chartex" xmlns:cx5="http://schemas.microsoft.com/office/drawing/2016/5/11/chartex" xmlns:cx6="http://schemas.microsoft.com/office/drawing/2016/5/12/chartex" xmlns:cx7="http://schemas.microsoft.com/office/drawing/2016/5/13/chartex" xmlns:cx8="http://schemas.microsoft.com/office/drawing/2016/5/14/chartex" xmlns:mc="http://schemas.openxmlformats.org/markup-compatibility/2006" xmlns:aink="http://schemas.microsoft.com/office/drawing/2016/ink" xmlns:am3d="http://schemas.microsoft.com/office/drawing/2017/model3d" xmlns:o="urn:schemas-microsoft-com:office:office" xmlns:oel="http://schemas.microsoft.com/office/2019/extlst" xmlns:r="http://schemas.openxmlformats.org/officeDocument/2006/relationships" xmlns:m="http://schemas.openxmlformats.org/officeDocument/2006/math" xmlns:v="urn:schemas-microsoft-com:vml" xmlns:wp14="http://schemas.microsoft.com/office/word/2010/wordprocessingDrawing" xmlns:wp="http://schemas.openxmlformats.org/drawingml/2006/wordprocessingDrawing" xmlns:w10="urn:schemas-microsoft-com:office:word" xmlns:w="http://schemas.openxmlformats.org/wordprocessingml/2006/main" xmlns:w14="http://schemas.microsoft.com/office/word/2010/wordml" xmlns:w15="http://schemas.microsoft.com/office/word/2012/wordml" xmlns:w16cex="http://schemas.microsoft.com/office/word/2018/wordml/cex" xmlns:w16cid="http://schemas.microsoft.com/office/word/2016/wordml/cid" xmlns:w16="http://schemas.microsoft.com/office/word/2018/wordml" xmlns:w16sdtdh="http://schemas.microsoft.com/office/word/2020/wordml/sdtdatahash" xmlns:w16se="http://schemas.microsoft.com/office/word/2015/wordml/symex" xmlns:wpg="http://schemas.microsoft.com/office/word/2010/wordprocessingGroup" xmlns:wpi="http://schemas.microsoft.com/office/word/2010/wordprocessingInk" xmlns:wne="http://schemas.microsoft.com/office/word/2006/wordml" xmlns:wps="http://schemas.microsoft.com/office/word/2010/wordprocessingShape" mc:Ignorable="w14 w15 w16se w16cid w16 w16cex w16sdtdh wp14">
+<w:numbering xmlns:wpc="http://schemas.microsoft.com/office/word/2010/wordprocessingCanvas" xmlns:cx="http://schemas.microsoft.com/office/drawing/2014/chartex" xmlns:cx1="http://schemas.microsoft.com/office/drawing/2015/9/8/chartex" xmlns:cx2="http://schemas.microsoft.com/office/drawing/2015/10/21/chartex" xmlns:cx3="http://schemas.microsoft.com/office/drawing/2016/5/9/chartex" xmlns:cx4="http://schemas.microsoft.com/office/drawing/2016/5/10/chartex" xmlns:cx5="http://schemas.microsoft.com/office/drawing/2016/5/11/chartex" xmlns:cx6="http://schemas.microsoft.com/office/drawing/2016/5/12/chartex" xmlns:cx7="http://schemas.microsoft.com/office/drawing/2016/5/13/chartex" xmlns:cx8="http://schemas.microsoft.com/office/drawing/2016/5/14/chartex" xmlns:mc="http://schemas.openxmlformats.org/markup-compatibility/2006" xmlns:aink="http://schemas.microsoft.com/office/drawing/2016/ink" xmlns:am3d="http://schemas.microsoft.com/office/drawing/2017/model3d" xmlns:o="urn:schemas-microsoft-com:office:office" xmlns:oel="http://schemas.microsoft.com/office/2019/extlst" xmlns:r="http://schemas.openxmlformats.org/officeDocument/2006/relationships" xmlns:m="http://schemas.openxmlformats.org/officeDocument/2006/math" xmlns:v="urn:schemas-microsoft-com:vml" xmlns:wp14="http://schemas.microsoft.com/office/word/2010/wordprocessingDrawing" xmlns:wp="http://schemas.openxmlformats.org/drawingml/2006/wordprocessingDrawing" xmlns:w10="urn:schemas-microsoft-com:office:word" xmlns:w="http://schemas.openxmlformats.org/wordprocessingml/2006/main" xmlns:w14="http://schemas.microsoft.com/office/word/2010/wordml" xmlns:w15="http://schemas.microsoft.com/office/word/2012/wordml" xmlns:w16cex="http://schemas.microsoft.com/office/word/2018/wordml/cex" xmlns:w16cid="http://schemas.microsoft.com/office/word/2016/wordml/cid" xmlns:w16="http://schemas.microsoft.com/office/word/2018/wordml" xmlns:w16du="http://schemas.microsoft.com/office/word/2023/wordml/word16du" xmlns:w16sdtdh="http://schemas.microsoft.com/office/word/2020/wordml/sdtdatahash" xmlns:w16sdtfl="http://schemas.microsoft.com/office/word/2024/wordml/sdtformatlock" xmlns:w16se="http://schemas.microsoft.com/office/word/2015/wordml/symex" xmlns:wpg="http://schemas.microsoft.com/office/word/2010/wordprocessingGroup" xmlns:wpi="http://schemas.microsoft.com/office/word/2010/wordprocessingInk" xmlns:wne="http://schemas.microsoft.com/office/word/2006/wordml" xmlns:wps="http://schemas.microsoft.com/office/word/2010/wordprocessingShape" mc:Ignorable="w14 w15 w16se w16cid w16 w16cex w16sdtdh w16sdtfl w16du wp14">
   <w:abstractNum w:abstractNumId="0" w15:restartNumberingAfterBreak="0">
     <w:nsid w:val="FFFFFF7C"/>
     <w:multiLevelType w:val="singleLevel"/>
@@ -2197,7 +2228,7 @@
 </file>
 
 <file path=word/styles.xml><?xml version="1.0" encoding="utf-8"?>
-<w:styles xmlns:mc="http://schemas.openxmlformats.org/markup-compatibility/2006" xmlns:r="http://schemas.openxmlformats.org/officeDocument/2006/relationships" xmlns:w="http://schemas.openxmlformats.org/wordprocessingml/2006/main" xmlns:w14="http://schemas.microsoft.com/office/word/2010/wordml" xmlns:w15="http://schemas.microsoft.com/office/word/2012/wordml" xmlns:w16cex="http://schemas.microsoft.com/office/word/2018/wordml/cex" xmlns:w16cid="http://schemas.microsoft.com/office/word/2016/wordml/cid" xmlns:w16="http://schemas.microsoft.com/office/word/2018/wordml" xmlns:w16sdtdh="http://schemas.microsoft.com/office/word/2020/wordml/sdtdatahash" xmlns:w16se="http://schemas.microsoft.com/office/word/2015/wordml/symex" mc:Ignorable="w14 w15 w16se w16cid w16 w16cex w16sdtdh">
+<w:styles xmlns:mc="http://schemas.openxmlformats.org/markup-compatibility/2006" xmlns:r="http://schemas.openxmlformats.org/officeDocument/2006/relationships" xmlns:w="http://schemas.openxmlformats.org/wordprocessingml/2006/main" xmlns:w14="http://schemas.microsoft.com/office/word/2010/wordml" xmlns:w15="http://schemas.microsoft.com/office/word/2012/wordml" xmlns:w16cex="http://schemas.microsoft.com/office/word/2018/wordml/cex" xmlns:w16cid="http://schemas.microsoft.com/office/word/2016/wordml/cid" xmlns:w16="http://schemas.microsoft.com/office/word/2018/wordml" xmlns:w16du="http://schemas.microsoft.com/office/word/2023/wordml/word16du" xmlns:w16sdtdh="http://schemas.microsoft.com/office/word/2020/wordml/sdtdatahash" xmlns:w16sdtfl="http://schemas.microsoft.com/office/word/2024/wordml/sdtformatlock" xmlns:w16se="http://schemas.microsoft.com/office/word/2015/wordml/symex" mc:Ignorable="w14 w15 w16se w16cid w16 w16cex w16sdtdh w16sdtfl w16du">
   <w:docDefaults>
     <w:rPrDefault>
       <w:rPr>
@@ -2955,7 +2986,7 @@
     <w:link w:val="TitleChar"/>
     <w:uiPriority w:val="10"/>
     <w:qFormat/>
-    <w:rsid w:val="007106C8"/>
+    <w:rsid w:val="00E854FA"/>
     <w:pPr>
       <w:spacing w:after="300" w:line="240" w:lineRule="auto"/>
       <w:contextualSpacing/>
@@ -2965,7 +2996,7 @@
       <w:rFonts w:eastAsiaTheme="majorEastAsia" w:cstheme="majorBidi"/>
       <w:spacing w:val="5"/>
       <w:kern w:val="28"/>
-      <w:sz w:val="52"/>
+      <w:sz w:val="40"/>
       <w:szCs w:val="52"/>
       <w:lang w:val="sv-SE" w:eastAsia="en-US" w:bidi="ar-SA"/>
     </w:rPr>
@@ -2975,12 +3006,12 @@
     <w:basedOn w:val="DefaultParagraphFont"/>
     <w:link w:val="Title"/>
     <w:uiPriority w:val="10"/>
-    <w:rsid w:val="007106C8"/>
+    <w:rsid w:val="00E854FA"/>
     <w:rPr>
       <w:rFonts w:ascii="Times New Roman" w:eastAsiaTheme="majorEastAsia" w:hAnsi="Times New Roman" w:cstheme="majorBidi"/>
       <w:spacing w:val="5"/>
       <w:kern w:val="28"/>
-      <w:sz w:val="52"/>
+      <w:sz w:val="40"/>
       <w:szCs w:val="52"/>
       <w:lang w:val="sv-SE" w:eastAsia="en-US" w:bidi="ar-SA"/>
     </w:rPr>

--- a/klagomål/A 28153-2025 FSC-klagomål.docx
+++ b/klagomål/A 28153-2025 FSC-klagomål.docx
@@ -2008,7 +2008,7 @@
     <w:r>
       <w:tab/>
       <w:tab/>
-      <w:t>2026-06-18</w:t>
+      <w:t>2026-06-19</w:t>
       <w:br/>
       <w:br/>
     </w:r>

--- a/klagomål/A 28153-2025 FSC-klagomål.docx
+++ b/klagomål/A 28153-2025 FSC-klagomål.docx
@@ -2008,7 +2008,7 @@
     <w:r>
       <w:tab/>
       <w:tab/>
-      <w:t>2026-06-19</w:t>
+      <w:t>2026-06-20</w:t>
       <w:br/>
       <w:br/>
     </w:r>

--- a/klagomål/A 28153-2025 FSC-klagomål.docx
+++ b/klagomål/A 28153-2025 FSC-klagomål.docx
@@ -168,38 +168,7 @@
     </w:p>
     <w:p>
       <w:r>
-        <w:t>Detta dokument behandlar höga naturvärden i avverkningsanmälan A 28153-2025 i Bräcke kommun som inkom 2025-06-10 och omfattar 16,2 ha.</w:t>
-      </w:r>
-    </w:p>
-    <w:p>
-      <w:r>
-        <w:t>Nedan presenteras fynd av naturvårdsarter och fridlysta arter som gjorts i det avverkningsanmälda området, samt relevanta utdrag ur standarderna för FSC, Chain of Custody, Controlled Wood och PEFC. I BILAGA 1 finns artfakta om fridlysta och rödlistade arter.</w:t>
-      </w:r>
-    </w:p>
-    <w:p>
-      <w:r>
-        <w:t>Vi förväntar oss att ni återkommer med ett skriftligt svar på vårt klagomål och även beskriver vilka korrigerande åtgärder ni satt in för att rätta till identifierade brister i er efterlevnad av den svenska FSC standarden.</w:t>
-      </w:r>
-    </w:p>
-    <w:p>
-      <w:pPr>
-        <w:pStyle w:val="Heading1"/>
-      </w:pPr>
-      <w:r>
-        <w:t>Naturvårdsarter</w:t>
-      </w:r>
-    </w:p>
-    <w:p>
-      <w:r>
-        <w:t>I avverkningsanmälan har följande 16 naturvårdsarter hittats: doftticka (VU, T, §8), knärot (VU, T, §8), kolflarnlav (NT, T), lavskrika (NT, T, §4), lunglav (NT, T), rosa skärelav (NT, T), skrovellav (NT, T), sparvuggla (NT, §4), tretåig hackspett (NT, T, §4), ullticka (NT, T), vedflamlav (NT), barkkornlav (S, T), bårdlav (S, T), nästlav (S, T), rostfläck (S, T) och järpe (T, §4). Av dessa är 11 rödlistade. För rödlistade arter har rödlistekategorin angivits inom parentes. Arter som är signalarter enligt Skogsstyrelsen har markerats med (S). Typiska arter inom Natura 2000 som är kopplade till skogsekosystem har markerats med (T). För fridlysta arter anges även paragrafen i Artskyddsförordningen som arten är fridlyst enligt.</w:t>
-      </w:r>
-    </w:p>
-    <w:p>
-      <w:r>
-        <w:t>De påträffade naturvårdsarterna är ett tydligt kvitto på att det rör sig om en skog med höga naturvärden.</w:t>
-      </w:r>
-      <w:r>
-        <w:t xml:space="preserve"> I Figur 1 visas fyndplatser för naturvårdsarter i området, som finns registrerade på Artportalen.</w:t>
+        <w:t>Detta klagomål behandlar höga naturvärden i avverkningsanmälan A 28153-2025 i Bräcke kommun som inkom 2025-06-10 och omfattar 16,2 ha.</w:t>
       </w:r>
     </w:p>
     <w:p>
@@ -247,34 +216,35 @@
         <w:spacing w:after="240"/>
       </w:pPr>
       <w:r>
-        <w:t>Figur 1. Fyndplatser för naturvårdsarter i avverkningsanmälan (röd linje). Markörer utan svart kant är placerade på fyndplatsen. Markörer med svart kant är placerade vid sidan av fyndplatsen och har ett svart streck som visar fyndplatsens exakta position. Kartans mittpunktskoordinat är N 6982617, E 518925 i SWEREF 99 TM.</w:t>
+        <w:t>Figur 1. Fyndplatser för naturvårdsarter i avverkningsanmälan. Markörer utan svart kant är placerade på fyndplatsen. Markörer med svart kant är placerade vid sidan av fyndplatsen har ett svart streck som visar fyndplatsens exakta position. Kartans mittpunktskoordinat är N 6982617, E 518925 i SWEREF 99 TM.</w:t>
+      </w:r>
+    </w:p>
+    <w:p>
+      <w:r>
+        <w:t>I avverkningsanmälan finns fynd av 16 naturvårdsarter, varav 11 är rödlistade, 6 är fridlysta, 14 är typiska (T) och 4 är signalarter (S): doftticka (VU, T, §8), knärot (VU, T, §8), kolflarnlav (NT, T), lavskrika (NT, T, §4), lunglav (NT, T), rosa skärelav (NT, T), skrovellav (NT, T), sparvuggla (NT, §4), tretåig hackspett (NT, T, §4), ullticka (NT, T), vedflamlav (NT), barkkornlav (S, T), bårdlav (S, T), nästlav (S, T), rostfläck (S, T) och järpe (T, §4). Se Figur 1.</w:t>
+      </w:r>
+    </w:p>
+    <w:p>
+      <w:r>
+        <w:t>Nedan presenteras relevanta utdrag ur standarderna för FSC, Chain of Custody, Controlled Wood och PEFC.</w:t>
+      </w:r>
+    </w:p>
+    <w:p>
+      <w:r>
+        <w:t>Vi förväntar oss att ni återkommer med ett skriftligt svar på vårt klagomål och även beskriver vilka korrigerande åtgärder ni satt in för att rätta till identifierade brister i er efterlevnad av den svenska FSC standarden.</w:t>
       </w:r>
     </w:p>
     <w:p>
       <w:pPr>
-        <w:pStyle w:val="Heading2"/>
+        <w:pStyle w:val="Heading1"/>
       </w:pPr>
       <w:r>
-        <w:t>Fridlysta arter</w:t>
+        <w:t>Naturvårdsarter och fridlysta arter</w:t>
       </w:r>
     </w:p>
     <w:p>
       <w:r>
-        <w:t>Följande fridlysta arter har sina livsmiljöer och växtplatser i den avverkningsanmälda skogen: doftticka (VU, T, §8), knärot (VU, T, §8), lavskrika (NT, T, §4), sparvuggla (NT, §4), tretåig hackspett (NT, T, §4) och järpe (T, §4).</w:t>
-      </w:r>
-    </w:p>
-    <w:p>
-      <w:r>
-        <w:t xml:space="preserve">Observera att medlemsländerna är skyldiga att agera i enlighet med EU:s fågeldirektiv där det uttryckligen står att direktivet gäller för fåglar samt för deras ägg, bon och </w:t>
-      </w:r>
-      <w:r>
-        <w:rPr>
-          <w:b/>
-        </w:rPr>
-        <w:t xml:space="preserve">livsmiljöer </w:t>
-      </w:r>
-      <w:r>
-        <w:t>(artikel 1). Vidare att de åtgärder som vidtas inte får leda till en försämring av den nuvarande situationen beträffande bevarandet av de fågelarter som avses i artikel 1 (artikel 13). Fågeldirektivet är styrande för tillsynsansvariga myndigheters ärendehantering, ställningstaganden och beslutsfattande.</w:t>
+        <w:t>Nedan följer beskrivningar av de naturvårdsarter och fridlysta arter som har sina livsmiljöer och växtplatser i den avverkningsanmälda skogen. Se även ytterligare artfakta i BILAGA 1. De påträffade naturvårdsarterna är ett tydligt kvitto på att det rör sig om en skog med höga naturvärden.</w:t>
       </w:r>
     </w:p>
     <w:p>
@@ -304,35 +274,6 @@
       </w:r>
       <w:r>
         <w:t>(IUCN Redlist, 2024; Nitare &amp; Skogsstyrelsen, 2019; SLU Artdatabanken, 2024).</w:t>
-      </w:r>
-    </w:p>
-    <w:p>
-      <w:r>
-        <w:rPr>
-          <w:b/>
-        </w:rPr>
-        <w:t>Järpe (§4)</w:t>
-      </w:r>
-      <w:r>
-        <w:t xml:space="preserve">, som är upptagen i bilaga 1 och 2 EU:s fågeldirektiv, är mycket stationär inom sitt revir som är minst 25 hektar stort. Livsmiljöerna utgörs av tät barrskog med inblandning av lövträd och en väl utvecklad flerskiktad struktur med bärris och yngre eller undertryckta, täta granar i ett lägre skikt, ofta utmed bäckar och åar inne i den skyddande granskogen. Den överlever inte om dess livsmiljö kalavverkas och är även känslig för röjning, gallring och avverkning där unga granar och lövträd inte sparas i tillräcklig omfattning. Arten finns i sammanhängande grandominerad skog över hela Sverige men förekomsterna är betydligt glesare i Götaland än i övriga landet. Järpe är typisk art för </w:t>
-      </w:r>
-      <w:r>
-        <w:rPr>
-          <w:i/>
-        </w:rPr>
-        <w:t xml:space="preserve">9010 Taiga, 9080 Lövsumpskog </w:t>
-      </w:r>
-      <w:r>
-        <w:t xml:space="preserve">och </w:t>
-      </w:r>
-      <w:r>
-        <w:rPr>
-          <w:i/>
-        </w:rPr>
-        <w:t xml:space="preserve">9740 Skogsbevuxen myr </w:t>
-      </w:r>
-      <w:r>
-        <w:t>(SLU Artdatabanken, 2026).</w:t>
       </w:r>
     </w:p>
     <w:p>
@@ -440,10 +381,10 @@
         <w:rPr>
           <w:b/>
         </w:rPr>
-        <w:t>Lavskrika (NT, §4)</w:t>
-      </w:r>
-      <w:r>
-        <w:t xml:space="preserve"> är rödlistad som nära hotad och fridlyst enligt 4§ artskyddsförordningen. Den har minskat med 20 (10–30) % under de senaste 15 åren och minskningstakten bedöms vara nära gränsvärdet för sårbar (VU). Lavskrikan är en mycket stationär fågel, som häckar i äldre, slutna och hänglavsrika barrskogar. Nyckelfaktorer är flerskiktad skog med rik undervegetation samt riklig förekomst av hänglavar. Reviren är livslånga med hemområden som varierar mellan 50 och 150 ha. Inom ett revir av hög kvalitet finns det som regel ett eller flera kärnområden (1–20 ha) med relativt tät flerskiktad granskog. Arten missgynnas när flerskiktad skog omförs till enskiktade bestånd och även röjning och hård gallring är starkt negativt. Lavskrikan har relativt stora hemområden och försvinner när den äldre skogen fragmenteras, särskilt allvarligt är när kärnområdena avverkas. Den försvinner successivt framför allt vid dess utbredningsgränser och populationen har minskat kontinuerligt under 2000-talet. Lavskrika är typisk art för </w:t>
+        <w:t>Kolflarnlav (NT)</w:t>
+      </w:r>
+      <w:r>
+        <w:t xml:space="preserve"> är brandberoende och växer nästan uteslutande på kolad hård kärnved av tall. Etableringen verkar ske först 100–300 år efter brand och nytt substrat nybildas i mycket begränsad omfattning. Avverkning av tallskog av naturskogskaraktär med spår av återkommande bränder är ett hot och mängden lämplig ved att växa på för arten minskar dels på grund av naturlig nedbrytning men framförallt på grund av att det förstörs i samband med slutavverkningar, gallringar och markberedning. Såväl kolflarnlav som mörk kolflarnlav har glänsande bålfjäll och förekommer främst i tall- och blandbarrskogar av naturskogskaraktär med spår av återkommande bränder. Skogar som dessa hyser höga biologiska värden och bör skyddas. Kolflarnlav är typisk art för </w:t>
       </w:r>
       <w:r>
         <w:rPr>
@@ -452,7 +393,159 @@
         <w:t>9010 Taiga</w:t>
       </w:r>
       <w:r>
+        <w:t xml:space="preserve"> (SLU Artdatabanken, 2024).</w:t>
+      </w:r>
+    </w:p>
+    <w:p>
+      <w:r>
+        <w:rPr>
+          <w:b/>
+        </w:rPr>
+        <w:t>Lavskrika (NT, §4)</w:t>
+      </w:r>
+      <w:r>
+        <w:t xml:space="preserve"> är rödlistad som nära hotad och fridlyst enligt 4§ artskyddsförordningen. Den har minskat med 20 (10–30) % under de senaste 15 åren och minskningstakten bedöms vara nära gränsvärdet för sårbar (VU). Lavskrikan är en mycket stationär fågel, som häckar i äldre, slutna och hänglavsrika barrskogar. Nyckelfaktorer är flerskiktad skog med rik undervegetation samt riklig förekomst av hänglavar. Reviren är livslånga med hemområden som varierar mellan 50 och 150 ha. Inom ett revir av hög kvalitet finns det som regel ett eller flera kärnområden (1–20 ha) med relativt tät flerskiktad granskog. Arten missgynnas när flerskiktad skog omförs till enskiktade bestånd och även röjning och hård gallring är starkt negativt. Lavskrikan har relativt stora hemområden och försvinner när den äldre skogen fragmenteras, särskilt allvarligt är när kärnområdena avverkas. Den försvinner successivt framför allt vid dess utbredningsgränser och populationen har minskat kontinuerligt under 2000-talet. Lavskrika är typisk art för </w:t>
+      </w:r>
+      <w:r>
+        <w:rPr>
+          <w:i/>
+        </w:rPr>
+        <w:t>9010 Taiga</w:t>
+      </w:r>
+      <w:r>
         <w:t xml:space="preserve"> (SLU Artdatabanken, 2026; Skogsstyrelsen 2016).</w:t>
+      </w:r>
+    </w:p>
+    <w:p>
+      <w:r>
+        <w:rPr>
+          <w:b/>
+        </w:rPr>
+        <w:t>Lunglav (NT)</w:t>
+      </w:r>
+      <w:r>
+        <w:t xml:space="preserve"> är en av vårt lands främsta signalarter som överallt indikerar gamla lövträd, skogsbestånd med höga naturvärden och ekosystem med långskoglig kontinuitet. Lokalt kan förekomsten vara mycket riklig men den hittas nästan enbart i gamla och ej slutavverkade skogar. Artens samtliga förekomster bör uppmärksammas från naturvårdssynpunkt, då många lokaler även hyser andra ovanliga och rödlistade arter. Rikliga förekomster bör skyddas med biotopskydd, frivilliga avsättningar eller reservat. På lunglav kan de sällsynta lavparasiterna lunglavshårprick (CR), </w:t>
+      </w:r>
+      <w:r>
+        <w:rPr>
+          <w:i/>
+        </w:rPr>
+        <w:t>Abrothallus diederichii</w:t>
+      </w:r>
+      <w:r>
+        <w:t xml:space="preserve"> (VU), </w:t>
+      </w:r>
+      <w:r>
+        <w:rPr>
+          <w:i/>
+        </w:rPr>
+        <w:t>Abrothallus lobariae</w:t>
+      </w:r>
+      <w:r>
+        <w:t xml:space="preserve"> (VU), </w:t>
+      </w:r>
+      <w:r>
+        <w:rPr>
+          <w:i/>
+        </w:rPr>
+        <w:t>Calycina lobariae</w:t>
+      </w:r>
+      <w:r>
+        <w:t xml:space="preserve"> (VU), lunglavsknapp (VU) och skrovelmössing (VU) påträffas. Lunglav är typisk art för </w:t>
+      </w:r>
+      <w:r>
+        <w:rPr>
+          <w:i/>
+        </w:rPr>
+        <w:t>9010 Taiga, 9020 Nordlig ädellövskog, 9110 Näringsfattig bokskog, 9130 Näringsrik bokskog, 9160 Näringsrik ekskog, 9180 Ädellövskog i branter, 9190 Näringsfattig ekskog, 9070 Trädklädd betesmark, 9040 Fjällbjörkskog</w:t>
+      </w:r>
+      <w:r>
+        <w:t xml:space="preserve"> och</w:t>
+      </w:r>
+      <w:r>
+        <w:rPr>
+          <w:i/>
+        </w:rPr>
+        <w:t xml:space="preserve"> 6530 Lövängar</w:t>
+      </w:r>
+      <w:r>
+        <w:t xml:space="preserve"> (SLU Artdatabanken, 2026; Nitare &amp; Skogsstyrelsen, 2019).</w:t>
+      </w:r>
+    </w:p>
+    <w:p>
+      <w:r>
+        <w:rPr>
+          <w:b/>
+        </w:rPr>
+        <w:t>Rosa skärelav (NT)</w:t>
+      </w:r>
+      <w:r>
+        <w:t xml:space="preserve"> är en sällsynt skorplav som är spridd från Skåne till Lule Lappmark. I södra Sverige förekommer den i trädbärande marker med lång trädkontinuitet, framför allt på ek och i norra Sverige förekommer den i kontinuitetsskog med hög luftfuktighet, främst på sälg. Särskilt rika lokaler med rosa skärelav måste skyddas. Alla skogar med arten bör undantas från slutavverkning. Rosa skärelav är typisk art för </w:t>
+      </w:r>
+      <w:r>
+        <w:rPr>
+          <w:i/>
+        </w:rPr>
+        <w:t xml:space="preserve">9160 Näringsrik ekskog </w:t>
+      </w:r>
+      <w:r>
+        <w:t>och</w:t>
+      </w:r>
+      <w:r>
+        <w:rPr>
+          <w:i/>
+        </w:rPr>
+        <w:t xml:space="preserve"> 9190 Näringsfattig ekskog</w:t>
+      </w:r>
+      <w:r>
+        <w:t xml:space="preserve"> (SLU Artdatabanken, 2024; Nitare &amp; Skogsstyrelsen, 2019).</w:t>
+      </w:r>
+    </w:p>
+    <w:p>
+      <w:r>
+        <w:rPr>
+          <w:b/>
+        </w:rPr>
+        <w:t>Skrovellav (NT)</w:t>
+      </w:r>
+      <w:r>
+        <w:t xml:space="preserve"> växer på gamla lövträd och på klippor i gamla skogar med hög och jämn luftfuktighet. Slutavverkning av kontinuitetsskog utgör det största hotet och lavens fortsatta förekomst bör säkerställas genom att lokaler med äldre skog skyddas. I områden med mycket hög luftfuktighet kan man på bålen av skrovellav finna de sällsynta parasitsvamparna skrovellavsknapp (EN), </w:t>
+      </w:r>
+      <w:r>
+        <w:rPr>
+          <w:i/>
+        </w:rPr>
+        <w:t>Catillaria lobariicola</w:t>
+      </w:r>
+      <w:r>
+        <w:t xml:space="preserve"> (VU) och </w:t>
+      </w:r>
+      <w:r>
+        <w:rPr>
+          <w:i/>
+        </w:rPr>
+        <w:t>Merismatium lobariae</w:t>
+      </w:r>
+      <w:r>
+        <w:t xml:space="preserve"> (DD). Skrovellav är typisk art för </w:t>
+      </w:r>
+      <w:r>
+        <w:rPr>
+          <w:i/>
+        </w:rPr>
+        <w:t xml:space="preserve">9010 Taiga, 9020 Nordlig ädellövskog, 9040 Fjällbjörkskog, 9070 Trädklädd betesmark, 9160 Näringsrik ekskog, 9180 Ädellövskog i branter, 9190 Näringsfattig ekskog, 8210 Kalkbranter </w:t>
+      </w:r>
+      <w:r>
+        <w:t xml:space="preserve">och </w:t>
+      </w:r>
+      <w:r>
+        <w:rPr>
+          <w:i/>
+        </w:rPr>
+        <w:t>6530 Lövängar</w:t>
+      </w:r>
+      <w:r>
+        <w:t xml:space="preserve"> (SLU Artdatabanken, 2026; Nitare &amp; Skogsstyrelsen, 2019).</w:t>
       </w:r>
     </w:p>
     <w:p>
@@ -497,7 +590,222 @@
     </w:p>
     <w:p>
       <w:r>
-        <w:t>I BILAGA 1 finns mer detaljerad information om ekologi samt krav på livsmiljö hos fridlysta arter.</w:t>
+        <w:rPr>
+          <w:b/>
+        </w:rPr>
+        <w:t>Ullticka (NT)</w:t>
+      </w:r>
+      <w:r>
+        <w:t xml:space="preserve"> är knuten till restbestånd av barrnaturskog och förekommer med ett tydligt optimum i orörda eller måttligt påverkade gamla granskogar där det föreligger viss kontinuitet av grov död ved. Ullticka är en bra signalart inom hela sitt utbredningsområde och i södra Sverige är den sällsynt och en god signalart för skyddsvärda granskogsmiljöer. Den hotas av avverkning och fragmentering av naturskog och äldre granskog med lång trädkontinuitet. På ullticka kan ibland ulltickeporing (VU) påträffas - det är en sällsynt ticka som nyligen delats upp i de tre olika arterna ulltickeporing </w:t>
+      </w:r>
+      <w:r>
+        <w:rPr>
+          <w:i/>
+        </w:rPr>
+        <w:t xml:space="preserve">Skeletocutis brevispora </w:t>
+      </w:r>
+      <w:r>
+        <w:t>(VU)</w:t>
+      </w:r>
+      <w:r>
+        <w:rPr>
+          <w:i/>
+        </w:rPr>
+        <w:t>, Skeletocutis delicata</w:t>
+      </w:r>
+      <w:r>
+        <w:t xml:space="preserve"> (VU)</w:t>
+      </w:r>
+      <w:r>
+        <w:rPr>
+          <w:i/>
+        </w:rPr>
+        <w:t xml:space="preserve"> och Skeletocutis exilis</w:t>
+      </w:r>
+      <w:r>
+        <w:t xml:space="preserve"> (NT). Ullticka är typisk art för </w:t>
+      </w:r>
+      <w:r>
+        <w:rPr>
+          <w:i/>
+        </w:rPr>
+        <w:t xml:space="preserve">9010 Taiga, 9050 Näringsrik granskog </w:t>
+      </w:r>
+      <w:r>
+        <w:t xml:space="preserve">och </w:t>
+      </w:r>
+      <w:r>
+        <w:rPr>
+          <w:i/>
+        </w:rPr>
+        <w:t>9030 Landhöjningsskog</w:t>
+      </w:r>
+      <w:r>
+        <w:t xml:space="preserve"> (SLU Artdatabanken, 2026; Nitare &amp; Skogsstyrelsen, 2019; Miettinen &amp; Niemelä, 2018).</w:t>
+      </w:r>
+    </w:p>
+    <w:p>
+      <w:r>
+        <w:rPr>
+          <w:b/>
+        </w:rPr>
+        <w:t>Vedflamlav (NT)</w:t>
+      </w:r>
+      <w:r>
+        <w:t xml:space="preserve"> växer på gammal hård och torr, exponerad kärnved av tall, främst på högstubbar i ljusöppna lägen, t.ex. vid och på myrar, sjökanter, i glesa hällmarkskogar och i brandpräglade tallnaturskogar. Substratet nyskapas i begränsad omfattning och arten är en utmärkt indikator på höga naturvärden i denna skogstyp. Tall- och barrblandskogar med naturskogskaraktär och spår av bränder har ofta höga biologiska värden och bör skyddas. På vedflamlavens bål kan den sällsynta spiklaven/parasiten </w:t>
+      </w:r>
+      <w:r>
+        <w:rPr>
+          <w:i/>
+        </w:rPr>
+        <w:t>Calicium ramboldiicola</w:t>
+      </w:r>
+      <w:r>
+        <w:t xml:space="preserve"> (VU) påträffas (SLU Artdatabanken, 2026).</w:t>
+      </w:r>
+    </w:p>
+    <w:p>
+      <w:r>
+        <w:rPr>
+          <w:b/>
+        </w:rPr>
+        <w:t>Barkkornlav</w:t>
+      </w:r>
+      <w:r>
+        <w:t xml:space="preserve"> växer på bark av bl.a. gran, ek, al, asp, rönn, sälg och en i ädellövskogar, granskogar, barr- och lövblandskogar med hög luftfuktighet. Barkkornlav är typisk art för </w:t>
+      </w:r>
+      <w:r>
+        <w:rPr>
+          <w:i/>
+        </w:rPr>
+        <w:t>9190 Näringsfattig ekskog</w:t>
+      </w:r>
+      <w:r>
+        <w:t xml:space="preserve"> (SLU Artdatabanken, 2025).</w:t>
+      </w:r>
+    </w:p>
+    <w:p>
+      <w:r>
+        <w:rPr>
+          <w:b/>
+        </w:rPr>
+        <w:t>Bårdlav</w:t>
+      </w:r>
+      <w:r>
+        <w:t xml:space="preserve"> signalerar miljöer med höga naturvärden och på lokalerna finns vanligtvis många andra ovanliga och rödlistade arter. Den visar även på platser med hög och jämn luftfuktighet. På bårdlav och andra njurlavar (Nephroma) kan de sällsynta parasiterna </w:t>
+      </w:r>
+      <w:r>
+        <w:rPr>
+          <w:i/>
+        </w:rPr>
+        <w:t xml:space="preserve">Protounguicularia nephromatis </w:t>
+      </w:r>
+      <w:r>
+        <w:t xml:space="preserve">(VU) och </w:t>
+      </w:r>
+      <w:r>
+        <w:rPr>
+          <w:i/>
+        </w:rPr>
+        <w:t xml:space="preserve">Tremella nephromatis </w:t>
+      </w:r>
+      <w:r>
+        <w:t xml:space="preserve">(DD) påträffas. Bårdlav är typisk art för </w:t>
+      </w:r>
+      <w:r>
+        <w:rPr>
+          <w:i/>
+        </w:rPr>
+        <w:t xml:space="preserve">9010 Taiga, 9020 Nordlig ädellövskog, 9070 Trädklädd betesmark, 9110 Näringsfattig bokskog, 9160 Näringsrik ekskog, 9180 Ädellövskog i branter </w:t>
+      </w:r>
+      <w:r>
+        <w:t>och</w:t>
+      </w:r>
+      <w:r>
+        <w:rPr>
+          <w:i/>
+        </w:rPr>
+        <w:t xml:space="preserve"> 9190 Näringsfattig ekskog</w:t>
+      </w:r>
+      <w:r>
+        <w:t xml:space="preserve"> (SLU Artdatabanken, 2026; Nitare &amp; Skogsstyrelsen, 2019).</w:t>
+      </w:r>
+    </w:p>
+    <w:p>
+      <w:r>
+        <w:rPr>
+          <w:b/>
+        </w:rPr>
+        <w:t>Nästlav</w:t>
+      </w:r>
+      <w:r>
+        <w:t xml:space="preserve"> indikerar söder om den naturliga norrlandsgränsen äldre barrskogsområden med höga naturvärden där andra ovanliga nordliga barrskogsarter kan påträffas. Nästlav är typisk art för </w:t>
+      </w:r>
+      <w:r>
+        <w:rPr>
+          <w:i/>
+        </w:rPr>
+        <w:t xml:space="preserve">9010 Taiga </w:t>
+      </w:r>
+      <w:r>
+        <w:t>(Nitare &amp; Skogsstyrelsen, 2019; SLU Artdatabanken, 2025).</w:t>
+      </w:r>
+    </w:p>
+    <w:p>
+      <w:r>
+        <w:rPr>
+          <w:b/>
+        </w:rPr>
+        <w:t xml:space="preserve">Rostfläck </w:t>
+      </w:r>
+      <w:r>
+        <w:t xml:space="preserve">signalerar framför allt höga naturvärden i östra Sverige samt norr om den naturliga norrlandsgränsen. Arten indikerar här skogsmiljöer som under lång tid haft ett konstant fuktigt mikroklimat. Rika förekomster i Norrland visar sannolikt på bestånd med långvarig kontinuitet av gamla träd. När laven påträffas i alkärr signalerar den höga naturvärden inom hela sitt utbredningsområde. Rostfläck är typisk art för </w:t>
+      </w:r>
+      <w:r>
+        <w:rPr>
+          <w:i/>
+        </w:rPr>
+        <w:t xml:space="preserve">9190 Näringsfattig ekskog </w:t>
+      </w:r>
+      <w:r>
+        <w:t>(Nitare &amp; Skogsstyrelsen, 2019; SLU Artdatabanken, 2025).</w:t>
+      </w:r>
+    </w:p>
+    <w:p>
+      <w:r>
+        <w:rPr>
+          <w:b/>
+        </w:rPr>
+        <w:t>Järpe (§4)</w:t>
+      </w:r>
+      <w:r>
+        <w:t xml:space="preserve">, som är upptagen i bilaga 1 och 2 EU:s fågeldirektiv, är mycket stationär inom sitt revir som är minst 25 hektar stort. Livsmiljöerna utgörs av tät barrskog med inblandning av lövträd och en väl utvecklad flerskiktad struktur med bärris och yngre eller undertryckta, täta granar i ett lägre skikt, ofta utmed bäckar och åar inne i den skyddande granskogen. Den överlever inte om dess livsmiljö kalavverkas och är även känslig för röjning, gallring och avverkning där unga granar och lövträd inte sparas i tillräcklig omfattning. Arten finns i sammanhängande grandominerad skog över hela Sverige men förekomsterna är betydligt glesare i Götaland än i övriga landet. Järpe är typisk art för </w:t>
+      </w:r>
+      <w:r>
+        <w:rPr>
+          <w:i/>
+        </w:rPr>
+        <w:t xml:space="preserve">9010 Taiga, 9080 Lövsumpskog </w:t>
+      </w:r>
+      <w:r>
+        <w:t xml:space="preserve">och </w:t>
+      </w:r>
+      <w:r>
+        <w:rPr>
+          <w:i/>
+        </w:rPr>
+        <w:t xml:space="preserve">9740 Skogsbevuxen myr </w:t>
+      </w:r>
+      <w:r>
+        <w:t>(SLU Artdatabanken, 2026).</w:t>
+      </w:r>
+    </w:p>
+    <w:p>
+      <w:pPr>
+        <w:pStyle w:val="Heading1"/>
+      </w:pPr>
+      <w:r>
+        <w:t>Certifiering</w:t>
       </w:r>
     </w:p>
     <w:p>
@@ -505,7 +813,7 @@
         <w:pStyle w:val="Heading2"/>
       </w:pPr>
       <w:r>
-        <w:t>Övriga naturvårdsarter</w:t>
+        <w:t>Ur FSC-standarden</w:t>
       </w:r>
     </w:p>
     <w:p>
@@ -513,19 +821,52 @@
         <w:rPr>
           <w:b/>
         </w:rPr>
-        <w:t>Barkkornlav</w:t>
-      </w:r>
-      <w:r>
-        <w:t xml:space="preserve"> växer på bark av bl.a. gran, ek, al, asp, rönn, sälg och en i ädellövskogar, granskogar, barr- och lövblandskogar med hög luftfuktighet. Barkkornlav är typisk art för </w:t>
+        <w:t xml:space="preserve">PRINCIP 1: LAGEFTERLEVNAD: </w:t>
+      </w:r>
+      <w:r>
+        <w:t>Certifikatsinnehavaren ska följa alla tillämpliga lagar, förordningar och nationellt ratificerade internationella avtal, konventioner och överenskommelser.</w:t>
+      </w:r>
+    </w:p>
+    <w:p>
+      <w:r>
+        <w:rPr>
+          <w:b/>
+        </w:rPr>
+        <w:t xml:space="preserve">1.3.1 </w:t>
+      </w:r>
+      <w:r>
+        <w:t>Tillämpliga lagar och föreskrifter för brukandet av skogen följs.</w:t>
+      </w:r>
+    </w:p>
+    <w:p>
+      <w:pPr>
+        <w:pStyle w:val="ListBullet"/>
+      </w:pPr>
+      <w:r>
+        <w:rPr>
+          <w:b/>
+          <w:i/>
+        </w:rPr>
+        <w:t xml:space="preserve">Kommentar: </w:t>
+      </w:r>
+      <w:r>
+        <w:t>I den avverkningsanmälda skogen har fridlysta arter sina livsmiljöer och växtplatser. Att skada de fridlysta arternas livsmiljöer, växtplatser eller ekologiska funktion är inte tillåtet enligt artskyddsförordningen.</w:t>
       </w:r>
       <w:r>
         <w:rPr>
           <w:i/>
         </w:rPr>
-        <w:t>9190 Näringsfattig ekskog</w:t>
-      </w:r>
-      <w:r>
-        <w:t xml:space="preserve"> (SLU Artdatabanken, 2025).</w:t>
+        <w:t xml:space="preserve"> EU:s medlemsländer och skogsbolag är skyldiga att agera i enlighet med EU:s fågeldirektiv där det uttryckligen står att direktivet gäller för fåglar samt för deras ägg, bon och </w:t>
+      </w:r>
+      <w:r>
+        <w:rPr>
+          <w:b/>
+          <w:i/>
+        </w:rPr>
+        <w:t xml:space="preserve">livsmiljöer </w:t>
+      </w:r>
+      <w:r>
+        <w:t>(artikel 1). Vidare att de åtgärder som vidtas inte får leda till en försämring av den nuvarande situationen beträffande bevarandet av de fågelarter som avses i artikel 1 (artikel 13).</w:t>
       </w:r>
     </w:p>
     <w:p>
@@ -533,314 +874,192 @@
         <w:rPr>
           <w:b/>
         </w:rPr>
-        <w:t>Bårdlav</w:t>
-      </w:r>
-      <w:r>
-        <w:t xml:space="preserve"> signalerar miljöer med höga naturvärden och på lokalerna finns vanligtvis många andra ovanliga och rödlistade arter. Den visar även på platser med hög och jämn luftfuktighet. På bårdlav och andra njurlavar (Nephroma) kan de sällsynta parasiterna </w:t>
+        <w:t xml:space="preserve">6.4 </w:t>
+      </w:r>
+      <w:r>
+        <w:t>Certifikatsinnehavaren ska skydda sällsynta arter och hotade arter samt deras livsmiljöer inom skogsbruksenheten. Det ska ske genom avsättningar, andra skyddade områden och genom att skapa konnektivitet och/eller genom andra direkta åtgärder som gynnar dessa arters överlevnad och livskraft. Åtgärderna ska stå i förhållande till brukandets skala, intensitet och risk, samt till sällsynta och hotade arters bevarandestatus och ekologiska krav. Certifikatsinnehavaren ska beakta den geografiska spridningen och ekologiska krav hos sällsynta och hotade arter utanför skogsbruksenhetens gränser när beslut om åtgärder inom skogsbruksenheten ska fattas.</w:t>
+      </w:r>
+    </w:p>
+    <w:p>
+      <w:r>
+        <w:rPr>
+          <w:b/>
+        </w:rPr>
+        <w:t xml:space="preserve">6.4.3 </w:t>
+      </w:r>
+      <w:r>
+        <w:t>Bevarandeåtgärder genomförs för de kända förekomster av rödlistade arter som påverkas av skogsbruk.</w:t>
+      </w:r>
+    </w:p>
+    <w:p>
+      <w:pPr>
+        <w:pStyle w:val="ListBullet"/>
+      </w:pPr>
+      <w:r>
+        <w:rPr>
+          <w:b/>
+          <w:i/>
+        </w:rPr>
+        <w:t xml:space="preserve">Kommentar: </w:t>
       </w:r>
       <w:r>
         <w:rPr>
           <w:i/>
         </w:rPr>
-        <w:t xml:space="preserve">Protounguicularia nephromatis </w:t>
-      </w:r>
-      <w:r>
-        <w:t xml:space="preserve">(VU) och </w:t>
+        <w:t>I det avverkningsanmälda skogsområdet har 16 naturvårdsarter varav 11 rödlistade arter sina livsmiljöer och växtplatser.</w:t>
+      </w:r>
+    </w:p>
+    <w:p>
+      <w:pPr>
+        <w:pStyle w:val="Heading2"/>
+      </w:pPr>
+      <w:r>
+        <w:t>Ur Chain of Custody Certification (FSC-STD-40-004 ver 3.0)</w:t>
+      </w:r>
+    </w:p>
+    <w:p>
+      <w:r>
+        <w:rPr>
+          <w:b/>
+        </w:rPr>
+        <w:t xml:space="preserve">1.3 </w:t>
+      </w:r>
+      <w:r>
+        <w:t xml:space="preserve">The organization shall commit to the FSC values as defined in FSC-POL-01-004 Policy for the Association of Organizations with FSC. </w:t>
+      </w:r>
+    </w:p>
+    <w:p>
+      <w:pPr>
+        <w:pStyle w:val="Heading2"/>
+      </w:pPr>
+      <w:r>
+        <w:t>Ur FSC:s policy för associerade organisationer (FSC-POL-01-004)</w:t>
+      </w:r>
+    </w:p>
+    <w:p>
+      <w:r>
+        <w:t xml:space="preserve">Som “Chain of Custody”-certifierad organisation är skogsbolaget bunden av de fastställda reglerna i Del 1 Punkt 1 c) i Policy för organisationer associerade med FSC (FSC-POL-01-004 V2-0 EN + SVE version 2012-03-02): </w:t>
+      </w:r>
+    </w:p>
+    <w:p>
+      <w:pPr>
+        <w:pStyle w:val="ListNumber"/>
+      </w:pPr>
+      <w:r>
+        <w:t>De organisationer FSC kan acceptera association med får inte direkt eller indirekt ha några kopplingar till nedanstående, oacceptabla aktiviteter:</w:t>
+      </w:r>
+    </w:p>
+    <w:p>
+      <w:pPr>
+        <w:ind w:left="357"/>
+      </w:pPr>
+      <w:r>
+        <w:t>a) Olaglig skogsavverkning och handel med olagligt avverkat virke eller skogsprodukter</w:t>
+      </w:r>
+    </w:p>
+    <w:p>
+      <w:pPr>
+        <w:ind w:left="357"/>
+      </w:pPr>
+      <w:r>
+        <w:t>...</w:t>
+      </w:r>
+    </w:p>
+    <w:p>
+      <w:pPr>
+        <w:ind w:left="357"/>
+      </w:pPr>
+      <w:r>
+        <w:t>c) Skogsbruk som förstör höga naturvärden</w:t>
+      </w:r>
+    </w:p>
+    <w:p>
+      <w:pPr>
+        <w:ind w:left="357"/>
+      </w:pPr>
+      <w:r>
+        <w:t>d) Betydande omvandling av skog till plantager eller annan, icke skoglig, markanvändning</w:t>
+      </w:r>
+    </w:p>
+    <w:p>
+      <w:pPr>
+        <w:pStyle w:val="ListBullet"/>
+      </w:pPr>
+      <w:r>
+        <w:rPr>
+          <w:b/>
+          <w:i/>
+        </w:rPr>
+        <w:t xml:space="preserve">Kommentar: </w:t>
       </w:r>
       <w:r>
         <w:rPr>
           <w:i/>
         </w:rPr>
-        <w:t xml:space="preserve">Tremella nephromatis </w:t>
-      </w:r>
-      <w:r>
-        <w:t xml:space="preserve">(DD) påträffas. Bårdlav är typisk art för </w:t>
+        <w:t>Avverkning av skog med höga naturvärden samt skada på fridlysta arter strider både mot FSC Controlled Wood-standarden och FSC:s policy for associerade organisationer.</w:t>
+      </w:r>
+    </w:p>
+    <w:p>
+      <w:pPr>
+        <w:pStyle w:val="Heading2"/>
+      </w:pPr>
+      <w:r>
+        <w:t>Ur FSC Controlled Wood (FSC-STD-40-005)</w:t>
+      </w:r>
+    </w:p>
+    <w:p>
+      <w:r>
+        <w:t>Virke som inte accepteras i FSC-märkta produkter (oacceptabelt ursprung) enligt FSC Controlled Wood (FSC-STD-40-005):</w:t>
+      </w:r>
+    </w:p>
+    <w:p>
+      <w:pPr>
+        <w:pStyle w:val="ListNumber"/>
+      </w:pPr>
+      <w:r>
+        <w:t>Illegalt avverkat virke.</w:t>
+      </w:r>
+    </w:p>
+    <w:p>
+      <w:pPr>
+        <w:pStyle w:val="ListNumber"/>
+      </w:pPr>
+      <w:r>
+        <w:t>...</w:t>
+      </w:r>
+    </w:p>
+    <w:p>
+      <w:pPr>
+        <w:pStyle w:val="ListNumber"/>
+      </w:pPr>
+      <w:r>
+        <w:t>Virke från avverkningar som hotar höga naturvärden.</w:t>
+      </w:r>
+    </w:p>
+    <w:p>
+      <w:pPr>
+        <w:pStyle w:val="ListNumber"/>
+      </w:pPr>
+      <w:r>
+        <w:t>Virke från skog som konverteras till plantager eller icke-skogligt bruk.</w:t>
+      </w:r>
+    </w:p>
+    <w:p>
+      <w:pPr>
+        <w:pStyle w:val="ListBullet"/>
+      </w:pPr>
+      <w:r>
+        <w:rPr>
+          <w:b/>
+          <w:i/>
+        </w:rPr>
+        <w:t xml:space="preserve">Kommentar: </w:t>
       </w:r>
       <w:r>
         <w:rPr>
           <w:i/>
         </w:rPr>
-        <w:t xml:space="preserve">9010 Taiga, 9020 Nordlig ädellövskog, 9070 Trädklädd betesmark, 9110 Näringsfattig bokskog, 9160 Näringsrik ekskog, 9180 Ädellövskog i branter </w:t>
-      </w:r>
-      <w:r>
-        <w:t>och</w:t>
-      </w:r>
-      <w:r>
-        <w:rPr>
-          <w:i/>
-        </w:rPr>
-        <w:t xml:space="preserve"> 9190 Näringsfattig ekskog</w:t>
-      </w:r>
-      <w:r>
-        <w:t xml:space="preserve"> (SLU Artdatabanken, 2026; Nitare &amp; Skogsstyrelsen, 2019).</w:t>
-      </w:r>
-    </w:p>
-    <w:p>
-      <w:r>
-        <w:rPr>
-          <w:b/>
-        </w:rPr>
-        <w:t>Kolflarnlav (NT)</w:t>
-      </w:r>
-      <w:r>
-        <w:t xml:space="preserve"> är brandberoende och växer nästan uteslutande på kolad hård kärnved av tall. Etableringen verkar ske först 100–300 år efter brand och nytt substrat nybildas i mycket begränsad omfattning. Avverkning av tallskog av naturskogskaraktär med spår av återkommande bränder är ett hot och mängden lämplig ved att växa på för arten minskar dels på grund av naturlig nedbrytning men framförallt på grund av att det förstörs i samband med slutavverkningar, gallringar och markberedning. Såväl kolflarnlav som mörk kolflarnlav har glänsande bålfjäll och förekommer främst i tall- och blandbarrskogar av naturskogskaraktär med spår av återkommande bränder. Skogar som dessa hyser höga biologiska värden och bör skyddas. Kolflarnlav är typisk art för </w:t>
-      </w:r>
-      <w:r>
-        <w:rPr>
-          <w:i/>
-        </w:rPr>
-        <w:t>9010 Taiga</w:t>
-      </w:r>
-      <w:r>
-        <w:t xml:space="preserve"> (SLU Artdatabanken, 2024).</w:t>
-      </w:r>
-    </w:p>
-    <w:p>
-      <w:r>
-        <w:rPr>
-          <w:b/>
-        </w:rPr>
-        <w:t>Lunglav (NT)</w:t>
-      </w:r>
-      <w:r>
-        <w:t xml:space="preserve"> är en av vårt lands främsta signalarter som överallt indikerar gamla lövträd, skogsbestånd med höga naturvärden och ekosystem med långskoglig kontinuitet. Lokalt kan förekomsten vara mycket riklig men den hittas nästan enbart i gamla och ej slutavverkade skogar. Artens samtliga förekomster bör uppmärksammas från naturvårdssynpunkt, då många lokaler även hyser andra ovanliga och rödlistade arter. Rikliga förekomster bör skyddas med biotopskydd, frivilliga avsättningar eller reservat. På lunglav kan de sällsynta lavparasiterna lunglavshårprick (CR), </w:t>
-      </w:r>
-      <w:r>
-        <w:rPr>
-          <w:i/>
-        </w:rPr>
-        <w:t>Abrothallus diederichii</w:t>
-      </w:r>
-      <w:r>
-        <w:t xml:space="preserve"> (VU), </w:t>
-      </w:r>
-      <w:r>
-        <w:rPr>
-          <w:i/>
-        </w:rPr>
-        <w:t>Abrothallus lobariae</w:t>
-      </w:r>
-      <w:r>
-        <w:t xml:space="preserve"> (VU), </w:t>
-      </w:r>
-      <w:r>
-        <w:rPr>
-          <w:i/>
-        </w:rPr>
-        <w:t>Calycina lobariae</w:t>
-      </w:r>
-      <w:r>
-        <w:t xml:space="preserve"> (VU), lunglavsknapp (VU) och skrovelmössing (VU) påträffas. Lunglav är typisk art för </w:t>
-      </w:r>
-      <w:r>
-        <w:rPr>
-          <w:i/>
-        </w:rPr>
-        <w:t>9010 Taiga, 9020 Nordlig ädellövskog, 9110 Näringsfattig bokskog, 9130 Näringsrik bokskog, 9160 Näringsrik ekskog, 9180 Ädellövskog i branter, 9190 Näringsfattig ekskog, 9070 Trädklädd betesmark, 9040 Fjällbjörkskog</w:t>
-      </w:r>
-      <w:r>
-        <w:t xml:space="preserve"> och</w:t>
-      </w:r>
-      <w:r>
-        <w:rPr>
-          <w:i/>
-        </w:rPr>
-        <w:t xml:space="preserve"> 6530 Lövängar</w:t>
-      </w:r>
-      <w:r>
-        <w:t xml:space="preserve"> (SLU Artdatabanken, 2026; Nitare &amp; Skogsstyrelsen, 2019).</w:t>
-      </w:r>
-    </w:p>
-    <w:p>
-      <w:r>
-        <w:rPr>
-          <w:b/>
-        </w:rPr>
-        <w:t>Nästlav</w:t>
-      </w:r>
-      <w:r>
-        <w:t xml:space="preserve"> indikerar söder om den naturliga norrlandsgränsen äldre barrskogsområden med höga naturvärden där andra ovanliga nordliga barrskogsarter kan påträffas. Nästlav är typisk art för </w:t>
-      </w:r>
-      <w:r>
-        <w:rPr>
-          <w:i/>
-        </w:rPr>
-        <w:t xml:space="preserve">9010 Taiga </w:t>
-      </w:r>
-      <w:r>
-        <w:t>(Nitare &amp; Skogsstyrelsen, 2019; SLU Artdatabanken, 2025).</w:t>
-      </w:r>
-    </w:p>
-    <w:p>
-      <w:r>
-        <w:rPr>
-          <w:b/>
-        </w:rPr>
-        <w:t>Rosa skärelav (NT)</w:t>
-      </w:r>
-      <w:r>
-        <w:t xml:space="preserve"> är en sällsynt skorplav som är spridd från Skåne till Lule Lappmark. I södra Sverige förekommer den i trädbärande marker med lång trädkontinuitet, framför allt på ek och i norra Sverige förekommer den i kontinuitetsskog med hög luftfuktighet, främst på sälg. Särskilt rika lokaler med rosa skärelav måste skyddas. Alla skogar med arten bör undantas från slutavverkning. Rosa skärelav är typisk art för </w:t>
-      </w:r>
-      <w:r>
-        <w:rPr>
-          <w:i/>
-        </w:rPr>
-        <w:t xml:space="preserve">9160 Näringsrik ekskog </w:t>
-      </w:r>
-      <w:r>
-        <w:t>och</w:t>
-      </w:r>
-      <w:r>
-        <w:rPr>
-          <w:i/>
-        </w:rPr>
-        <w:t xml:space="preserve"> 9190 Näringsfattig ekskog</w:t>
-      </w:r>
-      <w:r>
-        <w:t xml:space="preserve"> (SLU Artdatabanken, 2024; Nitare &amp; Skogsstyrelsen, 2019).</w:t>
-      </w:r>
-    </w:p>
-    <w:p>
-      <w:r>
-        <w:rPr>
-          <w:b/>
-        </w:rPr>
-        <w:t xml:space="preserve">Rostfläck </w:t>
-      </w:r>
-      <w:r>
-        <w:t xml:space="preserve">signalerar framför allt höga naturvärden i östra Sverige samt norr om den naturliga norrlandsgränsen. Arten indikerar här skogsmiljöer som under lång tid haft ett konstant fuktigt mikroklimat. Rika förekomster i Norrland visar sannolikt på bestånd med långvarig kontinuitet av gamla träd. När laven påträffas i alkärr signalerar den höga naturvärden inom hela sitt utbredningsområde. Rostfläck är typisk art för </w:t>
-      </w:r>
-      <w:r>
-        <w:rPr>
-          <w:i/>
-        </w:rPr>
-        <w:t xml:space="preserve">9190 Näringsfattig ekskog </w:t>
-      </w:r>
-      <w:r>
-        <w:t>(Nitare &amp; Skogsstyrelsen, 2019; SLU Artdatabanken, 2025).</w:t>
-      </w:r>
-    </w:p>
-    <w:p>
-      <w:r>
-        <w:rPr>
-          <w:b/>
-        </w:rPr>
-        <w:t>Skrovellav (NT)</w:t>
-      </w:r>
-      <w:r>
-        <w:t xml:space="preserve"> växer på gamla lövträd och på klippor i gamla skogar med hög och jämn luftfuktighet. Slutavverkning av kontinuitetsskog utgör det största hotet och lavens fortsatta förekomst bör säkerställas genom att lokaler med äldre skog skyddas. I områden med mycket hög luftfuktighet kan man på bålen av skrovellav finna de sällsynta parasitsvamparna skrovellavsknapp (EN), </w:t>
-      </w:r>
-      <w:r>
-        <w:rPr>
-          <w:i/>
-        </w:rPr>
-        <w:t>Catillaria lobariicola</w:t>
-      </w:r>
-      <w:r>
-        <w:t xml:space="preserve"> (VU) och </w:t>
-      </w:r>
-      <w:r>
-        <w:rPr>
-          <w:i/>
-        </w:rPr>
-        <w:t>Merismatium lobariae</w:t>
-      </w:r>
-      <w:r>
-        <w:t xml:space="preserve"> (DD). Skrovellav är typisk art för </w:t>
-      </w:r>
-      <w:r>
-        <w:rPr>
-          <w:i/>
-        </w:rPr>
-        <w:t xml:space="preserve">9010 Taiga, 9020 Nordlig ädellövskog, 9040 Fjällbjörkskog, 9070 Trädklädd betesmark, 9160 Näringsrik ekskog, 9180 Ädellövskog i branter, 9190 Näringsfattig ekskog, 8210 Kalkbranter </w:t>
-      </w:r>
-      <w:r>
-        <w:t xml:space="preserve">och </w:t>
-      </w:r>
-      <w:r>
-        <w:rPr>
-          <w:i/>
-        </w:rPr>
-        <w:t>6530 Lövängar</w:t>
-      </w:r>
-      <w:r>
-        <w:t xml:space="preserve"> (SLU Artdatabanken, 2026; Nitare &amp; Skogsstyrelsen, 2019).</w:t>
-      </w:r>
-    </w:p>
-    <w:p>
-      <w:r>
-        <w:rPr>
-          <w:b/>
-        </w:rPr>
-        <w:t>Ullticka (NT)</w:t>
-      </w:r>
-      <w:r>
-        <w:t xml:space="preserve"> är knuten till restbestånd av barrnaturskog och förekommer med ett tydligt optimum i orörda eller måttligt påverkade gamla granskogar där det föreligger viss kontinuitet av grov död ved. Ullticka är en bra signalart inom hela sitt utbredningsområde och i södra Sverige är den sällsynt och en god signalart för skyddsvärda granskogsmiljöer. Den hotas av avverkning och fragmentering av naturskog och äldre granskog med lång trädkontinuitet. På ullticka kan ibland ulltickeporing (VU) påträffas - det är en sällsynt ticka som nyligen delats upp i de tre olika arterna ulltickeporing </w:t>
-      </w:r>
-      <w:r>
-        <w:rPr>
-          <w:i/>
-        </w:rPr>
-        <w:t xml:space="preserve">Skeletocutis brevispora </w:t>
-      </w:r>
-      <w:r>
-        <w:t>(VU)</w:t>
-      </w:r>
-      <w:r>
-        <w:rPr>
-          <w:i/>
-        </w:rPr>
-        <w:t>, Skeletocutis delicata</w:t>
-      </w:r>
-      <w:r>
-        <w:t xml:space="preserve"> (VU)</w:t>
-      </w:r>
-      <w:r>
-        <w:rPr>
-          <w:i/>
-        </w:rPr>
-        <w:t xml:space="preserve"> och Skeletocutis exilis</w:t>
-      </w:r>
-      <w:r>
-        <w:t xml:space="preserve"> (NT). Ullticka är typisk art för </w:t>
-      </w:r>
-      <w:r>
-        <w:rPr>
-          <w:i/>
-        </w:rPr>
-        <w:t xml:space="preserve">9010 Taiga, 9050 Näringsrik granskog </w:t>
-      </w:r>
-      <w:r>
-        <w:t xml:space="preserve">och </w:t>
-      </w:r>
-      <w:r>
-        <w:rPr>
-          <w:i/>
-        </w:rPr>
-        <w:t>9030 Landhöjningsskog</w:t>
-      </w:r>
-      <w:r>
-        <w:t xml:space="preserve"> (SLU Artdatabanken, 2026; Nitare &amp; Skogsstyrelsen, 2019; Miettinen &amp; Niemelä, 2018).</w:t>
-      </w:r>
-    </w:p>
-    <w:p>
-      <w:r>
-        <w:rPr>
-          <w:b/>
-        </w:rPr>
-        <w:t>Vedflamlav (NT)</w:t>
-      </w:r>
-      <w:r>
-        <w:t xml:space="preserve"> växer på gammal hård och torr, exponerad kärnved av tall, främst på högstubbar i ljusöppna lägen, t.ex. vid och på myrar, sjökanter, i glesa hällmarkskogar och i brandpräglade tallnaturskogar. Substratet nyskapas i begränsad omfattning och arten är en utmärkt indikator på höga naturvärden i denna skogstyp. Tall- och barrblandskogar med naturskogskaraktär och spår av bränder har ofta höga biologiska värden och bör skyddas. På vedflamlavens bål kan den sällsynta spiklaven/parasiten </w:t>
-      </w:r>
-      <w:r>
-        <w:rPr>
-          <w:i/>
-        </w:rPr>
-        <w:t>Calicium ramboldiicola</w:t>
-      </w:r>
-      <w:r>
-        <w:t xml:space="preserve"> (VU) påträffas (SLU Artdatabanken, 2026).</w:t>
+        <w:t>Avverkning av skog med höga naturvärden samt skada på fridlysta arter strider både mot FSC Controlled Wood-standarden och FSC:s policy for associerade organisationer.</w:t>
       </w:r>
     </w:p>
     <w:p>
@@ -848,7 +1067,136 @@
         <w:pStyle w:val="Heading1"/>
       </w:pPr>
       <w:r>
-        <w:t>Certifiering</w:t>
+        <w:t>Ur PEFC-standarden gällande lagefterlevnad</w:t>
+      </w:r>
+    </w:p>
+    <w:p>
+      <w:r>
+        <w:t>PEFC-standarden förutsätter att tillämplig svensk lagstiftning följs. Det är utsedd tillsynsmyndighet som ansvarar för tillsyn av lagens efterlevnad. PEFC-standarden återger innehållet i vissa certifieringskritiska lag- och föreskriftskrav vilka ska ingå i granskning av PEFC-systemets efterlevnad.</w:t>
+      </w:r>
+    </w:p>
+    <w:p>
+      <w:pPr>
+        <w:pStyle w:val="ListBullet"/>
+      </w:pPr>
+      <w:r>
+        <w:rPr>
+          <w:b/>
+          <w:i/>
+        </w:rPr>
+        <w:t xml:space="preserve">Kommentar: </w:t>
+      </w:r>
+      <w:r>
+        <w:rPr>
+          <w:i/>
+        </w:rPr>
+        <w:t>I den avverkningsanmälda skogen har fridlysta arter sina livsmiljöer och växtplatser. Att skada de fridlysta arternas livsmiljöer, växtplatser eller ekologiska funktion är inte tillåtet enligt artskyddsförordningen</w:t>
+      </w:r>
+    </w:p>
+    <w:p>
+      <w:r>
+        <w:br w:type="page"/>
+      </w:r>
+    </w:p>
+    <w:p>
+      <w:pPr>
+        <w:pStyle w:val="Title"/>
+      </w:pPr>
+      <w:r>
+        <w:t>BILAGA 1 –</w:t>
+        <w:br/>
+        <w:t>Fridlysta och rödlistade arter</w:t>
+      </w:r>
+    </w:p>
+    <w:p>
+      <w:pPr>
+        <w:pStyle w:val="Heading1"/>
+      </w:pPr>
+      <w:r>
+        <w:t>Knärot – ekologi samt krav på livsmiljön</w:t>
+      </w:r>
+    </w:p>
+    <w:p>
+      <w:r>
+        <w:t xml:space="preserve">Knärot är typisk art för </w:t>
+      </w:r>
+      <w:r>
+        <w:rPr>
+          <w:i/>
+        </w:rPr>
+        <w:t xml:space="preserve">9010 Taiga </w:t>
+      </w:r>
+      <w:r>
+        <w:t>och</w:t>
+      </w:r>
+      <w:r>
+        <w:rPr>
+          <w:i/>
+        </w:rPr>
+        <w:t xml:space="preserve"> 9050 Näringsrik granskog</w:t>
+      </w:r>
+      <w:r>
+        <w:t>, fridlyst enligt 8 och 15 §§ artskyddsförordningen och klassad som sårbar (VU) enligt rödlistan 2020. Knärot är beroende av hög och jämn luftfuktighet i gamla, ostörda skogsmiljöer och är känslig för snabba förändringar av ljus-/vindförhållanden eller uttorkning. På grund av ett alltför intensivt skogsbruk har den minskat med 40 (25–50) % under de senaste 60 åren och i framtiden bedöms minskningstakten uppgå till 30 (20–40) %. Till följd av att arten har en dokumenterat högre minskningstakt i förhållande till sin generationstid än vad som tidigare varit känt (data från Riksskogstaxeringen) höjdes den till hotkategori sårbar (VU) i rödlistan 2020 (SLU Artdatabanken, 2024).</w:t>
+      </w:r>
+    </w:p>
+    <w:p>
+      <w:r>
+        <w:t>En analys av 79 floraväktarlokaler åren 1990–2015 vilka återbesökts under 2020–2024 visade på en tydlig negativ påverkan på knärotsförekomster från större hyggen i närområdet (inom 150–200 m) vilket indikerar att kanteffekter har en stor påverkan på populationerna. Resultaten bekräftar knärotens känslighet för kanteffekter och visar vikten av att skydda större skogsbestånd för att bevara arten. Om det blir höga andelar (&gt;30%) hyggen inom 200 meter från en knärotsförekomst så ökar risken för att en knärotspopulation dör ut och det verkar det behövas någonstans mellan 100 och 150 meters skyddszon för att bevara arten på lång sikt (Sebestyén &amp; Sundberg, 2025). Detta stöds även av en studie (Johansson et al, 2026) baserad på data från Riksskogstaxeringen som visar att knäroten minskat med 66 % under perioden 1993–2022 samt att det finns en stark korrelation mellan minskande arealer kontinuitetsskog och lokal utdöenderisk. Knäroten uppvisade en mycket låg koloniseringsgrad (0,7 % över 10 år) i kombination med hög lokal utrotningsrisk (75,2 %), där utrotningssannolikheten ökade kraftigt när arealen kontinuitetsskog minskade mellan undersökningar, t.ex. på grund av kalhyggesbruk (Johansson et al., 2026).</w:t>
+      </w:r>
+    </w:p>
+    <w:p>
+      <w:r>
+        <w:t xml:space="preserve">Samuel Johnsons doktorsavhandling </w:t>
+      </w:r>
+      <w:r>
+        <w:rPr>
+          <w:i/>
+        </w:rPr>
+        <w:t>“Retention Forestry as a Conservation Measure for Boreal Forest Ground Vegetation”</w:t>
+      </w:r>
+      <w:r>
+        <w:t xml:space="preserve"> (SLU, Uppsala 2014) visar att det krävs väl tilltagna skyddszoner för att knärotens växtplatser inte ska ta skada av skogsbruksåtgärder i intilliggande områden: </w:t>
+      </w:r>
+      <w:r>
+        <w:rPr>
+          <w:i/>
+        </w:rPr>
+        <w:t xml:space="preserve">“Study III shows that retention patches smaller than 0.5 ha do not lifeboat the sensitive forest herb G. repens, a species that depend on stable microclimatic conditions typical for intact forest stands.” </w:t>
+      </w:r>
+      <w:r>
+        <w:t xml:space="preserve">Vidare </w:t>
+      </w:r>
+      <w:r>
+        <w:rPr>
+          <w:i/>
+        </w:rPr>
+        <w:t>“More sensitive forest species are not lifeboated in retention patches ranging from 0.05 to 0.5 ha (Papers II &amp; III).”</w:t>
+      </w:r>
+    </w:p>
+    <w:p>
+      <w:r>
+        <w:t xml:space="preserve">Johnsons (2014) rekommendation på minst 50 meters breda skyddszoner runt knärotens växtplatser motsvarar en areal på 0,78 hektar, vilket ligger i linje med andra studier som gjorts på känsliga skogsarter: </w:t>
+      </w:r>
+      <w:r>
+        <w:rPr>
+          <w:i/>
+        </w:rPr>
+        <w:t>“In study III I also show that translocated specimens of G. repens survives well in mature forests at least 50 m from the nearest edge to an open area. Moreover, measures of temperature and humidity show that such distances from an open area is far enough to offer a microclimate that is more stable compared to what present in retention patches of around 0.1 ha. This means that the very centre of a circular patch with radius 50 m (equals a size of 0.78 ha) should offer conditions similar to interior forest and would perhaps be a suitable habitat for G. repens and similar species. Previous studies from both North America and Sweden have also concluded that patches between 0.5 and one ha are sufficient for preserving interior forest vegetation as well as sensitive lichens and bryophytes (de Graaf &amp; Roberts 2009; Halpern et al. 2012; Rudolphi et al. 2014).”</w:t>
+      </w:r>
+    </w:p>
+    <w:p>
+      <w:r>
+        <w:t>Ytterligare en studie (Koelmeijer m.fl., 2022) inkluderar knärotens skyddsbehov. I uppsatsen berörs problemet med uttorkning för växter, bl.a. för knärot, ett problem som blivit accentuerat på grund av den pågående klimatförändringen och torra somrar, t.ex. den exceptionellt torra sommaren 2018. I uppsatsen undersöks områden med tre olika avstånd från kalhyggeskant med avseende på skydd bl.a. för knärot. Det första området har avstånd upp till 20 m från hyggeskant (Strong edge effect), det andra 20–40 m från hyggeskant (Weak edge effect) och det tredje avser större avstånd från hyggeskant, där kanteffekten anses vara försumbar (Interior). Ett resultat var att man fann stor eller mycket stor uttorkningseffekt på känsliga och rödlistade skogsarter vid de kortare avstånden till hyggeskant, medan effekt av uttorkning inte konstaterades på större avstånd (Interior). För orkidén knärot fann man en rik förekomst (upp till 0,06 dm2/m2) på stort avstånd från hyggeskant (Interior), medan förekomsten var liten eller närmast försumbar i de områden som klassificerades som Weak edge effect respektive Strong edge effect. Arbetet påpekar att de allt oftare förekommande torra somrarna ger ytterligare skäl att utöka skyddsavståndet från hyggen till den fuktkrävande arten knärot (Koelmeijer m.fl., 2022).</w:t>
+      </w:r>
+    </w:p>
+    <w:p>
+      <w:r>
+        <w:t>Även Skogsstyrelsens egen vägledning för hänsyn till knärot ligger i linje med ovanstående forskningsstudier. Av vägledningen framgår det att för med hög sannolikhet kunna bevara befintliga förekomster krävs relativt stora avsättningar av uppvuxen skog med slutet och relativt tätt kronskikt. Som riktlinje kan krävas ett avstånd på 50 meter in från brynet för att vidmakthålla ett fungerande mikroklimat. Detta innebär att fristående hänsynsytor för många arter (kärlväxter, lavar och mossor) kan behöva ha en area överstigande 0,8 hektar (cirkelyta med radien 50 meter = 0,78 hektar) för att bibehålla lokalklimatet. Även ganska små förändringar i form av förändrade ljus- och fuktighetsförhållanden, till exempel till följd av gallring, kan leda till att arten försvinner till följd av konkurrens med mera ljuskrävande och snabbväxande arter (Skogsstyrelsen, 2022).</w:t>
+      </w:r>
+    </w:p>
+    <w:p>
+      <w:r>
+        <w:t>Vid tillämpning av försiktighetsprincipen enligt 2 kap. 3 § miljöbalken bör sålunda 100–150 meters skyddszon lämnas runt knärotens växtplatser.</w:t>
       </w:r>
     </w:p>
     <w:p>
@@ -856,100 +1204,192 @@
         <w:pStyle w:val="Heading2"/>
       </w:pPr>
       <w:r>
-        <w:t>Ur FSC-standarden</w:t>
+        <w:t>Referenser – knärot</w:t>
       </w:r>
     </w:p>
     <w:p>
       <w:r>
+        <w:t xml:space="preserve">de Graaf M &amp; Roberts M.R., 2009. </w:t>
+      </w:r>
+      <w:r>
         <w:rPr>
-          <w:b/>
+          <w:i/>
         </w:rPr>
-        <w:t xml:space="preserve">PRINCIP 1: LAGEFTERLEVNAD: </w:t>
-      </w:r>
-      <w:r>
-        <w:t>Certifikatsinnehavaren ska följa alla tillämpliga lagar, förordningar och nationellt ratificerade internationella avtal, konventioner och överenskommelser.</w:t>
+        <w:t xml:space="preserve">Short-term response of the herbaceous layer within leave patches after harvest. </w:t>
+      </w:r>
+      <w:r>
+        <w:t>Forest Ecology and Management 257, 1014–1025.</w:t>
       </w:r>
     </w:p>
     <w:p>
       <w:r>
+        <w:t xml:space="preserve">Halpern, C. B., Halaj, J., Evans, S. A., &amp; Dovciak, M., 2012. </w:t>
+      </w:r>
+      <w:r>
         <w:rPr>
-          <w:b/>
+          <w:i/>
         </w:rPr>
-        <w:t xml:space="preserve">1.3.1 </w:t>
-      </w:r>
-      <w:r>
-        <w:t>Tillämpliga lagar och föreskrifter för brukandet av skogen följs.</w:t>
+        <w:t xml:space="preserve">Level and pattern of overstory retention interact to shape long-term responses of understories to timber harvest. </w:t>
+      </w:r>
+      <w:r>
+        <w:t>Ecological Applications, 22, 2049–2064.</w:t>
+      </w:r>
+    </w:p>
+    <w:p>
+      <w:r>
+        <w:t>Johansson, V., Jansson, M. och Bergman, K-O</w:t>
+      </w:r>
+      <w:r>
+        <w:rPr>
+          <w:i/>
+        </w:rPr>
+        <w:t>.</w:t>
+      </w:r>
+      <w:r>
+        <w:t>, 2026.</w:t>
+      </w:r>
+      <w:r>
+        <w:rPr>
+          <w:i/>
+        </w:rPr>
+        <w:t xml:space="preserve"> A 30-year population decline of a threatened forest orchid associated with old growth forests</w:t>
+      </w:r>
+      <w:r>
+        <w:t>. Department of Physics, Chemistry and Biology (IFM), Linköping University.</w:t>
+      </w:r>
+    </w:p>
+    <w:p>
+      <w:r>
+        <w:t xml:space="preserve">Johnson, S., 2014. </w:t>
+      </w:r>
+      <w:r>
+        <w:rPr>
+          <w:i/>
+        </w:rPr>
+        <w:t>Retention Forestry as a Conservation Measure for Boreal Forest Ground Vegetation</w:t>
+      </w:r>
+      <w:r>
+        <w:t>. Doktorsavhandling, SLU, Uppsala.</w:t>
+      </w:r>
+    </w:p>
+    <w:p>
+      <w:r>
+        <w:t xml:space="preserve">Koelmeijer, I. A., Ehrlén, J., Jönsson, M., De Frenne, P., Berg, P., Andersson, J., Weibull, H. &amp; Hylander, N. 2022. </w:t>
+      </w:r>
+      <w:r>
+        <w:rPr>
+          <w:i/>
+        </w:rPr>
+        <w:t xml:space="preserve">Interactive effects of drought and edge exposure on old-growth forest understory species. </w:t>
+      </w:r>
+      <w:r>
+        <w:t>Landscape Ecology, 37, sid 1839–1853.</w:t>
+      </w:r>
+    </w:p>
+    <w:p>
+      <w:r>
+        <w:t xml:space="preserve">Rudolphi, J., Jönsson, M. T., &amp; Gustafsson, L., 2014. </w:t>
+      </w:r>
+      <w:r>
+        <w:rPr>
+          <w:i/>
+        </w:rPr>
+        <w:t xml:space="preserve">Biological legacies buffer local species extinction after logging. </w:t>
+      </w:r>
+      <w:r>
+        <w:t>Journal of Applied Ecology. 51, 53–62.</w:t>
+      </w:r>
+    </w:p>
+    <w:p>
+      <w:r>
+        <w:t xml:space="preserve">Sebestyén, L. och Sundberg, S. 2025.  </w:t>
+      </w:r>
+      <w:r>
+        <w:rPr>
+          <w:i/>
+        </w:rPr>
+        <w:t>Påverkan på knärotslokaler från hyggen i närheten.</w:t>
+      </w:r>
+      <w:r>
+        <w:t xml:space="preserve"> DAPHNE 36:1 2025. Botaniska Sällskapet i Stockholm.</w:t>
+      </w:r>
+    </w:p>
+    <w:p>
+      <w:r>
+        <w:t xml:space="preserve">Skogsstyrelsen, 2022. </w:t>
+      </w:r>
+      <w:r>
+        <w:rPr>
+          <w:i/>
+        </w:rPr>
+        <w:t xml:space="preserve">Vägledning för hänsyn till knärot. </w:t>
+      </w:r>
+      <w:r>
+        <w:t>https://www.skogsstyrelsen.se/lag-och-tillsyn/artskydd/vagledningar-och-kunskapsstod-artskydd/vagledning-for-hansyn-till-knarot/.</w:t>
+      </w:r>
+    </w:p>
+    <w:p>
+      <w:r>
+        <w:t xml:space="preserve">SLU Artdatabanken, 2024. </w:t>
+      </w:r>
+      <w:r>
+        <w:rPr>
+          <w:i/>
+        </w:rPr>
+        <w:t xml:space="preserve">Artfaktablad. Naturvård – artfakta. </w:t>
+      </w:r>
+      <w:r>
+        <w:t>SLU Artdatabanken, Uppsala.</w:t>
       </w:r>
     </w:p>
     <w:p>
       <w:pPr>
-        <w:pStyle w:val="ListBullet"/>
+        <w:pStyle w:val="Heading1"/>
       </w:pPr>
       <w:r>
-        <w:rPr>
-          <w:b/>
-          <w:i/>
-        </w:rPr>
-        <w:t xml:space="preserve">Kommentar: </w:t>
-      </w:r>
-      <w:r>
-        <w:t>I den avverkningsanmälda skogen har fridlysta arter sina livsmiljöer och växtplatser. Att skada de fridlysta arternas livsmiljöer, växtplatser eller ekologiska funktion är inte tillåtet enligt artskyddsförordningen.</w:t>
+        <w:t>Lavskrika – ekologi samt krav på livsmiljön</w:t>
+      </w:r>
+    </w:p>
+    <w:p>
+      <w:r>
+        <w:t>Lavskrika är rödlistad som nära hotad (NT), fridlyst enligt 4 § artskyddsförordningen (2007:845) och ingår i förteckningen över prioriterade arter i Skogsstyrelsens föreskrifter och allmänna råd (SKSFS 2011:7) bilaga 4. Lavskrikan är en mycket stationär fågel, som häckar i äldre, slutna och hänglavsrika barrskogar. Nyckelfaktorer är flerskiktad skog med rik undervegetation samt riklig förekomst av hänglavar (SLU Artdatabanken, 2026).</w:t>
+      </w:r>
+    </w:p>
+    <w:p>
+      <w:r>
+        <w:t xml:space="preserve">I Skogsstyrelsens vägledning för hänsyn till fåglar står bland annat att: </w:t>
       </w:r>
       <w:r>
         <w:rPr>
           <w:i/>
         </w:rPr>
-        <w:t xml:space="preserve"> EU:s medlemsländer och skogsbolag är skyldiga att agera i enlighet med EU:s fågeldirektiv där det uttryckligen står att direktivet gäller för fåglar samt för deras ägg, bon och </w:t>
-      </w:r>
-      <w:r>
-        <w:rPr>
-          <w:b/>
-          <w:i/>
-        </w:rPr>
-        <w:t xml:space="preserve">livsmiljöer </w:t>
-      </w:r>
-      <w:r>
-        <w:t>(artikel 1). Vidare att de åtgärder som vidtas inte får leda till en försämring av den nuvarande situationen beträffande bevarandet av de fågelarter som avses i artikel 1 (artikel 13).</w:t>
-      </w:r>
-    </w:p>
-    <w:p>
-      <w:r>
-        <w:rPr>
-          <w:b/>
-        </w:rPr>
-        <w:t xml:space="preserve">6.4 </w:t>
-      </w:r>
-      <w:r>
-        <w:t>Certifikatsinnehavaren ska skydda sällsynta arter och hotade arter samt deras livsmiljöer inom skogsbruksenheten. Det ska ske genom avsättningar, andra skyddade områden och genom att skapa konnektivitet och/eller genom andra direkta åtgärder som gynnar dessa arters överlevnad och livskraft. Åtgärderna ska stå i förhållande till brukandets skala, intensitet och risk, samt till sällsynta och hotade arters bevarandestatus och ekologiska krav. Certifikatsinnehavaren ska beakta den geografiska spridningen och ekologiska krav hos sällsynta och hotade arter utanför skogsbruksenhetens gränser när beslut om åtgärder inom skogsbruksenheten ska fattas.</w:t>
-      </w:r>
-    </w:p>
-    <w:p>
-      <w:r>
-        <w:rPr>
-          <w:b/>
-        </w:rPr>
-        <w:t xml:space="preserve">6.4.3 </w:t>
-      </w:r>
-      <w:r>
-        <w:t>Bevarandeåtgärder genomförs för de kända förekomster av rödlistade arter som påverkas av skogsbruk.</w:t>
-      </w:r>
-    </w:p>
-    <w:p>
-      <w:pPr>
-        <w:pStyle w:val="ListBullet"/>
-      </w:pPr>
-      <w:r>
-        <w:rPr>
-          <w:b/>
-          <w:i/>
-        </w:rPr>
-        <w:t xml:space="preserve">Kommentar: </w:t>
+        <w:t>“Reviren är livslånga med hemområden som varierar mellan 50 och 150 ha. Hemområdena har inga fasta gränser utan det handlar mera om de yttre gränserna för familjegruppernas rörelser. Lavskrikan undviker att förflytta sig över stora öppna områden och hemområdesstorleken är därför större i områden fragmenterade av hyggen och yngre skog än i områden med i sammanhängande äldre skog. Det finns studier som antyder att det inom ett revir bör finnas maximalt 15 % öppna ytor och ungskog. Inom ett revir av hög kvalitet finns det som regel ett eller flera kärnområden (1–20 ha) med relativt tät flerskiktad granskog.”</w:t>
+      </w:r>
+      <w:r>
+        <w:t xml:space="preserve"> Vidare att: </w:t>
       </w:r>
       <w:r>
         <w:rPr>
           <w:i/>
         </w:rPr>
-        <w:t>I det avverkningsanmälda skogsområdet har 16 naturvårdsarter varav 11 rödlistade arter sina livsmiljöer och växtplatser.</w:t>
+        <w:t>“Arten missgynnas när flerskiktad skog omförs till enskiktade bestånd. Även skogsskötsel med återkommande röjning och hård gallring är starkt negativt. Lavskrikan har relativt stora hemområden och försvinner när den äldre skogen fragmenteras, särskilt allvarligt är när kärnområdena avverkas.”</w:t>
+      </w:r>
+      <w:r>
+        <w:t xml:space="preserve"> (Skogsstyrelsen 2016).</w:t>
+      </w:r>
+    </w:p>
+    <w:p>
+      <w:r>
+        <w:t xml:space="preserve">Populationen har minskat med 20 (10–30) % under de senaste 15 åren och minskningstakten bedöms vara nära gränsvärdet för sårbar (VU). Arten försvinner successivt framför allt vid dess utbredningsgränser och populationen har minskat kontinuerligt under 2000-talet. Lavskrika är typisk art för </w:t>
+      </w:r>
+      <w:r>
+        <w:rPr>
+          <w:i/>
+        </w:rPr>
+        <w:t>9010 Taiga</w:t>
+      </w:r>
+      <w:r>
+        <w:t xml:space="preserve"> (SLU Artdatabanken, 2026).</w:t>
       </w:r>
     </w:p>
     <w:p>
@@ -957,18 +1397,98 @@
         <w:pStyle w:val="Heading2"/>
       </w:pPr>
       <w:r>
-        <w:t>Ur Chain of Custody Certification (FSC-STD-40-004 ver 3.0)</w:t>
+        <w:t>Referenser – lavskrika</w:t>
       </w:r>
     </w:p>
     <w:p>
       <w:r>
+        <w:t xml:space="preserve">Skogsstyrelsen, 2016. </w:t>
+      </w:r>
+      <w:r>
         <w:rPr>
-          <w:b/>
+          <w:i/>
         </w:rPr>
-        <w:t xml:space="preserve">1.3 </w:t>
-      </w:r>
-      <w:r>
-        <w:t xml:space="preserve">The organization shall commit to the FSC values as defined in FSC-POL-01-004 Policy for the Association of Organizations with FSC. </w:t>
+        <w:t xml:space="preserve">Vägledning för hänsyn till fåglar – lavskrika. </w:t>
+      </w:r>
+      <w:r>
+        <w:t>https://www.skogsstyrelsen.se/globalassets/lag-och-tillsyn/artskydd/vagledningar-for-hansyn-till-faglar/lavskrika-vagledning-hansyn.pdf</w:t>
+      </w:r>
+    </w:p>
+    <w:p>
+      <w:r>
+        <w:t xml:space="preserve">SLU Artdatabanken, 2026. </w:t>
+      </w:r>
+      <w:r>
+        <w:rPr>
+          <w:i/>
+        </w:rPr>
+        <w:t xml:space="preserve">Artfaktablad. Naturvård – artfakta. </w:t>
+      </w:r>
+      <w:r>
+        <w:t>SLU Artdatabanken, Uppsala</w:t>
+      </w:r>
+    </w:p>
+    <w:p>
+      <w:pPr>
+        <w:pStyle w:val="Heading1"/>
+      </w:pPr>
+      <w:r>
+        <w:t>Lunglav – ekologi samt krav på livsmiljön</w:t>
+      </w:r>
+    </w:p>
+    <w:p>
+      <w:r>
+        <w:t xml:space="preserve">Lunglav (NT) är en av vårt lands främsta signalarter som överallt indikerar gamla lövträd, skogsbestånd med höga naturvärden och ekosystem med lång skoglig kontinuitet. Lokalt kan förekomsten vara mycket riklig men den hittas nästan enbart i gamla och ej slutavverkade skogar. Artens samtliga förekomster bör uppmärksammas från naturvårdssynpunkt, då många lokaler även hyser andra ovanliga och rödlistade arter, däribland de sällsynta lavparasiterna lunglavshårprick (CR), </w:t>
+      </w:r>
+      <w:r>
+        <w:rPr>
+          <w:i/>
+        </w:rPr>
+        <w:t>Abrothallus diederichii</w:t>
+      </w:r>
+      <w:r>
+        <w:t xml:space="preserve"> (VU), </w:t>
+      </w:r>
+      <w:r>
+        <w:rPr>
+          <w:i/>
+        </w:rPr>
+        <w:t>Abrothallus lobariae</w:t>
+      </w:r>
+      <w:r>
+        <w:t xml:space="preserve"> (VU), </w:t>
+      </w:r>
+      <w:r>
+        <w:rPr>
+          <w:i/>
+        </w:rPr>
+        <w:t>Calycina lobariae</w:t>
+      </w:r>
+      <w:r>
+        <w:t xml:space="preserve"> (VU), lunglavsknapp (VU) och skrovelmössing (VU), som växer på lunglav. Rikliga förekomster med lunglav bör skyddas med biotopskydd, frivilliga avsättningar eller reservat (SLU Artdatabanken, 2026; Nitare &amp; Skogsstyrelsen, 2019).</w:t>
+      </w:r>
+    </w:p>
+    <w:p>
+      <w:r>
+        <w:t xml:space="preserve">Lunglav är typisk art för </w:t>
+      </w:r>
+      <w:r>
+        <w:rPr>
+          <w:i/>
+        </w:rPr>
+        <w:t>9010 Taiga, 9020 Nordlig ädellövskog, 9110 Näringsfattig bokskog, 9130 Näringsrik bokskog, 9160 Näringsrik ekskog, 9180 Ädellövskog i branter, 9190 Näringsfattig ekskog, 9070 Trädklädd betesmark, 9040 Fjällbjörkskog</w:t>
+      </w:r>
+      <w:r>
+        <w:t xml:space="preserve"> och</w:t>
+      </w:r>
+      <w:r>
+        <w:rPr>
+          <w:i/>
+        </w:rPr>
+        <w:t xml:space="preserve"> 6530 Lövängar</w:t>
+      </w:r>
+      <w:r>
+        <w:t xml:space="preserve"> (SLU Artdatabanken, 2026).</w:t>
       </w:r>
     </w:p>
     <w:p>
@@ -976,70 +1496,53 @@
         <w:pStyle w:val="Heading2"/>
       </w:pPr>
       <w:r>
-        <w:t>Ur FSC:s policy för associerade organisationer (FSC-POL-01-004)</w:t>
+        <w:t>Referenser – lunglav</w:t>
       </w:r>
     </w:p>
     <w:p>
       <w:r>
-        <w:t xml:space="preserve">Som “Chain of Custody”-certifierad organisation är skogsbolaget bunden av de fastställda reglerna i Del 1 Punkt 1 c) i Policy för organisationer associerade med FSC (FSC-POL-01-004 V2-0 EN + SVE version 2012-03-02): </w:t>
+        <w:t xml:space="preserve">Nitare, J. och Skogsstyrelsen, 2019. </w:t>
+      </w:r>
+      <w:r>
+        <w:rPr>
+          <w:i/>
+        </w:rPr>
+        <w:t xml:space="preserve">Skyddsvärd skog – Naturvårdsarter och andra kriterier för naturvärdesbedömning. </w:t>
+      </w:r>
+      <w:r>
+        <w:t>Skogsstyrelsen.</w:t>
+      </w:r>
+    </w:p>
+    <w:p>
+      <w:r>
+        <w:t xml:space="preserve">SLU Artdatabanken, 2026. </w:t>
+      </w:r>
+      <w:r>
+        <w:rPr>
+          <w:i/>
+        </w:rPr>
+        <w:t xml:space="preserve">Artfaktablad. Naturvård – artfakta. </w:t>
+      </w:r>
+      <w:r>
+        <w:t>SLU Artdatabanken, Uppsala.</w:t>
       </w:r>
     </w:p>
     <w:p>
       <w:pPr>
-        <w:pStyle w:val="ListNumber"/>
+        <w:pStyle w:val="Heading1"/>
       </w:pPr>
       <w:r>
-        <w:t>De organisationer FSC kan acceptera association med får inte direkt eller indirekt ha några kopplingar till nedanstående, oacceptabla aktiviteter:</w:t>
+        <w:t>Sparvuggla – ekologi samt krav på livsmiljön</w:t>
       </w:r>
     </w:p>
     <w:p>
-      <w:pPr>
-        <w:ind w:left="357"/>
-      </w:pPr>
-      <w:r>
-        <w:t>a) Olaglig skogsavverkning och handel med olagligt avverkat virke eller skogsprodukter</w:t>
+      <w:r>
+        <w:t>Sparvuggla (NT, §4) är fridlyst enligt 4§ artskyddsförordningen och omfattas av bilaga 1 EU:s fågeldirektiv. Den har minskat med 15 (5–25) % under de senaste 15 åren och minskningstakten för den svenska populationen bedöms vara nära gränsvärdet för Sårbar (VU) (SLU Artdatabanken 2026).</w:t>
       </w:r>
     </w:p>
     <w:p>
-      <w:pPr>
-        <w:ind w:left="357"/>
-      </w:pPr>
-      <w:r>
-        <w:t>...</w:t>
-      </w:r>
-    </w:p>
-    <w:p>
-      <w:pPr>
-        <w:ind w:left="357"/>
-      </w:pPr>
-      <w:r>
-        <w:t>c) Skogsbruk som förstör höga naturvärden</w:t>
-      </w:r>
-    </w:p>
-    <w:p>
-      <w:pPr>
-        <w:ind w:left="357"/>
-      </w:pPr>
-      <w:r>
-        <w:t>d) Betydande omvandling av skog till plantager eller annan, icke skoglig, markanvändning</w:t>
-      </w:r>
-    </w:p>
-    <w:p>
-      <w:pPr>
-        <w:pStyle w:val="ListBullet"/>
-      </w:pPr>
-      <w:r>
-        <w:rPr>
-          <w:b/>
-          <w:i/>
-        </w:rPr>
-        <w:t xml:space="preserve">Kommentar: </w:t>
-      </w:r>
-      <w:r>
-        <w:rPr>
-          <w:i/>
-        </w:rPr>
-        <w:t>Avverkning av skog med höga naturvärden samt skada på fridlysta arter strider både mot FSC Controlled Wood-standarden och FSC:s policy for associerade organisationer.</w:t>
+      <w:r>
+        <w:t>Sparvugglan häckar i naturskog samt i klassisk bondeskog och förekommer främst i större skogsområden som domineras av barrblandskog med stort inslag av asp, björk och andra lövträd. Den behöver relativt stora skogsområden och saknas helt i mindre skogar och isolerade dungar. Reviren är i storleksordningen upp till 200 hektar. Sparvugglan missgynnas av överföring av variationsrika bondeskogar till ensartade produktionsskogar – särskilt avverkning av lövträdsrika kantzoner och igenplantering av gamla inägor (Skogsstyrelsen, 2016).</w:t>
       </w:r>
     </w:p>
     <w:p>
@@ -1047,62 +1550,32 @@
         <w:pStyle w:val="Heading2"/>
       </w:pPr>
       <w:r>
-        <w:t>Ur FSC Controlled Wood (FSC-STD-40-005)</w:t>
+        <w:t>Referenser – sparvuggla</w:t>
       </w:r>
     </w:p>
     <w:p>
       <w:r>
-        <w:t>Virke som inte accepteras i FSC-märkta produkter (oacceptabelt ursprung) enligt FSC Controlled Wood (FSC-STD-40-005):</w:t>
-      </w:r>
-    </w:p>
-    <w:p>
-      <w:pPr>
-        <w:pStyle w:val="ListNumber"/>
-      </w:pPr>
-      <w:r>
-        <w:t>Illegalt avverkat virke.</w:t>
-      </w:r>
-    </w:p>
-    <w:p>
-      <w:pPr>
-        <w:pStyle w:val="ListNumber"/>
-      </w:pPr>
-      <w:r>
-        <w:t>...</w:t>
-      </w:r>
-    </w:p>
-    <w:p>
-      <w:pPr>
-        <w:pStyle w:val="ListNumber"/>
-      </w:pPr>
-      <w:r>
-        <w:t>Virke från avverkningar som hotar höga naturvärden.</w:t>
-      </w:r>
-    </w:p>
-    <w:p>
-      <w:pPr>
-        <w:pStyle w:val="ListNumber"/>
-      </w:pPr>
-      <w:r>
-        <w:t>Virke från skog som konverteras till plantager eller icke-skogligt bruk.</w:t>
-      </w:r>
-    </w:p>
-    <w:p>
-      <w:pPr>
-        <w:pStyle w:val="ListBullet"/>
-      </w:pPr>
-      <w:r>
-        <w:rPr>
-          <w:b/>
-          <w:i/>
-        </w:rPr>
-        <w:t xml:space="preserve">Kommentar: </w:t>
+        <w:t xml:space="preserve">Skogsstyrelsen, 2016. </w:t>
       </w:r>
       <w:r>
         <w:rPr>
           <w:i/>
         </w:rPr>
-        <w:t>Avverkning av skog med höga naturvärden samt skada på fridlysta arter strider både mot FSC Controlled Wood-standarden och FSC:s policy for associerade organisationer.</w:t>
+        <w:t>Vägledning för hänsyn till sparvuggla.</w:t>
+      </w:r>
+    </w:p>
+    <w:p>
+      <w:r>
+        <w:t xml:space="preserve">SLU Artdatabanken, 2026. </w:t>
+      </w:r>
+      <w:r>
+        <w:rPr>
+          <w:i/>
+        </w:rPr>
+        <w:t xml:space="preserve">Artfaktablad. Naturvård – artfakta. </w:t>
+      </w:r>
+      <w:r>
+        <w:t>SLU Artdatabanken, Uppsala.</w:t>
       </w:r>
     </w:p>
     <w:p>
@@ -1110,45 +1583,200 @@
         <w:pStyle w:val="Heading1"/>
       </w:pPr>
       <w:r>
-        <w:t>Ur PEFC-standarden gällande lagefterlevnad</w:t>
+        <w:t>Tretåig hackspett – ekologi samt krav på livsmiljön</w:t>
       </w:r>
     </w:p>
     <w:p>
       <w:r>
-        <w:t>PEFC-standarden förutsätter att tillämplig svensk lagstiftning följs. Det är utsedd tillsynsmyndighet som ansvarar för tillsyn av lagens efterlevnad. PEFC-standarden återger innehållet i vissa certifieringskritiska lag- och föreskriftskrav vilka ska ingå i granskning av PEFC-systemets efterlevnad.</w:t>
+        <w:t xml:space="preserve">Tretåig hackspett (NT) är fridlyst enligt §4 Artskyddsförordningen och finns med som prioriterad art i Skogsstyrelsen vägledning för skogsbruket (bilaga 4 till SVL). I vägledningen står bland annat att: </w:t>
+      </w:r>
+      <w:r>
+        <w:rPr>
+          <w:i/>
+        </w:rPr>
+        <w:t xml:space="preserve">“Tretåig hackspett har stora arealkrav och höga krav på sin livsmiljö. Omdaningen av naturskogar till kulturskogar medför en förlust av viktiga miljöer, något som förstärks av ökad fragmentering till följd av avverkningar.” </w:t>
+      </w:r>
+      <w:r>
+        <w:t xml:space="preserve">Vidare att: </w:t>
+      </w:r>
+      <w:r>
+        <w:rPr>
+          <w:i/>
+        </w:rPr>
+        <w:t>“Områden med dokumenterad permanent förekomst i naturskogsmiljöer har vanligen så stora naturvärden att skogsbruk är olämpligt”</w:t>
+      </w:r>
+      <w:r>
+        <w:t xml:space="preserve"> (SLU Artdatabanken, 2024; Skogsstyrelsen, 2016)</w:t>
+      </w:r>
+      <w:r>
+        <w:rPr>
+          <w:i/>
+        </w:rPr>
+        <w:t>.</w:t>
+      </w:r>
+    </w:p>
+    <w:p>
+      <w:r>
+        <w:t>Tretåig hackspett är beroende av större sammanhängande naturskogar med kontinuerlig tillgång och nybildning av död ved och fragmentering av livsmiljöerna utgör ett stort hot mot arten (se exempelvis Stachura-Skierczynska et al., 2009; Wesolowski et al., 2005; Butler et al., 2004; Pakkala et al., 2002; Amcoff et al., 1996; Virkkala, 1991). Det finns studier som visar att naturskogens självgallringsprocess som den tretåiga hackspetten är beroende av, inte kan ersättas med efterlämnad hänsyn i skogsbruket (Imbeau &amp; Desrochers, 2002).</w:t>
+      </w:r>
+    </w:p>
+    <w:p>
+      <w:r>
+        <w:t>Permanenta revir av tretåig hackspett karaktäriseras ofta av artens typiska ringformigt ordnade hackmärken på framför allt gamla granar. För att säkerställa att inte revir av tretåig hackspett drabbas av avverkningsplanerna bör en inventering göras i området både under häckningstid och under vintern, då arten utnyttjar betydligt större områden än under sommarens häckningsrevir. Storleken på häckningsreviret varierar med skogstypen, förekomsten av död ved och graden av fragmentering, men är i allmänhet i storleksordningen 25–100 hektar (SLU Artdatabanken, 2024; Skogsstyrelsen, 2016).</w:t>
+      </w:r>
+    </w:p>
+    <w:p>
+      <w:r>
+        <w:t xml:space="preserve">Förutom fridlysning enligt §4 Artskyddsförordningen är tretåig hackspett även förtecknad i EU:s fågeldirektiv bilaga 1. Den är typisk art för </w:t>
+      </w:r>
+      <w:r>
+        <w:rPr>
+          <w:i/>
+        </w:rPr>
+        <w:t xml:space="preserve">9010 Taiga, 9740 Skogsbevuxen myr, 9030 Landhöjningsskog </w:t>
+      </w:r>
+      <w:r>
+        <w:t xml:space="preserve">och </w:t>
+      </w:r>
+      <w:r>
+        <w:rPr>
+          <w:i/>
+        </w:rPr>
+        <w:t>9040 Fjällbjörkskog</w:t>
+      </w:r>
+      <w:r>
+        <w:t xml:space="preserve"> samt ingår i Natura 2000 och är förtecknad i Bernkonventionen bilaga II (strikt skyddade djurarter) (SLU Artdatabanken, 2024; Skogsstyrelsen, 2016).</w:t>
       </w:r>
     </w:p>
     <w:p>
       <w:pPr>
-        <w:pStyle w:val="ListBullet"/>
+        <w:pStyle w:val="Heading2"/>
       </w:pPr>
       <w:r>
-        <w:rPr>
-          <w:b/>
-          <w:i/>
-        </w:rPr>
-        <w:t xml:space="preserve">Kommentar: </w:t>
+        <w:t>Referenser – tretåig hackspett</w:t>
+      </w:r>
+    </w:p>
+    <w:p>
+      <w:r>
+        <w:t xml:space="preserve">Amcoff, M. &amp; Eriksson, P. 1996. </w:t>
       </w:r>
       <w:r>
         <w:rPr>
           <w:i/>
         </w:rPr>
-        <w:t>I den avverkningsanmälda skogen har fridlysta arter sina livsmiljöer och växtplatser. Att skada de fridlysta arternas livsmiljöer, växtplatser eller ekologiska funktion är inte tillåtet enligt artskyddsförordningen</w:t>
+        <w:t xml:space="preserve">Förekomst av tretåig hackspett Picoides tridactylus på bestånds- och landskapsnivå. </w:t>
+      </w:r>
+      <w:r>
+        <w:t>Ornis Svecica 6: 107–119.</w:t>
       </w:r>
     </w:p>
     <w:p>
       <w:r>
-        <w:br w:type="page"/>
+        <w:t xml:space="preserve">Butler, R., Angelstam, P., Ekelund, P. &amp; Schlaeffer, R. 2004. </w:t>
+      </w:r>
+      <w:r>
+        <w:rPr>
+          <w:i/>
+        </w:rPr>
+        <w:t xml:space="preserve">Dead wood threshold values for the three-toed woodpecker presence in boreal and sub-Alpine forest. </w:t>
+      </w:r>
+      <w:r>
+        <w:t>Biological conservation 119(3): 305–318.</w:t>
       </w:r>
     </w:p>
     <w:p>
-      <w:pPr>
-        <w:pStyle w:val="Title"/>
-      </w:pPr>
-      <w:r>
-        <w:t>BILAGA 1 –</w:t>
-        <w:br/>
-        <w:t>Fridlysta och rödlistade arter</w:t>
+      <w:r>
+        <w:t xml:space="preserve">Imbeau, L. &amp; Desrochers, A. 2002. </w:t>
+      </w:r>
+      <w:r>
+        <w:rPr>
+          <w:i/>
+        </w:rPr>
+        <w:t xml:space="preserve">Foraging Ecology and Use of Drumming Trees by Three-Toed Woodpeckers. </w:t>
+      </w:r>
+      <w:r>
+        <w:t>The Journal of Wildlife Management. Vol. 66, No. 1 (Jan., 2002), pp. 222–231.</w:t>
+      </w:r>
+    </w:p>
+    <w:p>
+      <w:r>
+        <w:t xml:space="preserve">Pakkala, T., Hanski, I. &amp; Tomppo, E. 2002. </w:t>
+      </w:r>
+      <w:r>
+        <w:rPr>
+          <w:i/>
+        </w:rPr>
+        <w:t xml:space="preserve">Spatial ecology of the three-toed woodpecker in managed forest landscapes. </w:t>
+      </w:r>
+      <w:r>
+        <w:t>Silva Fennica 36(1): 279–288.</w:t>
+      </w:r>
+    </w:p>
+    <w:p>
+      <w:r>
+        <w:t xml:space="preserve">Skogsstyrelsen, 2016. </w:t>
+      </w:r>
+      <w:r>
+        <w:rPr>
+          <w:i/>
+        </w:rPr>
+        <w:t>Vägledning för hänsyn till fåglar – Tretåig hackspett.</w:t>
+      </w:r>
+    </w:p>
+    <w:p>
+      <w:r>
+        <w:t xml:space="preserve">SLU Artdatabanken, 2024. </w:t>
+      </w:r>
+      <w:r>
+        <w:rPr>
+          <w:i/>
+        </w:rPr>
+        <w:t xml:space="preserve">Artfaktablad. Naturvård – artfakta. </w:t>
+      </w:r>
+      <w:r>
+        <w:t>SLU Artdatabanken, Uppsala.</w:t>
+      </w:r>
+    </w:p>
+    <w:p>
+      <w:r>
+        <w:t xml:space="preserve">Stachura-Skierczynska, K., Tumiel, T. &amp; Skierczynski, M. 2009. </w:t>
+      </w:r>
+      <w:r>
+        <w:rPr>
+          <w:i/>
+        </w:rPr>
+        <w:t xml:space="preserve">Habitat prediction model for three-toed woodpecker and its implications for the conservation of biologically valuable forests. </w:t>
+      </w:r>
+      <w:r>
+        <w:t>Forest Ecology and Management 258(5): 697–703.</w:t>
+      </w:r>
+    </w:p>
+    <w:p>
+      <w:r>
+        <w:t xml:space="preserve">Virkkala, R. 1991. </w:t>
+      </w:r>
+      <w:r>
+        <w:rPr>
+          <w:i/>
+        </w:rPr>
+        <w:t xml:space="preserve">Population trends of forest birds in a Finnish Lapland landscape of large habitat blocks – Consequences of stochastic environmental variation or regional habitat alteration. </w:t>
+      </w:r>
+      <w:r>
+        <w:t>Biological conservation 56(2): 223–240.</w:t>
+      </w:r>
+    </w:p>
+    <w:p>
+      <w:r>
+        <w:t xml:space="preserve">Wesolowski, T., Czeszczewik, D. &amp; Rowinski, P. 2005. </w:t>
+      </w:r>
+      <w:r>
+        <w:rPr>
+          <w:i/>
+        </w:rPr>
+        <w:t xml:space="preserve">Effects of forest management on Three-toed Woodpecker Picoides tridactylus distribution in the Bialowieza Forest (NE Poland): conservation implications. </w:t>
+      </w:r>
+      <w:r>
+        <w:t>Acta Ornithologica 40(1): 53–60.</w:t>
       </w:r>
     </w:p>
     <w:p>
@@ -1207,677 +1835,6 @@
       </w:r>
       <w:r>
         <w:t>SLU Artdatabanken, Uppsala</w:t>
-      </w:r>
-    </w:p>
-    <w:p>
-      <w:pPr>
-        <w:pStyle w:val="Heading1"/>
-      </w:pPr>
-      <w:r>
-        <w:t>Knärot – ekologi samt krav på livsmiljön</w:t>
-      </w:r>
-    </w:p>
-    <w:p>
-      <w:r>
-        <w:t xml:space="preserve">Knärot är typisk art för </w:t>
-      </w:r>
-      <w:r>
-        <w:rPr>
-          <w:i/>
-        </w:rPr>
-        <w:t xml:space="preserve">9010 Taiga </w:t>
-      </w:r>
-      <w:r>
-        <w:t>och</w:t>
-      </w:r>
-      <w:r>
-        <w:rPr>
-          <w:i/>
-        </w:rPr>
-        <w:t xml:space="preserve"> 9050 Näringsrik granskog</w:t>
-      </w:r>
-      <w:r>
-        <w:t>, fridlyst enligt 8 och 15 §§ artskyddsförordningen och klassad som sårbar (VU) enligt rödlistan 2020. Knärot är beroende av hög och jämn luftfuktighet i gamla, ostörda skogsmiljöer och är känslig för snabba förändringar av ljus-/vindförhållanden eller uttorkning. På grund av ett alltför intensivt skogsbruk har den minskat med 40 (25–50) % under de senaste 60 åren och i framtiden bedöms minskningstakten uppgå till 30 (20–40) %. Till följd av att arten har en dokumenterat högre minskningstakt i förhållande till sin generationstid än vad som tidigare varit känt (data från Riksskogstaxeringen) höjdes den till hotkategori sårbar (VU) i rödlistan 2020 (SLU Artdatabanken, 2024).</w:t>
-      </w:r>
-    </w:p>
-    <w:p>
-      <w:r>
-        <w:t>En analys av 79 floraväktarlokaler åren 1990–2015 vilka återbesökts under 2020–2024 visade på en tydlig negativ påverkan på knärotsförekomster från större hyggen i närområdet (inom 150–200 m) vilket indikerar att kanteffekter har en stor påverkan på populationerna. Resultaten bekräftar knärotens känslighet för kanteffekter och visar vikten av att skydda större skogsbestånd för att bevara arten. Om det blir höga andelar (&gt;30%) hyggen inom 200 meter från en knärotsförekomst så ökar risken för att en knärotspopulation dör ut och det verkar det behövas någonstans mellan 100 och 150 meters skyddszon för att bevara arten på lång sikt (Sebestyén &amp; Sundberg, 2025). Detta stöds även av en studie (Johansson et al, 2026) baserad på data från Riksskogstaxeringen som visar att knäroten minskat med 66 % under perioden 1993–2022 samt att det finns en stark korrelation mellan minskande arealer kontinuitetsskog och lokal utdöenderisk. Knäroten uppvisade en mycket låg koloniseringsgrad (0,7 % över 10 år) i kombination med hög lokal utrotningsrisk (75,2 %), där utrotningssannolikheten ökade kraftigt när arealen kontinuitetsskog minskade mellan undersökningar, t.ex. på grund av kalhyggesbruk (Johansson et al., 2026).</w:t>
-      </w:r>
-    </w:p>
-    <w:p>
-      <w:r>
-        <w:t xml:space="preserve">Samuel Johnsons doktorsavhandling </w:t>
-      </w:r>
-      <w:r>
-        <w:rPr>
-          <w:i/>
-        </w:rPr>
-        <w:t>“Retention Forestry as a Conservation Measure for Boreal Forest Ground Vegetation”</w:t>
-      </w:r>
-      <w:r>
-        <w:t xml:space="preserve"> (SLU, Uppsala 2014) visar att det krävs väl tilltagna skyddszoner för att knärotens växtplatser inte ska ta skada av skogsbruksåtgärder i intilliggande områden: </w:t>
-      </w:r>
-      <w:r>
-        <w:rPr>
-          <w:i/>
-        </w:rPr>
-        <w:t xml:space="preserve">“Study III shows that retention patches smaller than 0.5 ha do not lifeboat the sensitive forest herb G. repens, a species that depend on stable microclimatic conditions typical for intact forest stands.” </w:t>
-      </w:r>
-      <w:r>
-        <w:t xml:space="preserve">Vidare </w:t>
-      </w:r>
-      <w:r>
-        <w:rPr>
-          <w:i/>
-        </w:rPr>
-        <w:t>“More sensitive forest species are not lifeboated in retention patches ranging from 0.05 to 0.5 ha (Papers II &amp; III).”</w:t>
-      </w:r>
-    </w:p>
-    <w:p>
-      <w:r>
-        <w:t xml:space="preserve">Johnsons (2014) rekommendation på minst 50 meters breda skyddszoner runt knärotens växtplatser motsvarar en areal på 0,78 hektar, vilket ligger i linje med andra studier som gjorts på känsliga skogsarter: </w:t>
-      </w:r>
-      <w:r>
-        <w:rPr>
-          <w:i/>
-        </w:rPr>
-        <w:t>“In study III I also show that translocated specimens of G. repens survives well in mature forests at least 50 m from the nearest edge to an open area. Moreover, measures of temperature and humidity show that such distances from an open area is far enough to offer a microclimate that is more stable compared to what present in retention patches of around 0.1 ha. This means that the very centre of a circular patch with radius 50 m (equals a size of 0.78 ha) should offer conditions similar to interior forest and would perhaps be a suitable habitat for G. repens and similar species. Previous studies from both North America and Sweden have also concluded that patches between 0.5 and one ha are sufficient for preserving interior forest vegetation as well as sensitive lichens and bryophytes (de Graaf &amp; Roberts 2009; Halpern et al. 2012; Rudolphi et al. 2014).”</w:t>
-      </w:r>
-    </w:p>
-    <w:p>
-      <w:r>
-        <w:t>Ytterligare en studie (Koelmeijer m.fl., 2022) inkluderar knärotens skyddsbehov. I uppsatsen berörs problemet med uttorkning för växter, bl.a. för knärot, ett problem som blivit accentuerat på grund av den pågående klimatförändringen och torra somrar, t.ex. den exceptionellt torra sommaren 2018. I uppsatsen undersöks områden med tre olika avstånd från kalhyggeskant med avseende på skydd bl.a. för knärot. Det första området har avstånd upp till 20 m från hyggeskant (Strong edge effect), det andra 20–40 m från hyggeskant (Weak edge effect) och det tredje avser större avstånd från hyggeskant, där kanteffekten anses vara försumbar (Interior). Ett resultat var att man fann stor eller mycket stor uttorkningseffekt på känsliga och rödlistade skogsarter vid de kortare avstånden till hyggeskant, medan effekt av uttorkning inte konstaterades på större avstånd (Interior). För orkidén knärot fann man en rik förekomst (upp till 0,06 dm2/m2) på stort avstånd från hyggeskant (Interior), medan förekomsten var liten eller närmast försumbar i de områden som klassificerades som Weak edge effect respektive Strong edge effect. Arbetet påpekar att de allt oftare förekommande torra somrarna ger ytterligare skäl att utöka skyddsavståndet från hyggen till den fuktkrävande arten knärot (Koelmeijer m.fl., 2022).</w:t>
-      </w:r>
-    </w:p>
-    <w:p>
-      <w:r>
-        <w:t>Även Skogsstyrelsens egen vägledning för hänsyn till knärot ligger i linje med ovanstående forskningsstudier. Av vägledningen framgår det att för med hög sannolikhet kunna bevara befintliga förekomster krävs relativt stora avsättningar av uppvuxen skog med slutet och relativt tätt kronskikt. Som riktlinje kan krävas ett avstånd på 50 meter in från brynet för att vidmakthålla ett fungerande mikroklimat. Detta innebär att fristående hänsynsytor för många arter (kärlväxter, lavar och mossor) kan behöva ha en area överstigande 0,8 hektar (cirkelyta med radien 50 meter = 0,78 hektar) för att bibehålla lokalklimatet. Även ganska små förändringar i form av förändrade ljus- och fuktighetsförhållanden, till exempel till följd av gallring, kan leda till att arten försvinner till följd av konkurrens med mera ljuskrävande och snabbväxande arter (Skogsstyrelsen, 2022).</w:t>
-      </w:r>
-    </w:p>
-    <w:p>
-      <w:r>
-        <w:t>Vid tillämpning av försiktighetsprincipen enligt 2 kap. 3 § miljöbalken bör sålunda 100–150 meters skyddszon lämnas runt knärotens växtplatser.</w:t>
-      </w:r>
-    </w:p>
-    <w:p>
-      <w:pPr>
-        <w:pStyle w:val="Heading2"/>
-      </w:pPr>
-      <w:r>
-        <w:t>Referenser – knärot</w:t>
-      </w:r>
-    </w:p>
-    <w:p>
-      <w:r>
-        <w:t xml:space="preserve">de Graaf M &amp; Roberts M.R., 2009. </w:t>
-      </w:r>
-      <w:r>
-        <w:rPr>
-          <w:i/>
-        </w:rPr>
-        <w:t xml:space="preserve">Short-term response of the herbaceous layer within leave patches after harvest. </w:t>
-      </w:r>
-      <w:r>
-        <w:t>Forest Ecology and Management 257, 1014–1025.</w:t>
-      </w:r>
-    </w:p>
-    <w:p>
-      <w:r>
-        <w:t xml:space="preserve">Halpern, C. B., Halaj, J., Evans, S. A., &amp; Dovciak, M., 2012. </w:t>
-      </w:r>
-      <w:r>
-        <w:rPr>
-          <w:i/>
-        </w:rPr>
-        <w:t xml:space="preserve">Level and pattern of overstory retention interact to shape long-term responses of understories to timber harvest. </w:t>
-      </w:r>
-      <w:r>
-        <w:t>Ecological Applications, 22, 2049–2064.</w:t>
-      </w:r>
-    </w:p>
-    <w:p>
-      <w:r>
-        <w:t>Johansson, V., Jansson, M. och Bergman, K-O</w:t>
-      </w:r>
-      <w:r>
-        <w:rPr>
-          <w:i/>
-        </w:rPr>
-        <w:t>.</w:t>
-      </w:r>
-      <w:r>
-        <w:t>, 2026.</w:t>
-      </w:r>
-      <w:r>
-        <w:rPr>
-          <w:i/>
-        </w:rPr>
-        <w:t xml:space="preserve"> A 30-year population decline of a threatened forest orchid associated with old growth forests</w:t>
-      </w:r>
-      <w:r>
-        <w:t>. Department of Physics, Chemistry and Biology (IFM), Linköping University.</w:t>
-      </w:r>
-    </w:p>
-    <w:p>
-      <w:r>
-        <w:t xml:space="preserve">Johnson, S., 2014. </w:t>
-      </w:r>
-      <w:r>
-        <w:rPr>
-          <w:i/>
-        </w:rPr>
-        <w:t>Retention Forestry as a Conservation Measure for Boreal Forest Ground Vegetation</w:t>
-      </w:r>
-      <w:r>
-        <w:t>. Doktorsavhandling, SLU, Uppsala.</w:t>
-      </w:r>
-    </w:p>
-    <w:p>
-      <w:r>
-        <w:t xml:space="preserve">Koelmeijer, I. A., Ehrlén, J., Jönsson, M., De Frenne, P., Berg, P., Andersson, J., Weibull, H. &amp; Hylander, N. 2022. </w:t>
-      </w:r>
-      <w:r>
-        <w:rPr>
-          <w:i/>
-        </w:rPr>
-        <w:t xml:space="preserve">Interactive effects of drought and edge exposure on old-growth forest understory species. </w:t>
-      </w:r>
-      <w:r>
-        <w:t>Landscape Ecology, 37, sid 1839–1853.</w:t>
-      </w:r>
-    </w:p>
-    <w:p>
-      <w:r>
-        <w:t xml:space="preserve">Rudolphi, J., Jönsson, M. T., &amp; Gustafsson, L., 2014. </w:t>
-      </w:r>
-      <w:r>
-        <w:rPr>
-          <w:i/>
-        </w:rPr>
-        <w:t xml:space="preserve">Biological legacies buffer local species extinction after logging. </w:t>
-      </w:r>
-      <w:r>
-        <w:t>Journal of Applied Ecology. 51, 53–62.</w:t>
-      </w:r>
-    </w:p>
-    <w:p>
-      <w:r>
-        <w:t xml:space="preserve">Sebestyén, L. och Sundberg, S. 2025.  </w:t>
-      </w:r>
-      <w:r>
-        <w:rPr>
-          <w:i/>
-        </w:rPr>
-        <w:t>Påverkan på knärotslokaler från hyggen i närheten.</w:t>
-      </w:r>
-      <w:r>
-        <w:t xml:space="preserve"> DAPHNE 36:1 2025. Botaniska Sällskapet i Stockholm.</w:t>
-      </w:r>
-    </w:p>
-    <w:p>
-      <w:r>
-        <w:t xml:space="preserve">Skogsstyrelsen, 2022. </w:t>
-      </w:r>
-      <w:r>
-        <w:rPr>
-          <w:i/>
-        </w:rPr>
-        <w:t xml:space="preserve">Vägledning för hänsyn till knärot. </w:t>
-      </w:r>
-      <w:r>
-        <w:t>https://www.skogsstyrelsen.se/lag-och-tillsyn/artskydd/vagledningar-och-kunskapsstod-artskydd/vagledning-for-hansyn-till-knarot/.</w:t>
-      </w:r>
-    </w:p>
-    <w:p>
-      <w:r>
-        <w:t xml:space="preserve">SLU Artdatabanken, 2024. </w:t>
-      </w:r>
-      <w:r>
-        <w:rPr>
-          <w:i/>
-        </w:rPr>
-        <w:t xml:space="preserve">Artfaktablad. Naturvård – artfakta. </w:t>
-      </w:r>
-      <w:r>
-        <w:t>SLU Artdatabanken, Uppsala.</w:t>
-      </w:r>
-    </w:p>
-    <w:p>
-      <w:pPr>
-        <w:pStyle w:val="Heading1"/>
-      </w:pPr>
-      <w:r>
-        <w:t>Lavskrika – ekologi samt krav på livsmiljön</w:t>
-      </w:r>
-    </w:p>
-    <w:p>
-      <w:r>
-        <w:t>Lavskrika är rödlistad som nära hotad (NT), fridlyst enligt 4 § artskyddsförordningen (2007:845) och ingår i förteckningen över prioriterade arter i Skogsstyrelsens föreskrifter och allmänna råd (SKSFS 2011:7) bilaga 4. Lavskrikan är en mycket stationär fågel, som häckar i äldre, slutna och hänglavsrika barrskogar. Nyckelfaktorer är flerskiktad skog med rik undervegetation samt riklig förekomst av hänglavar (SLU Artdatabanken, 2026).</w:t>
-      </w:r>
-    </w:p>
-    <w:p>
-      <w:r>
-        <w:t xml:space="preserve">I Skogsstyrelsens vägledning för hänsyn till fåglar står bland annat att: </w:t>
-      </w:r>
-      <w:r>
-        <w:rPr>
-          <w:i/>
-        </w:rPr>
-        <w:t>“Reviren är livslånga med hemområden som varierar mellan 50 och 150 ha. Hemområdena har inga fasta gränser utan det handlar mera om de yttre gränserna för familjegruppernas rörelser. Lavskrikan undviker att förflytta sig över stora öppna områden och hemområdesstorleken är därför större i områden fragmenterade av hyggen och yngre skog än i områden med i sammanhängande äldre skog. Det finns studier som antyder att det inom ett revir bör finnas maximalt 15 % öppna ytor och ungskog. Inom ett revir av hög kvalitet finns det som regel ett eller flera kärnområden (1–20 ha) med relativt tät flerskiktad granskog.”</w:t>
-      </w:r>
-      <w:r>
-        <w:t xml:space="preserve"> Vidare att: </w:t>
-      </w:r>
-      <w:r>
-        <w:rPr>
-          <w:i/>
-        </w:rPr>
-        <w:t>“Arten missgynnas när flerskiktad skog omförs till enskiktade bestånd. Även skogsskötsel med återkommande röjning och hård gallring är starkt negativt. Lavskrikan har relativt stora hemområden och försvinner när den äldre skogen fragmenteras, särskilt allvarligt är när kärnområdena avverkas.”</w:t>
-      </w:r>
-      <w:r>
-        <w:t xml:space="preserve"> (Skogsstyrelsen 2016).</w:t>
-      </w:r>
-    </w:p>
-    <w:p>
-      <w:r>
-        <w:t xml:space="preserve">Populationen har minskat med 20 (10–30) % under de senaste 15 åren och minskningstakten bedöms vara nära gränsvärdet för sårbar (VU). Arten försvinner successivt framför allt vid dess utbredningsgränser och populationen har minskat kontinuerligt under 2000-talet. Lavskrika är typisk art för </w:t>
-      </w:r>
-      <w:r>
-        <w:rPr>
-          <w:i/>
-        </w:rPr>
-        <w:t>9010 Taiga</w:t>
-      </w:r>
-      <w:r>
-        <w:t xml:space="preserve"> (SLU Artdatabanken, 2026).</w:t>
-      </w:r>
-    </w:p>
-    <w:p>
-      <w:pPr>
-        <w:pStyle w:val="Heading2"/>
-      </w:pPr>
-      <w:r>
-        <w:t>Referenser – lavskrika</w:t>
-      </w:r>
-    </w:p>
-    <w:p>
-      <w:r>
-        <w:t xml:space="preserve">Skogsstyrelsen, 2016. </w:t>
-      </w:r>
-      <w:r>
-        <w:rPr>
-          <w:i/>
-        </w:rPr>
-        <w:t xml:space="preserve">Vägledning för hänsyn till fåglar – lavskrika. </w:t>
-      </w:r>
-      <w:r>
-        <w:t>https://www.skogsstyrelsen.se/globalassets/lag-och-tillsyn/artskydd/vagledningar-for-hansyn-till-faglar/lavskrika-vagledning-hansyn.pdf</w:t>
-      </w:r>
-    </w:p>
-    <w:p>
-      <w:r>
-        <w:t xml:space="preserve">SLU Artdatabanken, 2026. </w:t>
-      </w:r>
-      <w:r>
-        <w:rPr>
-          <w:i/>
-        </w:rPr>
-        <w:t xml:space="preserve">Artfaktablad. Naturvård – artfakta. </w:t>
-      </w:r>
-      <w:r>
-        <w:t>SLU Artdatabanken, Uppsala</w:t>
-      </w:r>
-    </w:p>
-    <w:p>
-      <w:pPr>
-        <w:pStyle w:val="Heading1"/>
-      </w:pPr>
-      <w:r>
-        <w:t>Lunglav – ekologi samt krav på livsmiljön</w:t>
-      </w:r>
-    </w:p>
-    <w:p>
-      <w:r>
-        <w:t xml:space="preserve">Lunglav (NT) är en av vårt lands främsta signalarter som överallt indikerar gamla lövträd, skogsbestånd med höga naturvärden och ekosystem med lång skoglig kontinuitet. Lokalt kan förekomsten vara mycket riklig men den hittas nästan enbart i gamla och ej slutavverkade skogar. Artens samtliga förekomster bör uppmärksammas från naturvårdssynpunkt, då många lokaler även hyser andra ovanliga och rödlistade arter, däribland de sällsynta lavparasiterna lunglavshårprick (CR), </w:t>
-      </w:r>
-      <w:r>
-        <w:rPr>
-          <w:i/>
-        </w:rPr>
-        <w:t>Abrothallus diederichii</w:t>
-      </w:r>
-      <w:r>
-        <w:t xml:space="preserve"> (VU), </w:t>
-      </w:r>
-      <w:r>
-        <w:rPr>
-          <w:i/>
-        </w:rPr>
-        <w:t>Abrothallus lobariae</w:t>
-      </w:r>
-      <w:r>
-        <w:t xml:space="preserve"> (VU), </w:t>
-      </w:r>
-      <w:r>
-        <w:rPr>
-          <w:i/>
-        </w:rPr>
-        <w:t>Calycina lobariae</w:t>
-      </w:r>
-      <w:r>
-        <w:t xml:space="preserve"> (VU), lunglavsknapp (VU) och skrovelmössing (VU), som växer på lunglav. Rikliga förekomster med lunglav bör skyddas med biotopskydd, frivilliga avsättningar eller reservat (SLU Artdatabanken, 2026; Nitare &amp; Skogsstyrelsen, 2019).</w:t>
-      </w:r>
-    </w:p>
-    <w:p>
-      <w:r>
-        <w:t xml:space="preserve">Lunglav är typisk art för </w:t>
-      </w:r>
-      <w:r>
-        <w:rPr>
-          <w:i/>
-        </w:rPr>
-        <w:t>9010 Taiga, 9020 Nordlig ädellövskog, 9110 Näringsfattig bokskog, 9130 Näringsrik bokskog, 9160 Näringsrik ekskog, 9180 Ädellövskog i branter, 9190 Näringsfattig ekskog, 9070 Trädklädd betesmark, 9040 Fjällbjörkskog</w:t>
-      </w:r>
-      <w:r>
-        <w:t xml:space="preserve"> och</w:t>
-      </w:r>
-      <w:r>
-        <w:rPr>
-          <w:i/>
-        </w:rPr>
-        <w:t xml:space="preserve"> 6530 Lövängar</w:t>
-      </w:r>
-      <w:r>
-        <w:t xml:space="preserve"> (SLU Artdatabanken, 2026).</w:t>
-      </w:r>
-    </w:p>
-    <w:p>
-      <w:pPr>
-        <w:pStyle w:val="Heading2"/>
-      </w:pPr>
-      <w:r>
-        <w:t>Referenser – lunglav</w:t>
-      </w:r>
-    </w:p>
-    <w:p>
-      <w:r>
-        <w:t xml:space="preserve">Nitare, J. och Skogsstyrelsen, 2019. </w:t>
-      </w:r>
-      <w:r>
-        <w:rPr>
-          <w:i/>
-        </w:rPr>
-        <w:t xml:space="preserve">Skyddsvärd skog – Naturvårdsarter och andra kriterier för naturvärdesbedömning. </w:t>
-      </w:r>
-      <w:r>
-        <w:t>Skogsstyrelsen.</w:t>
-      </w:r>
-    </w:p>
-    <w:p>
-      <w:r>
-        <w:t xml:space="preserve">SLU Artdatabanken, 2026. </w:t>
-      </w:r>
-      <w:r>
-        <w:rPr>
-          <w:i/>
-        </w:rPr>
-        <w:t xml:space="preserve">Artfaktablad. Naturvård – artfakta. </w:t>
-      </w:r>
-      <w:r>
-        <w:t>SLU Artdatabanken, Uppsala.</w:t>
-      </w:r>
-    </w:p>
-    <w:p>
-      <w:pPr>
-        <w:pStyle w:val="Heading1"/>
-      </w:pPr>
-      <w:r>
-        <w:t>Sparvuggla – ekologi samt krav på livsmiljön</w:t>
-      </w:r>
-    </w:p>
-    <w:p>
-      <w:r>
-        <w:t>Sparvuggla (NT, §4) är fridlyst enligt 4§ artskyddsförordningen och omfattas av bilaga 1 EU:s fågeldirektiv. Den har minskat med 15 (5–25) % under de senaste 15 åren och minskningstakten för den svenska populationen bedöms vara nära gränsvärdet för Sårbar (VU) (SLU Artdatabanken 2026).</w:t>
-      </w:r>
-    </w:p>
-    <w:p>
-      <w:r>
-        <w:t>Sparvugglan häckar i naturskog samt i klassisk bondeskog och förekommer främst i större skogsområden som domineras av barrblandskog med stort inslag av asp, björk och andra lövträd. Den behöver relativt stora skogsområden och saknas helt i mindre skogar och isolerade dungar. Reviren är i storleksordningen upp till 200 hektar. Sparvugglan missgynnas av överföring av variationsrika bondeskogar till ensartade produktionsskogar – särskilt avverkning av lövträdsrika kantzoner och igenplantering av gamla inägor (Skogsstyrelsen, 2016).</w:t>
-      </w:r>
-    </w:p>
-    <w:p>
-      <w:pPr>
-        <w:pStyle w:val="Heading2"/>
-      </w:pPr>
-      <w:r>
-        <w:t>Referenser – sparvuggla</w:t>
-      </w:r>
-    </w:p>
-    <w:p>
-      <w:r>
-        <w:t xml:space="preserve">Skogsstyrelsen, 2016. </w:t>
-      </w:r>
-      <w:r>
-        <w:rPr>
-          <w:i/>
-        </w:rPr>
-        <w:t>Vägledning för hänsyn till sparvuggla.</w:t>
-      </w:r>
-    </w:p>
-    <w:p>
-      <w:r>
-        <w:t xml:space="preserve">SLU Artdatabanken, 2026. </w:t>
-      </w:r>
-      <w:r>
-        <w:rPr>
-          <w:i/>
-        </w:rPr>
-        <w:t xml:space="preserve">Artfaktablad. Naturvård – artfakta. </w:t>
-      </w:r>
-      <w:r>
-        <w:t>SLU Artdatabanken, Uppsala.</w:t>
-      </w:r>
-    </w:p>
-    <w:p>
-      <w:pPr>
-        <w:pStyle w:val="Heading1"/>
-      </w:pPr>
-      <w:r>
-        <w:t>Tretåig hackspett – ekologi samt krav på livsmiljön</w:t>
-      </w:r>
-    </w:p>
-    <w:p>
-      <w:r>
-        <w:t xml:space="preserve">Tretåig hackspett (NT) är fridlyst enligt §4 Artskyddsförordningen och finns med som prioriterad art i Skogsstyrelsen vägledning för skogsbruket (bilaga 4 till SVL). I vägledningen står bland annat att: </w:t>
-      </w:r>
-      <w:r>
-        <w:rPr>
-          <w:i/>
-        </w:rPr>
-        <w:t xml:space="preserve">“Tretåig hackspett har stora arealkrav och höga krav på sin livsmiljö. Omdaningen av naturskogar till kulturskogar medför en förlust av viktiga miljöer, något som förstärks av ökad fragmentering till följd av avverkningar.” </w:t>
-      </w:r>
-      <w:r>
-        <w:t xml:space="preserve">Vidare att: </w:t>
-      </w:r>
-      <w:r>
-        <w:rPr>
-          <w:i/>
-        </w:rPr>
-        <w:t>“Områden med dokumenterad permanent förekomst i naturskogsmiljöer har vanligen så stora naturvärden att skogsbruk är olämpligt”</w:t>
-      </w:r>
-      <w:r>
-        <w:t xml:space="preserve"> (SLU Artdatabanken, 2024; Skogsstyrelsen, 2016)</w:t>
-      </w:r>
-      <w:r>
-        <w:rPr>
-          <w:i/>
-        </w:rPr>
-        <w:t>.</w:t>
-      </w:r>
-    </w:p>
-    <w:p>
-      <w:r>
-        <w:t>Tretåig hackspett är beroende av större sammanhängande naturskogar med kontinuerlig tillgång och nybildning av död ved och fragmentering av livsmiljöerna utgör ett stort hot mot arten (se exempelvis Stachura-Skierczynska et al., 2009; Wesolowski et al., 2005; Butler et al., 2004; Pakkala et al., 2002; Amcoff et al., 1996; Virkkala, 1991). Det finns studier som visar att naturskogens självgallringsprocess som den tretåiga hackspetten är beroende av, inte kan ersättas med efterlämnad hänsyn i skogsbruket (Imbeau &amp; Desrochers, 2002).</w:t>
-      </w:r>
-    </w:p>
-    <w:p>
-      <w:r>
-        <w:t>Permanenta revir av tretåig hackspett karaktäriseras ofta av artens typiska ringformigt ordnade hackmärken på framför allt gamla granar. För att säkerställa att inte revir av tretåig hackspett drabbas av avverkningsplanerna bör en inventering göras i området både under häckningstid och under vintern, då arten utnyttjar betydligt större områden än under sommarens häckningsrevir. Storleken på häckningsreviret varierar med skogstypen, förekomsten av död ved och graden av fragmentering, men är i allmänhet i storleksordningen 25–100 hektar (SLU Artdatabanken, 2024; Skogsstyrelsen, 2016).</w:t>
-      </w:r>
-    </w:p>
-    <w:p>
-      <w:r>
-        <w:t xml:space="preserve">Förutom fridlysning enligt §4 Artskyddsförordningen är tretåig hackspett även förtecknad i EU:s fågeldirektiv bilaga 1. Den är typisk art för </w:t>
-      </w:r>
-      <w:r>
-        <w:rPr>
-          <w:i/>
-        </w:rPr>
-        <w:t xml:space="preserve">9010 Taiga, 9740 Skogsbevuxen myr, 9030 Landhöjningsskog </w:t>
-      </w:r>
-      <w:r>
-        <w:t xml:space="preserve">och </w:t>
-      </w:r>
-      <w:r>
-        <w:rPr>
-          <w:i/>
-        </w:rPr>
-        <w:t>9040 Fjällbjörkskog</w:t>
-      </w:r>
-      <w:r>
-        <w:t xml:space="preserve"> samt ingår i Natura 2000 och är förtecknad i Bernkonventionen bilaga II (strikt skyddade djurarter) (SLU Artdatabanken, 2024; Skogsstyrelsen, 2016).</w:t>
-      </w:r>
-    </w:p>
-    <w:p>
-      <w:pPr>
-        <w:pStyle w:val="Heading2"/>
-      </w:pPr>
-      <w:r>
-        <w:t>Referenser – tretåig hackspett</w:t>
-      </w:r>
-    </w:p>
-    <w:p>
-      <w:r>
-        <w:t xml:space="preserve">Amcoff, M. &amp; Eriksson, P. 1996. </w:t>
-      </w:r>
-      <w:r>
-        <w:rPr>
-          <w:i/>
-        </w:rPr>
-        <w:t xml:space="preserve">Förekomst av tretåig hackspett Picoides tridactylus på bestånds- och landskapsnivå. </w:t>
-      </w:r>
-      <w:r>
-        <w:t>Ornis Svecica 6: 107–119.</w:t>
-      </w:r>
-    </w:p>
-    <w:p>
-      <w:r>
-        <w:t xml:space="preserve">Butler, R., Angelstam, P., Ekelund, P. &amp; Schlaeffer, R. 2004. </w:t>
-      </w:r>
-      <w:r>
-        <w:rPr>
-          <w:i/>
-        </w:rPr>
-        <w:t xml:space="preserve">Dead wood threshold values for the three-toed woodpecker presence in boreal and sub-Alpine forest. </w:t>
-      </w:r>
-      <w:r>
-        <w:t>Biological conservation 119(3): 305–318.</w:t>
-      </w:r>
-    </w:p>
-    <w:p>
-      <w:r>
-        <w:t xml:space="preserve">Imbeau, L. &amp; Desrochers, A. 2002. </w:t>
-      </w:r>
-      <w:r>
-        <w:rPr>
-          <w:i/>
-        </w:rPr>
-        <w:t xml:space="preserve">Foraging Ecology and Use of Drumming Trees by Three-Toed Woodpeckers. </w:t>
-      </w:r>
-      <w:r>
-        <w:t>The Journal of Wildlife Management. Vol. 66, No. 1 (Jan., 2002), pp. 222–231.</w:t>
-      </w:r>
-    </w:p>
-    <w:p>
-      <w:r>
-        <w:t xml:space="preserve">Pakkala, T., Hanski, I. &amp; Tomppo, E. 2002. </w:t>
-      </w:r>
-      <w:r>
-        <w:rPr>
-          <w:i/>
-        </w:rPr>
-        <w:t xml:space="preserve">Spatial ecology of the three-toed woodpecker in managed forest landscapes. </w:t>
-      </w:r>
-      <w:r>
-        <w:t>Silva Fennica 36(1): 279–288.</w:t>
-      </w:r>
-    </w:p>
-    <w:p>
-      <w:r>
-        <w:t xml:space="preserve">Skogsstyrelsen, 2016. </w:t>
-      </w:r>
-      <w:r>
-        <w:rPr>
-          <w:i/>
-        </w:rPr>
-        <w:t>Vägledning för hänsyn till fåglar – Tretåig hackspett.</w:t>
-      </w:r>
-    </w:p>
-    <w:p>
-      <w:r>
-        <w:t xml:space="preserve">SLU Artdatabanken, 2024. </w:t>
-      </w:r>
-      <w:r>
-        <w:rPr>
-          <w:i/>
-        </w:rPr>
-        <w:t xml:space="preserve">Artfaktablad. Naturvård – artfakta. </w:t>
-      </w:r>
-      <w:r>
-        <w:t>SLU Artdatabanken, Uppsala.</w:t>
-      </w:r>
-    </w:p>
-    <w:p>
-      <w:r>
-        <w:t xml:space="preserve">Stachura-Skierczynska, K., Tumiel, T. &amp; Skierczynski, M. 2009. </w:t>
-      </w:r>
-      <w:r>
-        <w:rPr>
-          <w:i/>
-        </w:rPr>
-        <w:t xml:space="preserve">Habitat prediction model for three-toed woodpecker and its implications for the conservation of biologically valuable forests. </w:t>
-      </w:r>
-      <w:r>
-        <w:t>Forest Ecology and Management 258(5): 697–703.</w:t>
-      </w:r>
-    </w:p>
-    <w:p>
-      <w:r>
-        <w:t xml:space="preserve">Virkkala, R. 1991. </w:t>
-      </w:r>
-      <w:r>
-        <w:rPr>
-          <w:i/>
-        </w:rPr>
-        <w:t xml:space="preserve">Population trends of forest birds in a Finnish Lapland landscape of large habitat blocks – Consequences of stochastic environmental variation or regional habitat alteration. </w:t>
-      </w:r>
-      <w:r>
-        <w:t>Biological conservation 56(2): 223–240.</w:t>
-      </w:r>
-    </w:p>
-    <w:p>
-      <w:r>
-        <w:t xml:space="preserve">Wesolowski, T., Czeszczewik, D. &amp; Rowinski, P. 2005. </w:t>
-      </w:r>
-      <w:r>
-        <w:rPr>
-          <w:i/>
-        </w:rPr>
-        <w:t xml:space="preserve">Effects of forest management on Three-toed Woodpecker Picoides tridactylus distribution in the Bialowieza Forest (NE Poland): conservation implications. </w:t>
-      </w:r>
-      <w:r>
-        <w:t>Acta Ornithologica 40(1): 53–60.</w:t>
       </w:r>
     </w:p>
     <w:sectPr>
@@ -2008,7 +1965,7 @@
     <w:r>
       <w:tab/>
       <w:tab/>
-      <w:t>2026-06-20</w:t>
+      <w:t>2026-06-21</w:t>
       <w:br/>
       <w:br/>
     </w:r>

--- a/klagomål/A 28153-2025 FSC-klagomål.docx
+++ b/klagomål/A 28153-2025 FSC-klagomål.docx
@@ -1965,7 +1965,7 @@
     <w:r>
       <w:tab/>
       <w:tab/>
-      <w:t>2026-06-21</w:t>
+      <w:t>2026-06-22</w:t>
       <w:br/>
       <w:br/>
     </w:r>

--- a/klagomål/A 28153-2025 FSC-klagomål.docx
+++ b/klagomål/A 28153-2025 FSC-klagomål.docx
@@ -1965,7 +1965,7 @@
     <w:r>
       <w:tab/>
       <w:tab/>
-      <w:t>2026-06-22</w:t>
+      <w:t>2026-06-23</w:t>
       <w:br/>
       <w:br/>
     </w:r>

--- a/klagomål/A 28153-2025 FSC-klagomål.docx
+++ b/klagomål/A 28153-2025 FSC-klagomål.docx
@@ -1965,7 +1965,7 @@
     <w:r>
       <w:tab/>
       <w:tab/>
-      <w:t>2026-06-23</w:t>
+      <w:t>2026-06-24</w:t>
       <w:br/>
       <w:br/>
     </w:r>

--- a/klagomål/A 28153-2025 FSC-klagomål.docx
+++ b/klagomål/A 28153-2025 FSC-klagomål.docx
@@ -1965,7 +1965,7 @@
     <w:r>
       <w:tab/>
       <w:tab/>
-      <w:t>2026-06-24</w:t>
+      <w:t>2026-06-25</w:t>
       <w:br/>
       <w:br/>
     </w:r>

--- a/klagomål/A 28153-2025 FSC-klagomål.docx
+++ b/klagomål/A 28153-2025 FSC-klagomål.docx
@@ -1965,7 +1965,7 @@
     <w:r>
       <w:tab/>
       <w:tab/>
-      <w:t>2026-06-25</w:t>
+      <w:t>2026-06-26</w:t>
       <w:br/>
       <w:br/>
     </w:r>

--- a/klagomål/A 28153-2025 FSC-klagomål.docx
+++ b/klagomål/A 28153-2025 FSC-klagomål.docx
@@ -1965,7 +1965,7 @@
     <w:r>
       <w:tab/>
       <w:tab/>
-      <w:t>2026-06-26</w:t>
+      <w:t>2026-06-27</w:t>
       <w:br/>
       <w:br/>
     </w:r>

--- a/klagomål/A 28153-2025 FSC-klagomål.docx
+++ b/klagomål/A 28153-2025 FSC-klagomål.docx
@@ -1965,7 +1965,7 @@
     <w:r>
       <w:tab/>
       <w:tab/>
-      <w:t>2026-06-27</w:t>
+      <w:t>2026-06-28</w:t>
       <w:br/>
       <w:br/>
     </w:r>

--- a/klagomål/A 28153-2025 FSC-klagomål.docx
+++ b/klagomål/A 28153-2025 FSC-klagomål.docx
@@ -1965,7 +1965,7 @@
     <w:r>
       <w:tab/>
       <w:tab/>
-      <w:t>2026-06-28</w:t>
+      <w:t>2026-06-29</w:t>
       <w:br/>
       <w:br/>
     </w:r>

--- a/klagomål/A 28153-2025 FSC-klagomål.docx
+++ b/klagomål/A 28153-2025 FSC-klagomål.docx
@@ -1965,7 +1965,7 @@
     <w:r>
       <w:tab/>
       <w:tab/>
-      <w:t>2026-06-29</w:t>
+      <w:t>2026-06-30</w:t>
       <w:br/>
       <w:br/>
     </w:r>

--- a/klagomål/A 28153-2025 FSC-klagomål.docx
+++ b/klagomål/A 28153-2025 FSC-klagomål.docx
@@ -1965,7 +1965,7 @@
     <w:r>
       <w:tab/>
       <w:tab/>
-      <w:t>2026-06-30</w:t>
+      <w:t>2026-07-01</w:t>
       <w:br/>
       <w:br/>
     </w:r>

--- a/klagomål/A 28153-2025 FSC-klagomål.docx
+++ b/klagomål/A 28153-2025 FSC-klagomål.docx
@@ -1965,7 +1965,7 @@
     <w:r>
       <w:tab/>
       <w:tab/>
-      <w:t>2026-07-01</w:t>
+      <w:t>2026-07-02</w:t>
       <w:br/>
       <w:br/>
     </w:r>

--- a/klagomål/A 28153-2025 FSC-klagomål.docx
+++ b/klagomål/A 28153-2025 FSC-klagomål.docx
@@ -1965,7 +1965,7 @@
     <w:r>
       <w:tab/>
       <w:tab/>
-      <w:t>2026-07-13</w:t>
+      <w:t>2026-07-14</w:t>
       <w:br/>
       <w:br/>
     </w:r>

--- a/klagomål/A 28153-2025 FSC-klagomål.docx
+++ b/klagomål/A 28153-2025 FSC-klagomål.docx
@@ -1965,7 +1965,7 @@
     <w:r>
       <w:tab/>
       <w:tab/>
-      <w:t>2026-07-14</w:t>
+      <w:t>2026-07-15</w:t>
       <w:br/>
       <w:br/>
     </w:r>

--- a/klagomål/A 28153-2025 FSC-klagomål.docx
+++ b/klagomål/A 28153-2025 FSC-klagomål.docx
@@ -1965,7 +1965,7 @@
     <w:r>
       <w:tab/>
       <w:tab/>
-      <w:t>2026-07-15</w:t>
+      <w:t>2026-07-16</w:t>
       <w:br/>
       <w:br/>
     </w:r>

--- a/klagomål/A 28153-2025 FSC-klagomål.docx
+++ b/klagomål/A 28153-2025 FSC-klagomål.docx
@@ -1965,7 +1965,7 @@
     <w:r>
       <w:tab/>
       <w:tab/>
-      <w:t>2026-07-16</w:t>
+      <w:t>2026-07-17</w:t>
       <w:br/>
       <w:br/>
     </w:r>

--- a/klagomål/A 28153-2025 FSC-klagomål.docx
+++ b/klagomål/A 28153-2025 FSC-klagomål.docx
@@ -1965,7 +1965,7 @@
     <w:r>
       <w:tab/>
       <w:tab/>
-      <w:t>2026-07-17</w:t>
+      <w:t>2026-07-18</w:t>
       <w:br/>
       <w:br/>
     </w:r>

--- a/klagomål/A 28153-2025 FSC-klagomål.docx
+++ b/klagomål/A 28153-2025 FSC-klagomål.docx
@@ -1965,7 +1965,7 @@
     <w:r>
       <w:tab/>
       <w:tab/>
-      <w:t>2026-07-18</w:t>
+      <w:t>2026-07-19</w:t>
       <w:br/>
       <w:br/>
     </w:r>

--- a/klagomål/A 28153-2025 FSC-klagomål.docx
+++ b/klagomål/A 28153-2025 FSC-klagomål.docx
@@ -1965,7 +1965,7 @@
     <w:r>
       <w:tab/>
       <w:tab/>
-      <w:t>2026-07-19</w:t>
+      <w:t>2026-07-20</w:t>
       <w:br/>
       <w:br/>
     </w:r>

--- a/klagomål/A 28153-2025 FSC-klagomål.docx
+++ b/klagomål/A 28153-2025 FSC-klagomål.docx
@@ -1965,7 +1965,7 @@
     <w:r>
       <w:tab/>
       <w:tab/>
-      <w:t>2026-07-20</w:t>
+      <w:t>2026-07-21</w:t>
       <w:br/>
       <w:br/>
     </w:r>

--- a/klagomål/A 28153-2025 FSC-klagomål.docx
+++ b/klagomål/A 28153-2025 FSC-klagomål.docx
@@ -1965,7 +1965,7 @@
     <w:r>
       <w:tab/>
       <w:tab/>
-      <w:t>2026-07-21</w:t>
+      <w:t>2026-07-22</w:t>
       <w:br/>
       <w:br/>
     </w:r>

--- a/klagomål/A 28153-2025 FSC-klagomål.docx
+++ b/klagomål/A 28153-2025 FSC-klagomål.docx
@@ -1965,7 +1965,7 @@
     <w:r>
       <w:tab/>
       <w:tab/>
-      <w:t>2026-07-22</w:t>
+      <w:t>2026-07-23</w:t>
       <w:br/>
       <w:br/>
     </w:r>
